--- a/SubQuery.docx
+++ b/SubQuery.docx
@@ -175,21 +175,7 @@
           <w:rFonts w:eastAsia="Times New Roman" w:cstheme="minorHAnsi"/>
           <w:lang w:eastAsia="en-IN"/>
         </w:rPr>
-        <w:t xml:space="preserve">A </w:t>
-      </w:r>
-      <w:r>
-        <w:rPr>
-          <w:rFonts w:eastAsia="Times New Roman" w:cstheme="minorHAnsi"/>
-          <w:lang w:eastAsia="en-IN"/>
-        </w:rPr>
-        <w:t>SELECT</w:t>
-      </w:r>
-      <w:r>
-        <w:rPr>
-          <w:rFonts w:eastAsia="Times New Roman" w:cstheme="minorHAnsi"/>
-          <w:lang w:eastAsia="en-IN"/>
-        </w:rPr>
-        <w:t xml:space="preserve"> statement</w:t>
+        <w:t>A SELECT statement</w:t>
       </w:r>
     </w:p>
     <w:p>
@@ -245,14 +231,7 @@
           <w:rFonts w:eastAsia="Times New Roman" w:cstheme="minorHAnsi"/>
           <w:lang w:eastAsia="en-IN"/>
         </w:rPr>
-        <w:t xml:space="preserve">Enclosed in parentheses </w:t>
-      </w:r>
-      <w:r>
-        <w:rPr>
-          <w:rFonts w:eastAsia="Times New Roman" w:cstheme="minorHAnsi"/>
-          <w:lang w:eastAsia="en-IN"/>
-        </w:rPr>
-        <w:t>( )</w:t>
+        <w:t>Enclosed in parentheses ( )</w:t>
       </w:r>
     </w:p>
     <w:p>
@@ -2259,14 +2238,7 @@
           <w:rFonts w:eastAsia="Times New Roman" w:cstheme="minorHAnsi"/>
           <w:lang w:eastAsia="en-IN"/>
         </w:rPr>
-        <w:t>IN</w:t>
-      </w:r>
-      <w:r>
-        <w:rPr>
-          <w:rFonts w:eastAsia="Times New Roman" w:cstheme="minorHAnsi"/>
-          <w:lang w:eastAsia="en-IN"/>
-        </w:rPr>
-        <w:t xml:space="preserve"> matches any of them</w:t>
+        <w:t>IN matches any of them</w:t>
       </w:r>
     </w:p>
     <w:p>
@@ -2334,47 +2306,17 @@
         <w:spacing w:after="0" w:line="240" w:lineRule="auto"/>
         <w:rPr>
           <w:rFonts w:eastAsia="Times New Roman" w:cstheme="minorHAnsi"/>
-          <w:lang w:eastAsia="en-IN"/>
-        </w:rPr>
-      </w:pPr>
-      <w:r>
-        <w:rPr>
-          <w:rFonts w:eastAsia="Times New Roman" w:cstheme="minorHAnsi"/>
-          <w:lang w:eastAsia="en-IN"/>
-        </w:rPr>
-        <w:t xml:space="preserve">Find average salary per department, </w:t>
-      </w:r>
-      <w:proofErr w:type="gramStart"/>
-      <w:r>
-        <w:rPr>
-          <w:rFonts w:eastAsia="Times New Roman" w:cstheme="minorHAnsi"/>
-          <w:lang w:eastAsia="en-IN"/>
-        </w:rPr>
-        <w:t>then</w:t>
-      </w:r>
-      <w:proofErr w:type="gramEnd"/>
-      <w:r>
-        <w:rPr>
-          <w:rFonts w:eastAsia="Times New Roman" w:cstheme="minorHAnsi"/>
-          <w:lang w:eastAsia="en-IN"/>
-        </w:rPr>
-        <w:t xml:space="preserve"> filter departments with </w:t>
-      </w:r>
-      <w:proofErr w:type="spellStart"/>
-      <w:r>
-        <w:rPr>
-          <w:rFonts w:eastAsia="Times New Roman" w:cstheme="minorHAnsi"/>
-          <w:lang w:eastAsia="en-IN"/>
-        </w:rPr>
-        <w:t>avg</w:t>
-      </w:r>
-      <w:proofErr w:type="spellEnd"/>
-      <w:r>
-        <w:rPr>
-          <w:rFonts w:eastAsia="Times New Roman" w:cstheme="minorHAnsi"/>
-          <w:lang w:eastAsia="en-IN"/>
-        </w:rPr>
-        <w:t xml:space="preserve"> salary &gt; 60000.</w:t>
+          <w:noProof/>
+          <w:lang w:eastAsia="en-IN"/>
+        </w:rPr>
+      </w:pPr>
+      <w:r>
+        <w:rPr>
+          <w:rFonts w:eastAsia="Times New Roman" w:cstheme="minorHAnsi"/>
+          <w:noProof/>
+          <w:lang w:eastAsia="en-IN"/>
+        </w:rPr>
+        <w:t>Find average salary per department, then filter departments with avg salary &gt; 60000.</w:t>
       </w:r>
     </w:p>
     <w:p>
@@ -2385,14 +2327,16 @@
           <w:rFonts w:eastAsia="Times New Roman" w:cstheme="minorHAnsi"/>
           <w:b/>
           <w:bCs/>
-          <w:lang w:eastAsia="en-IN"/>
-        </w:rPr>
-      </w:pPr>
-      <w:r>
-        <w:rPr>
-          <w:rFonts w:eastAsia="Times New Roman" w:cstheme="minorHAnsi"/>
-          <w:b/>
-          <w:bCs/>
+          <w:noProof/>
+          <w:lang w:eastAsia="en-IN"/>
+        </w:rPr>
+      </w:pPr>
+      <w:r>
+        <w:rPr>
+          <w:rFonts w:eastAsia="Times New Roman" w:cstheme="minorHAnsi"/>
+          <w:b/>
+          <w:bCs/>
+          <w:noProof/>
           <w:lang w:eastAsia="en-IN"/>
         </w:rPr>
         <w:t>Step 1: Inner query</w:t>
@@ -2421,41 +2365,18 @@
         <w:spacing w:after="0" w:line="240" w:lineRule="auto"/>
         <w:rPr>
           <w:rFonts w:eastAsia="Times New Roman" w:cstheme="minorHAnsi"/>
-          <w:lang w:eastAsia="en-IN"/>
-        </w:rPr>
-      </w:pPr>
-      <w:r>
-        <w:rPr>
-          <w:rFonts w:eastAsia="Times New Roman" w:cstheme="minorHAnsi"/>
-          <w:lang w:eastAsia="en-IN"/>
-        </w:rPr>
-        <w:t xml:space="preserve">SELECT department, </w:t>
-      </w:r>
-      <w:proofErr w:type="gramStart"/>
-      <w:r>
-        <w:rPr>
-          <w:rFonts w:eastAsia="Times New Roman" w:cstheme="minorHAnsi"/>
-          <w:lang w:eastAsia="en-IN"/>
-        </w:rPr>
-        <w:t>AVG(</w:t>
-      </w:r>
-      <w:proofErr w:type="gramEnd"/>
-      <w:r>
-        <w:rPr>
-          <w:rFonts w:eastAsia="Times New Roman" w:cstheme="minorHAnsi"/>
-          <w:lang w:eastAsia="en-IN"/>
-        </w:rPr>
-        <w:t xml:space="preserve">salary) AS </w:t>
-      </w:r>
-      <w:proofErr w:type="spellStart"/>
-      <w:r>
-        <w:rPr>
-          <w:rFonts w:eastAsia="Times New Roman" w:cstheme="minorHAnsi"/>
-          <w:lang w:eastAsia="en-IN"/>
-        </w:rPr>
-        <w:t>avg_salary</w:t>
-      </w:r>
-      <w:proofErr w:type="spellEnd"/>
+          <w:noProof/>
+          <w:lang w:eastAsia="en-IN"/>
+        </w:rPr>
+      </w:pPr>
+      <w:r>
+        <w:rPr>
+          <w:rFonts w:eastAsia="Times New Roman" w:cstheme="minorHAnsi"/>
+          <w:noProof/>
+          <w:lang w:eastAsia="en-IN"/>
+        </w:rPr>
+        <w:t>SELECT department, AVG(salary) AS avg_salary</w:t>
+      </w:r>
     </w:p>
     <w:p>
       <w:pPr>
@@ -2480,12 +2401,14 @@
         <w:spacing w:after="0" w:line="240" w:lineRule="auto"/>
         <w:rPr>
           <w:rFonts w:eastAsia="Times New Roman" w:cstheme="minorHAnsi"/>
-          <w:lang w:eastAsia="en-IN"/>
-        </w:rPr>
-      </w:pPr>
-      <w:r>
-        <w:rPr>
-          <w:rFonts w:eastAsia="Times New Roman" w:cstheme="minorHAnsi"/>
+          <w:noProof/>
+          <w:lang w:eastAsia="en-IN"/>
+        </w:rPr>
+      </w:pPr>
+      <w:r>
+        <w:rPr>
+          <w:rFonts w:eastAsia="Times New Roman" w:cstheme="minorHAnsi"/>
+          <w:noProof/>
           <w:lang w:eastAsia="en-IN"/>
         </w:rPr>
         <w:t>FROM employees</w:t>
@@ -2514,12 +2437,14 @@
         <w:spacing w:after="0" w:line="240" w:lineRule="auto"/>
         <w:rPr>
           <w:rFonts w:eastAsia="Times New Roman" w:cstheme="minorHAnsi"/>
-          <w:lang w:eastAsia="en-IN"/>
-        </w:rPr>
-      </w:pPr>
-      <w:r>
-        <w:rPr>
-          <w:rFonts w:eastAsia="Times New Roman" w:cstheme="minorHAnsi"/>
+          <w:noProof/>
+          <w:lang w:eastAsia="en-IN"/>
+        </w:rPr>
+      </w:pPr>
+      <w:r>
+        <w:rPr>
+          <w:rFonts w:eastAsia="Times New Roman" w:cstheme="minorHAnsi"/>
+          <w:noProof/>
           <w:lang w:eastAsia="en-IN"/>
         </w:rPr>
         <w:t>GROUP BY department;</w:t>
@@ -2530,12 +2455,14 @@
         <w:spacing w:after="0" w:line="240" w:lineRule="auto"/>
         <w:rPr>
           <w:rFonts w:eastAsia="Times New Roman" w:cstheme="minorHAnsi"/>
-          <w:lang w:eastAsia="en-IN"/>
-        </w:rPr>
-      </w:pPr>
-      <w:r>
-        <w:rPr>
-          <w:rFonts w:eastAsia="Times New Roman" w:cstheme="minorHAnsi"/>
+          <w:noProof/>
+          <w:lang w:eastAsia="en-IN"/>
+        </w:rPr>
+      </w:pPr>
+      <w:r>
+        <w:rPr>
+          <w:rFonts w:eastAsia="Times New Roman" w:cstheme="minorHAnsi"/>
+          <w:noProof/>
           <w:lang w:eastAsia="en-IN"/>
         </w:rPr>
         <w:pict>
@@ -2551,14 +2478,16 @@
           <w:rFonts w:eastAsia="Times New Roman" w:cstheme="minorHAnsi"/>
           <w:b/>
           <w:bCs/>
-          <w:lang w:eastAsia="en-IN"/>
-        </w:rPr>
-      </w:pPr>
-      <w:r>
-        <w:rPr>
-          <w:rFonts w:eastAsia="Times New Roman" w:cstheme="minorHAnsi"/>
-          <w:b/>
-          <w:bCs/>
+          <w:noProof/>
+          <w:lang w:eastAsia="en-IN"/>
+        </w:rPr>
+      </w:pPr>
+      <w:r>
+        <w:rPr>
+          <w:rFonts w:eastAsia="Times New Roman" w:cstheme="minorHAnsi"/>
+          <w:b/>
+          <w:bCs/>
+          <w:noProof/>
           <w:lang w:eastAsia="en-IN"/>
         </w:rPr>
         <w:t>Step 2: Use it as a table</w:t>
@@ -2587,12 +2516,14 @@
         <w:spacing w:after="0" w:line="240" w:lineRule="auto"/>
         <w:rPr>
           <w:rFonts w:eastAsia="Times New Roman" w:cstheme="minorHAnsi"/>
-          <w:lang w:eastAsia="en-IN"/>
-        </w:rPr>
-      </w:pPr>
-      <w:r>
-        <w:rPr>
-          <w:rFonts w:eastAsia="Times New Roman" w:cstheme="minorHAnsi"/>
+          <w:noProof/>
+          <w:lang w:eastAsia="en-IN"/>
+        </w:rPr>
+      </w:pPr>
+      <w:r>
+        <w:rPr>
+          <w:rFonts w:eastAsia="Times New Roman" w:cstheme="minorHAnsi"/>
+          <w:noProof/>
           <w:lang w:eastAsia="en-IN"/>
         </w:rPr>
         <w:t>SELECT *</w:t>
@@ -2621,12 +2552,14 @@
         <w:spacing w:after="0" w:line="240" w:lineRule="auto"/>
         <w:rPr>
           <w:rFonts w:eastAsia="Times New Roman" w:cstheme="minorHAnsi"/>
-          <w:lang w:eastAsia="en-IN"/>
-        </w:rPr>
-      </w:pPr>
-      <w:r>
-        <w:rPr>
-          <w:rFonts w:eastAsia="Times New Roman" w:cstheme="minorHAnsi"/>
+          <w:noProof/>
+          <w:lang w:eastAsia="en-IN"/>
+        </w:rPr>
+      </w:pPr>
+      <w:r>
+        <w:rPr>
+          <w:rFonts w:eastAsia="Times New Roman" w:cstheme="minorHAnsi"/>
+          <w:noProof/>
           <w:lang w:eastAsia="en-IN"/>
         </w:rPr>
         <w:t>FROM (</w:t>
@@ -2655,41 +2588,18 @@
         <w:spacing w:after="0" w:line="240" w:lineRule="auto"/>
         <w:rPr>
           <w:rFonts w:eastAsia="Times New Roman" w:cstheme="minorHAnsi"/>
-          <w:lang w:eastAsia="en-IN"/>
-        </w:rPr>
-      </w:pPr>
-      <w:r>
-        <w:rPr>
-          <w:rFonts w:eastAsia="Times New Roman" w:cstheme="minorHAnsi"/>
-          <w:lang w:eastAsia="en-IN"/>
-        </w:rPr>
-        <w:t xml:space="preserve">    SELECT department, </w:t>
-      </w:r>
-      <w:proofErr w:type="gramStart"/>
-      <w:r>
-        <w:rPr>
-          <w:rFonts w:eastAsia="Times New Roman" w:cstheme="minorHAnsi"/>
-          <w:lang w:eastAsia="en-IN"/>
-        </w:rPr>
-        <w:t>AVG(</w:t>
-      </w:r>
-      <w:proofErr w:type="gramEnd"/>
-      <w:r>
-        <w:rPr>
-          <w:rFonts w:eastAsia="Times New Roman" w:cstheme="minorHAnsi"/>
-          <w:lang w:eastAsia="en-IN"/>
-        </w:rPr>
-        <w:t xml:space="preserve">salary) AS </w:t>
-      </w:r>
-      <w:proofErr w:type="spellStart"/>
-      <w:r>
-        <w:rPr>
-          <w:rFonts w:eastAsia="Times New Roman" w:cstheme="minorHAnsi"/>
-          <w:lang w:eastAsia="en-IN"/>
-        </w:rPr>
-        <w:t>avg_salary</w:t>
-      </w:r>
-      <w:proofErr w:type="spellEnd"/>
+          <w:noProof/>
+          <w:lang w:eastAsia="en-IN"/>
+        </w:rPr>
+      </w:pPr>
+      <w:r>
+        <w:rPr>
+          <w:rFonts w:eastAsia="Times New Roman" w:cstheme="minorHAnsi"/>
+          <w:noProof/>
+          <w:lang w:eastAsia="en-IN"/>
+        </w:rPr>
+        <w:t xml:space="preserve">    SELECT department, AVG(salary) AS avg_salary</w:t>
+      </w:r>
     </w:p>
     <w:p>
       <w:pPr>
@@ -2714,12 +2624,14 @@
         <w:spacing w:after="0" w:line="240" w:lineRule="auto"/>
         <w:rPr>
           <w:rFonts w:eastAsia="Times New Roman" w:cstheme="minorHAnsi"/>
-          <w:lang w:eastAsia="en-IN"/>
-        </w:rPr>
-      </w:pPr>
-      <w:r>
-        <w:rPr>
-          <w:rFonts w:eastAsia="Times New Roman" w:cstheme="minorHAnsi"/>
+          <w:noProof/>
+          <w:lang w:eastAsia="en-IN"/>
+        </w:rPr>
+      </w:pPr>
+      <w:r>
+        <w:rPr>
+          <w:rFonts w:eastAsia="Times New Roman" w:cstheme="minorHAnsi"/>
+          <w:noProof/>
           <w:lang w:eastAsia="en-IN"/>
         </w:rPr>
         <w:t xml:space="preserve">    FROM employees</w:t>
@@ -2748,12 +2660,14 @@
         <w:spacing w:after="0" w:line="240" w:lineRule="auto"/>
         <w:rPr>
           <w:rFonts w:eastAsia="Times New Roman" w:cstheme="minorHAnsi"/>
-          <w:lang w:eastAsia="en-IN"/>
-        </w:rPr>
-      </w:pPr>
-      <w:r>
-        <w:rPr>
-          <w:rFonts w:eastAsia="Times New Roman" w:cstheme="minorHAnsi"/>
+          <w:noProof/>
+          <w:lang w:eastAsia="en-IN"/>
+        </w:rPr>
+      </w:pPr>
+      <w:r>
+        <w:rPr>
+          <w:rFonts w:eastAsia="Times New Roman" w:cstheme="minorHAnsi"/>
+          <w:noProof/>
           <w:lang w:eastAsia="en-IN"/>
         </w:rPr>
         <w:t xml:space="preserve">    GROUP BY department</w:t>
@@ -2782,12 +2696,14 @@
         <w:spacing w:after="0" w:line="240" w:lineRule="auto"/>
         <w:rPr>
           <w:rFonts w:eastAsia="Times New Roman" w:cstheme="minorHAnsi"/>
-          <w:lang w:eastAsia="en-IN"/>
-        </w:rPr>
-      </w:pPr>
-      <w:r>
-        <w:rPr>
-          <w:rFonts w:eastAsia="Times New Roman" w:cstheme="minorHAnsi"/>
+          <w:noProof/>
+          <w:lang w:eastAsia="en-IN"/>
+        </w:rPr>
+      </w:pPr>
+      <w:r>
+        <w:rPr>
+          <w:rFonts w:eastAsia="Times New Roman" w:cstheme="minorHAnsi"/>
+          <w:noProof/>
           <w:lang w:eastAsia="en-IN"/>
         </w:rPr>
         <w:t>) t</w:t>
@@ -2816,31 +2732,17 @@
         <w:spacing w:after="0" w:line="240" w:lineRule="auto"/>
         <w:rPr>
           <w:rFonts w:eastAsia="Times New Roman" w:cstheme="minorHAnsi"/>
-          <w:lang w:eastAsia="en-IN"/>
-        </w:rPr>
-      </w:pPr>
-      <w:r>
-        <w:rPr>
-          <w:rFonts w:eastAsia="Times New Roman" w:cstheme="minorHAnsi"/>
-          <w:lang w:eastAsia="en-IN"/>
-        </w:rPr>
-        <w:t xml:space="preserve">WHERE </w:t>
-      </w:r>
-      <w:proofErr w:type="spellStart"/>
-      <w:r>
-        <w:rPr>
-          <w:rFonts w:eastAsia="Times New Roman" w:cstheme="minorHAnsi"/>
-          <w:lang w:eastAsia="en-IN"/>
-        </w:rPr>
-        <w:t>avg_salary</w:t>
-      </w:r>
-      <w:proofErr w:type="spellEnd"/>
-      <w:r>
-        <w:rPr>
-          <w:rFonts w:eastAsia="Times New Roman" w:cstheme="minorHAnsi"/>
-          <w:lang w:eastAsia="en-IN"/>
-        </w:rPr>
-        <w:t xml:space="preserve"> &gt; 60000;</w:t>
+          <w:noProof/>
+          <w:lang w:eastAsia="en-IN"/>
+        </w:rPr>
+      </w:pPr>
+      <w:r>
+        <w:rPr>
+          <w:rFonts w:eastAsia="Times New Roman" w:cstheme="minorHAnsi"/>
+          <w:noProof/>
+          <w:lang w:eastAsia="en-IN"/>
+        </w:rPr>
+        <w:t>WHERE avg_salary &gt; 60000;</w:t>
       </w:r>
     </w:p>
     <w:p>
@@ -2851,14 +2753,16 @@
           <w:rFonts w:eastAsia="Times New Roman" w:cstheme="minorHAnsi"/>
           <w:b/>
           <w:bCs/>
-          <w:lang w:eastAsia="en-IN"/>
-        </w:rPr>
-      </w:pPr>
-      <w:r>
-        <w:rPr>
-          <w:rFonts w:eastAsia="Times New Roman" w:cstheme="minorHAnsi"/>
-          <w:b/>
-          <w:bCs/>
+          <w:noProof/>
+          <w:lang w:eastAsia="en-IN"/>
+        </w:rPr>
+      </w:pPr>
+      <w:r>
+        <w:rPr>
+          <w:rFonts w:eastAsia="Times New Roman" w:cstheme="minorHAnsi"/>
+          <w:b/>
+          <w:bCs/>
+          <w:noProof/>
           <w:lang w:eastAsia="en-IN"/>
         </w:rPr>
         <w:t>Important Rule</w:t>
@@ -2869,35 +2773,24 @@
         <w:spacing w:after="0" w:line="240" w:lineRule="auto"/>
         <w:rPr>
           <w:rFonts w:eastAsia="Times New Roman" w:cstheme="minorHAnsi"/>
-          <w:lang w:eastAsia="en-IN"/>
-        </w:rPr>
-      </w:pPr>
-      <w:r>
-        <w:rPr>
-          <w:rFonts w:eastAsia="Times New Roman" w:cstheme="minorHAnsi"/>
-          <w:lang w:eastAsia="en-IN"/>
-        </w:rPr>
-        <w:t xml:space="preserve">A subquery in </w:t>
-      </w:r>
-      <w:r>
-        <w:rPr>
-          <w:rFonts w:eastAsia="Times New Roman" w:cstheme="minorHAnsi"/>
-          <w:lang w:eastAsia="en-IN"/>
-        </w:rPr>
-        <w:t>FROM</w:t>
-      </w:r>
-      <w:r>
-        <w:rPr>
-          <w:rFonts w:eastAsia="Times New Roman" w:cstheme="minorHAnsi"/>
-          <w:lang w:eastAsia="en-IN"/>
-        </w:rPr>
-        <w:t xml:space="preserve"> </w:t>
-      </w:r>
-      <w:r>
-        <w:rPr>
-          <w:rFonts w:eastAsia="Times New Roman" w:cstheme="minorHAnsi"/>
-          <w:b/>
-          <w:bCs/>
+          <w:noProof/>
+          <w:lang w:eastAsia="en-IN"/>
+        </w:rPr>
+      </w:pPr>
+      <w:r>
+        <w:rPr>
+          <w:rFonts w:eastAsia="Times New Roman" w:cstheme="minorHAnsi"/>
+          <w:noProof/>
+          <w:lang w:eastAsia="en-IN"/>
+        </w:rPr>
+        <w:t xml:space="preserve">A subquery in FROM </w:t>
+      </w:r>
+      <w:r>
+        <w:rPr>
+          <w:rFonts w:eastAsia="Times New Roman" w:cstheme="minorHAnsi"/>
+          <w:b/>
+          <w:bCs/>
+          <w:noProof/>
           <w:lang w:eastAsia="en-IN"/>
         </w:rPr>
         <w:t>must have an alias</w:t>
@@ -2905,32 +2798,10 @@
       <w:r>
         <w:rPr>
           <w:rFonts w:eastAsia="Times New Roman" w:cstheme="minorHAnsi"/>
-          <w:lang w:eastAsia="en-IN"/>
-        </w:rPr>
-        <w:t xml:space="preserve"> (</w:t>
-      </w:r>
-      <w:proofErr w:type="spellStart"/>
-      <w:r>
-        <w:rPr>
-          <w:rFonts w:eastAsia="Times New Roman" w:cstheme="minorHAnsi"/>
-          <w:lang w:eastAsia="en-IN"/>
-        </w:rPr>
-        <w:t>t</w:t>
-      </w:r>
-      <w:r>
-        <w:rPr>
-          <w:rFonts w:eastAsia="Times New Roman" w:cstheme="minorHAnsi"/>
-          <w:lang w:eastAsia="en-IN"/>
-        </w:rPr>
-        <w:t xml:space="preserve"> here</w:t>
-      </w:r>
-      <w:proofErr w:type="spellEnd"/>
-      <w:r>
-        <w:rPr>
-          <w:rFonts w:eastAsia="Times New Roman" w:cstheme="minorHAnsi"/>
-          <w:lang w:eastAsia="en-IN"/>
-        </w:rPr>
-        <w:t>).</w:t>
+          <w:noProof/>
+          <w:lang w:eastAsia="en-IN"/>
+        </w:rPr>
+        <w:t xml:space="preserve"> (t here).</w:t>
       </w:r>
     </w:p>
     <w:p>
@@ -2962,14 +2833,25 @@
           <w:lang w:eastAsia="en-IN"/>
         </w:rPr>
       </w:pPr>
-      <w:r>
-        <w:rPr>
-          <w:rFonts w:eastAsia="Times New Roman" w:cstheme="minorHAnsi"/>
-          <w:b/>
-          <w:bCs/>
-          <w:lang w:eastAsia="en-IN"/>
-        </w:rPr>
-        <w:t xml:space="preserve">Subquery </w:t>
+      <w:proofErr w:type="spellStart"/>
+      <w:r>
+        <w:rPr>
+          <w:rFonts w:eastAsia="Times New Roman" w:cstheme="minorHAnsi"/>
+          <w:b/>
+          <w:bCs/>
+          <w:lang w:eastAsia="en-IN"/>
+        </w:rPr>
+        <w:t>Subquery</w:t>
+      </w:r>
+      <w:proofErr w:type="spellEnd"/>
+      <w:r>
+        <w:rPr>
+          <w:rFonts w:eastAsia="Times New Roman" w:cstheme="minorHAnsi"/>
+          <w:b/>
+          <w:bCs/>
+          <w:lang w:eastAsia="en-IN"/>
+        </w:rPr>
+        <w:t xml:space="preserve"> </w:t>
       </w:r>
       <w:proofErr w:type="spellStart"/>
       <w:r>
@@ -3278,35 +3160,7 @@
           <w:rFonts w:eastAsia="Times New Roman" w:cstheme="minorHAnsi"/>
           <w:lang w:eastAsia="en-IN"/>
         </w:rPr>
-        <w:t xml:space="preserve">Using </w:t>
-      </w:r>
-      <w:r>
-        <w:rPr>
-          <w:rFonts w:eastAsia="Times New Roman" w:cstheme="minorHAnsi"/>
-          <w:lang w:eastAsia="en-IN"/>
-        </w:rPr>
-        <w:t>=</w:t>
-      </w:r>
-      <w:r>
-        <w:rPr>
-          <w:rFonts w:eastAsia="Times New Roman" w:cstheme="minorHAnsi"/>
-          <w:lang w:eastAsia="en-IN"/>
-        </w:rPr>
-        <w:t xml:space="preserve"> instead of </w:t>
-      </w:r>
-      <w:r>
-        <w:rPr>
-          <w:rFonts w:eastAsia="Times New Roman" w:cstheme="minorHAnsi"/>
-          <w:lang w:eastAsia="en-IN"/>
-        </w:rPr>
-        <w:t>IN</w:t>
-      </w:r>
-      <w:r>
-        <w:rPr>
-          <w:rFonts w:eastAsia="Times New Roman" w:cstheme="minorHAnsi"/>
-          <w:lang w:eastAsia="en-IN"/>
-        </w:rPr>
-        <w:t xml:space="preserve"> for multi-row subquery</w:t>
+        <w:t>Using = instead of IN for multi-row subquery</w:t>
       </w:r>
     </w:p>
     <w:p>
@@ -3692,12 +3546,21 @@
           <w:lang w:eastAsia="en-IN"/>
         </w:rPr>
       </w:pPr>
-      <w:r>
-        <w:rPr>
-          <w:rFonts w:eastAsia="Times New Roman" w:cstheme="minorHAnsi"/>
-          <w:lang w:eastAsia="en-IN"/>
-        </w:rPr>
-        <w:t xml:space="preserve">Subquery </w:t>
+      <w:proofErr w:type="spellStart"/>
+      <w:r>
+        <w:rPr>
+          <w:rFonts w:eastAsia="Times New Roman" w:cstheme="minorHAnsi"/>
+          <w:lang w:eastAsia="en-IN"/>
+        </w:rPr>
+        <w:t>Subquery</w:t>
+      </w:r>
+      <w:proofErr w:type="spellEnd"/>
+      <w:r>
+        <w:rPr>
+          <w:rFonts w:eastAsia="Times New Roman" w:cstheme="minorHAnsi"/>
+          <w:lang w:eastAsia="en-IN"/>
+        </w:rPr>
+        <w:t xml:space="preserve"> </w:t>
       </w:r>
       <w:proofErr w:type="spellStart"/>
       <w:r>
@@ -3905,6 +3768,8 @@
           <w:b/>
           <w:bCs/>
           <w:kern w:val="36"/>
+          <w:sz w:val="32"/>
+          <w:szCs w:val="32"/>
           <w:lang w:eastAsia="en-IN"/>
         </w:rPr>
       </w:pPr>
@@ -3914,6 +3779,8 @@
           <w:b/>
           <w:bCs/>
           <w:kern w:val="36"/>
+          <w:sz w:val="32"/>
+          <w:szCs w:val="32"/>
           <w:highlight w:val="magenta"/>
           <w:lang w:eastAsia="en-IN"/>
         </w:rPr>
@@ -3923,6 +3790,21 @@
     <w:p>
       <w:pPr>
         <w:spacing w:after="0" w:line="240" w:lineRule="auto"/>
+        <w:outlineLvl w:val="0"/>
+        <w:rPr>
+          <w:rFonts w:eastAsia="Times New Roman" w:cstheme="minorHAnsi"/>
+          <w:b/>
+          <w:bCs/>
+          <w:kern w:val="36"/>
+          <w:sz w:val="32"/>
+          <w:szCs w:val="32"/>
+          <w:lang w:eastAsia="en-IN"/>
+        </w:rPr>
+      </w:pPr>
+    </w:p>
+    <w:p>
+      <w:pPr>
+        <w:spacing w:after="0" w:line="240" w:lineRule="auto"/>
         <w:outlineLvl w:val="1"/>
         <w:rPr>
           <w:rFonts w:eastAsia="Times New Roman" w:cstheme="minorHAnsi"/>
@@ -3949,6 +3831,15 @@
           <w:lang w:eastAsia="en-IN"/>
         </w:rPr>
       </w:pPr>
+    </w:p>
+    <w:p>
+      <w:pPr>
+        <w:spacing w:after="0" w:line="240" w:lineRule="auto"/>
+        <w:rPr>
+          <w:rFonts w:eastAsia="Times New Roman" w:cstheme="minorHAnsi"/>
+          <w:lang w:eastAsia="en-IN"/>
+        </w:rPr>
+      </w:pPr>
       <w:r>
         <w:rPr>
           <w:rFonts w:eastAsia="Times New Roman" w:cstheme="minorHAnsi"/>
@@ -3963,7 +3854,17 @@
           <w:bCs/>
           <w:lang w:eastAsia="en-IN"/>
         </w:rPr>
-        <w:t>correlated subquery</w:t>
+        <w:t xml:space="preserve">correlated </w:t>
+      </w:r>
+      <w:r>
+        <w:rPr>
+          <w:rFonts w:eastAsia="Times New Roman" w:cstheme="minorHAnsi"/>
+          <w:b/>
+          <w:bCs/>
+          <w:noProof/>
+          <w:lang w:eastAsia="en-IN"/>
+        </w:rPr>
+        <w:t>subquery</w:t>
       </w:r>
       <w:r>
         <w:rPr>
@@ -4068,12 +3969,14 @@
         <w:spacing w:after="0" w:line="240" w:lineRule="auto"/>
         <w:rPr>
           <w:rFonts w:eastAsia="Times New Roman" w:cstheme="minorHAnsi"/>
-          <w:lang w:eastAsia="en-IN"/>
-        </w:rPr>
-      </w:pPr>
-      <w:r>
-        <w:rPr>
-          <w:rFonts w:eastAsia="Times New Roman" w:cstheme="minorHAnsi"/>
+          <w:noProof/>
+          <w:lang w:eastAsia="en-IN"/>
+        </w:rPr>
+      </w:pPr>
+      <w:r>
+        <w:rPr>
+          <w:rFonts w:eastAsia="Times New Roman" w:cstheme="minorHAnsi"/>
+          <w:noProof/>
           <w:lang w:eastAsia="en-IN"/>
         </w:rPr>
         <w:pict>
@@ -4089,37 +3992,19 @@
           <w:rFonts w:eastAsia="Times New Roman" w:cstheme="minorHAnsi"/>
           <w:b/>
           <w:bCs/>
-          <w:lang w:eastAsia="en-IN"/>
-        </w:rPr>
-      </w:pPr>
-      <w:r>
-        <w:rPr>
-          <w:rFonts w:eastAsia="Times New Roman" w:cstheme="minorHAnsi"/>
-          <w:b/>
-          <w:bCs/>
-          <w:lang w:eastAsia="en-IN"/>
-        </w:rPr>
-        <w:t xml:space="preserve">Difference </w:t>
-      </w:r>
-      <w:proofErr w:type="gramStart"/>
-      <w:r>
-        <w:rPr>
-          <w:rFonts w:eastAsia="Times New Roman" w:cstheme="minorHAnsi"/>
-          <w:b/>
-          <w:bCs/>
-          <w:lang w:eastAsia="en-IN"/>
-        </w:rPr>
-        <w:t>Between</w:t>
-      </w:r>
-      <w:proofErr w:type="gramEnd"/>
-      <w:r>
-        <w:rPr>
-          <w:rFonts w:eastAsia="Times New Roman" w:cstheme="minorHAnsi"/>
-          <w:b/>
-          <w:bCs/>
-          <w:lang w:eastAsia="en-IN"/>
-        </w:rPr>
-        <w:t xml:space="preserve"> Normal Subquery and Correlated Subquery</w:t>
+          <w:noProof/>
+          <w:lang w:eastAsia="en-IN"/>
+        </w:rPr>
+      </w:pPr>
+      <w:r>
+        <w:rPr>
+          <w:rFonts w:eastAsia="Times New Roman" w:cstheme="minorHAnsi"/>
+          <w:b/>
+          <w:bCs/>
+          <w:noProof/>
+          <w:lang w:eastAsia="en-IN"/>
+        </w:rPr>
+        <w:t>Difference Between Normal Subquery and Correlated Subquery</w:t>
       </w:r>
     </w:p>
     <w:p>
@@ -4130,14 +4015,16 @@
           <w:rFonts w:eastAsia="Times New Roman" w:cstheme="minorHAnsi"/>
           <w:b/>
           <w:bCs/>
-          <w:lang w:eastAsia="en-IN"/>
-        </w:rPr>
-      </w:pPr>
-      <w:r>
-        <w:rPr>
-          <w:rFonts w:eastAsia="Times New Roman" w:cstheme="minorHAnsi"/>
-          <w:b/>
-          <w:bCs/>
+          <w:noProof/>
+          <w:lang w:eastAsia="en-IN"/>
+        </w:rPr>
+      </w:pPr>
+      <w:r>
+        <w:rPr>
+          <w:rFonts w:eastAsia="Times New Roman" w:cstheme="minorHAnsi"/>
+          <w:b/>
+          <w:bCs/>
+          <w:noProof/>
           <w:lang w:eastAsia="en-IN"/>
         </w:rPr>
         <w:t>Normal Subquery</w:t>
@@ -4152,12 +4039,14 @@
         <w:spacing w:after="0" w:line="240" w:lineRule="auto"/>
         <w:rPr>
           <w:rFonts w:eastAsia="Times New Roman" w:cstheme="minorHAnsi"/>
-          <w:lang w:eastAsia="en-IN"/>
-        </w:rPr>
-      </w:pPr>
-      <w:r>
-        <w:rPr>
-          <w:rFonts w:eastAsia="Times New Roman" w:cstheme="minorHAnsi"/>
+          <w:noProof/>
+          <w:lang w:eastAsia="en-IN"/>
+        </w:rPr>
+      </w:pPr>
+      <w:r>
+        <w:rPr>
+          <w:rFonts w:eastAsia="Times New Roman" w:cstheme="minorHAnsi"/>
+          <w:noProof/>
           <w:lang w:eastAsia="en-IN"/>
         </w:rPr>
         <w:t xml:space="preserve">Runs </w:t>
@@ -4167,6 +4056,7 @@
           <w:rFonts w:eastAsia="Times New Roman" w:cstheme="minorHAnsi"/>
           <w:b/>
           <w:bCs/>
+          <w:noProof/>
           <w:lang w:eastAsia="en-IN"/>
         </w:rPr>
         <w:t>once</w:t>
@@ -4181,12 +4071,14 @@
         <w:spacing w:after="0" w:line="240" w:lineRule="auto"/>
         <w:rPr>
           <w:rFonts w:eastAsia="Times New Roman" w:cstheme="minorHAnsi"/>
-          <w:lang w:eastAsia="en-IN"/>
-        </w:rPr>
-      </w:pPr>
-      <w:r>
-        <w:rPr>
-          <w:rFonts w:eastAsia="Times New Roman" w:cstheme="minorHAnsi"/>
+          <w:noProof/>
+          <w:lang w:eastAsia="en-IN"/>
+        </w:rPr>
+      </w:pPr>
+      <w:r>
+        <w:rPr>
+          <w:rFonts w:eastAsia="Times New Roman" w:cstheme="minorHAnsi"/>
+          <w:noProof/>
           <w:lang w:eastAsia="en-IN"/>
         </w:rPr>
         <w:t>Independent</w:t>
@@ -4352,6 +4244,7 @@
           <w:rFonts w:eastAsia="Times New Roman" w:cstheme="minorHAnsi"/>
           <w:lang w:eastAsia="en-IN"/>
         </w:rPr>
+        <w:lastRenderedPageBreak/>
         <w:t xml:space="preserve">    SELECT </w:t>
       </w:r>
       <w:proofErr w:type="gramStart"/>
@@ -4452,7 +4345,6 @@
           <w:rFonts w:eastAsia="Times New Roman" w:cstheme="minorHAnsi"/>
           <w:lang w:eastAsia="en-IN"/>
         </w:rPr>
-        <w:lastRenderedPageBreak/>
         <w:pict>
           <v:rect id="_x0000_i1043" style="width:0;height:1.5pt" o:hralign="center" o:hrstd="t" o:hr="t" fillcolor="#a0a0a0" stroked="f"/>
         </w:pict>
@@ -4578,12 +4470,14 @@
         <w:spacing w:after="0" w:line="240" w:lineRule="auto"/>
         <w:rPr>
           <w:rFonts w:eastAsia="Times New Roman" w:cstheme="minorHAnsi"/>
-          <w:lang w:eastAsia="en-IN"/>
-        </w:rPr>
-      </w:pPr>
-      <w:r>
-        <w:rPr>
-          <w:rFonts w:eastAsia="Times New Roman" w:cstheme="minorHAnsi"/>
+          <w:noProof/>
+          <w:lang w:eastAsia="en-IN"/>
+        </w:rPr>
+      </w:pPr>
+      <w:r>
+        <w:rPr>
+          <w:rFonts w:eastAsia="Times New Roman" w:cstheme="minorHAnsi"/>
+          <w:noProof/>
           <w:lang w:eastAsia="en-IN"/>
         </w:rPr>
         <w:t>SELECT *</w:t>
@@ -4612,12 +4506,14 @@
         <w:spacing w:after="0" w:line="240" w:lineRule="auto"/>
         <w:rPr>
           <w:rFonts w:eastAsia="Times New Roman" w:cstheme="minorHAnsi"/>
-          <w:lang w:eastAsia="en-IN"/>
-        </w:rPr>
-      </w:pPr>
-      <w:r>
-        <w:rPr>
-          <w:rFonts w:eastAsia="Times New Roman" w:cstheme="minorHAnsi"/>
+          <w:noProof/>
+          <w:lang w:eastAsia="en-IN"/>
+        </w:rPr>
+      </w:pPr>
+      <w:r>
+        <w:rPr>
+          <w:rFonts w:eastAsia="Times New Roman" w:cstheme="minorHAnsi"/>
+          <w:noProof/>
           <w:lang w:eastAsia="en-IN"/>
         </w:rPr>
         <w:t>FROM employees e</w:t>
@@ -4646,12 +4542,14 @@
         <w:spacing w:after="0" w:line="240" w:lineRule="auto"/>
         <w:rPr>
           <w:rFonts w:eastAsia="Times New Roman" w:cstheme="minorHAnsi"/>
-          <w:lang w:eastAsia="en-IN"/>
-        </w:rPr>
-      </w:pPr>
-      <w:r>
-        <w:rPr>
-          <w:rFonts w:eastAsia="Times New Roman" w:cstheme="minorHAnsi"/>
+          <w:noProof/>
+          <w:lang w:eastAsia="en-IN"/>
+        </w:rPr>
+      </w:pPr>
+      <w:r>
+        <w:rPr>
+          <w:rFonts w:eastAsia="Times New Roman" w:cstheme="minorHAnsi"/>
+          <w:noProof/>
           <w:lang w:eastAsia="en-IN"/>
         </w:rPr>
         <w:t>WHERE salary &gt; (</w:t>
@@ -4680,31 +4578,17 @@
         <w:spacing w:after="0" w:line="240" w:lineRule="auto"/>
         <w:rPr>
           <w:rFonts w:eastAsia="Times New Roman" w:cstheme="minorHAnsi"/>
-          <w:lang w:eastAsia="en-IN"/>
-        </w:rPr>
-      </w:pPr>
-      <w:r>
-        <w:rPr>
-          <w:rFonts w:eastAsia="Times New Roman" w:cstheme="minorHAnsi"/>
-          <w:lang w:eastAsia="en-IN"/>
-        </w:rPr>
-        <w:t xml:space="preserve">    SELECT </w:t>
-      </w:r>
-      <w:proofErr w:type="gramStart"/>
-      <w:r>
-        <w:rPr>
-          <w:rFonts w:eastAsia="Times New Roman" w:cstheme="minorHAnsi"/>
-          <w:lang w:eastAsia="en-IN"/>
-        </w:rPr>
-        <w:t>AVG(</w:t>
-      </w:r>
-      <w:proofErr w:type="gramEnd"/>
-      <w:r>
-        <w:rPr>
-          <w:rFonts w:eastAsia="Times New Roman" w:cstheme="minorHAnsi"/>
-          <w:lang w:eastAsia="en-IN"/>
-        </w:rPr>
-        <w:t>salary)</w:t>
+          <w:noProof/>
+          <w:lang w:eastAsia="en-IN"/>
+        </w:rPr>
+      </w:pPr>
+      <w:r>
+        <w:rPr>
+          <w:rFonts w:eastAsia="Times New Roman" w:cstheme="minorHAnsi"/>
+          <w:noProof/>
+          <w:lang w:eastAsia="en-IN"/>
+        </w:rPr>
+        <w:t xml:space="preserve">    SELECT AVG(salary)</w:t>
       </w:r>
     </w:p>
     <w:p>
@@ -4730,12 +4614,14 @@
         <w:spacing w:after="0" w:line="240" w:lineRule="auto"/>
         <w:rPr>
           <w:rFonts w:eastAsia="Times New Roman" w:cstheme="minorHAnsi"/>
-          <w:lang w:eastAsia="en-IN"/>
-        </w:rPr>
-      </w:pPr>
-      <w:r>
-        <w:rPr>
-          <w:rFonts w:eastAsia="Times New Roman" w:cstheme="minorHAnsi"/>
+          <w:noProof/>
+          <w:lang w:eastAsia="en-IN"/>
+        </w:rPr>
+      </w:pPr>
+      <w:r>
+        <w:rPr>
+          <w:rFonts w:eastAsia="Times New Roman" w:cstheme="minorHAnsi"/>
+          <w:noProof/>
           <w:lang w:eastAsia="en-IN"/>
         </w:rPr>
         <w:t xml:space="preserve">    FROM employees</w:t>
@@ -4764,25 +4650,18 @@
         <w:spacing w:after="0" w:line="240" w:lineRule="auto"/>
         <w:rPr>
           <w:rFonts w:eastAsia="Times New Roman" w:cstheme="minorHAnsi"/>
-          <w:lang w:eastAsia="en-IN"/>
-        </w:rPr>
-      </w:pPr>
-      <w:r>
-        <w:rPr>
-          <w:rFonts w:eastAsia="Times New Roman" w:cstheme="minorHAnsi"/>
-          <w:lang w:eastAsia="en-IN"/>
-        </w:rPr>
-        <w:t xml:space="preserve">    WHERE department = </w:t>
-      </w:r>
-      <w:proofErr w:type="spellStart"/>
-      <w:r>
-        <w:rPr>
-          <w:rFonts w:eastAsia="Times New Roman" w:cstheme="minorHAnsi"/>
-          <w:lang w:eastAsia="en-IN"/>
-        </w:rPr>
-        <w:t>e.department</w:t>
-      </w:r>
-      <w:proofErr w:type="spellEnd"/>
+          <w:noProof/>
+          <w:lang w:eastAsia="en-IN"/>
+        </w:rPr>
+      </w:pPr>
+      <w:r>
+        <w:rPr>
+          <w:rFonts w:eastAsia="Times New Roman" w:cstheme="minorHAnsi"/>
+          <w:noProof/>
+          <w:lang w:eastAsia="en-IN"/>
+        </w:rPr>
+        <w:t xml:space="preserve">    WHERE department = e.department</w:t>
+      </w:r>
     </w:p>
     <w:p>
       <w:pPr>
@@ -4844,14 +4723,16 @@
           <w:rFonts w:eastAsia="Times New Roman" w:cstheme="minorHAnsi"/>
           <w:b/>
           <w:bCs/>
-          <w:lang w:eastAsia="en-IN"/>
-        </w:rPr>
-      </w:pPr>
-      <w:r>
-        <w:rPr>
-          <w:rFonts w:eastAsia="Times New Roman" w:cstheme="minorHAnsi"/>
-          <w:b/>
-          <w:bCs/>
+          <w:noProof/>
+          <w:lang w:eastAsia="en-IN"/>
+        </w:rPr>
+      </w:pPr>
+      <w:r>
+        <w:rPr>
+          <w:rFonts w:eastAsia="Times New Roman" w:cstheme="minorHAnsi"/>
+          <w:b/>
+          <w:bCs/>
+          <w:noProof/>
           <w:lang w:eastAsia="en-IN"/>
         </w:rPr>
         <w:t>Sample Table</w:t>
@@ -4880,18 +4761,18 @@
         <w:spacing w:after="0" w:line="240" w:lineRule="auto"/>
         <w:rPr>
           <w:rFonts w:eastAsia="Times New Roman" w:cstheme="minorHAnsi"/>
-          <w:lang w:eastAsia="en-IN"/>
-        </w:rPr>
-      </w:pPr>
-      <w:proofErr w:type="gramStart"/>
-      <w:r>
-        <w:rPr>
-          <w:rFonts w:eastAsia="Times New Roman" w:cstheme="minorHAnsi"/>
+          <w:noProof/>
+          <w:lang w:eastAsia="en-IN"/>
+        </w:rPr>
+      </w:pPr>
+      <w:r>
+        <w:rPr>
+          <w:rFonts w:eastAsia="Times New Roman" w:cstheme="minorHAnsi"/>
+          <w:noProof/>
           <w:lang w:eastAsia="en-IN"/>
         </w:rPr>
         <w:t>employees</w:t>
       </w:r>
-      <w:proofErr w:type="gramEnd"/>
     </w:p>
     <w:p>
       <w:pPr>
@@ -4916,12 +4797,14 @@
         <w:spacing w:after="0" w:line="240" w:lineRule="auto"/>
         <w:rPr>
           <w:rFonts w:eastAsia="Times New Roman" w:cstheme="minorHAnsi"/>
-          <w:lang w:eastAsia="en-IN"/>
-        </w:rPr>
-      </w:pPr>
-      <w:r>
-        <w:rPr>
-          <w:rFonts w:eastAsia="Times New Roman" w:cstheme="minorHAnsi"/>
+          <w:noProof/>
+          <w:lang w:eastAsia="en-IN"/>
+        </w:rPr>
+      </w:pPr>
+      <w:r>
+        <w:rPr>
+          <w:rFonts w:eastAsia="Times New Roman" w:cstheme="minorHAnsi"/>
+          <w:noProof/>
           <w:lang w:eastAsia="en-IN"/>
         </w:rPr>
         <w:t>-----------------------------</w:t>
@@ -4950,24 +4833,17 @@
         <w:spacing w:after="0" w:line="240" w:lineRule="auto"/>
         <w:rPr>
           <w:rFonts w:eastAsia="Times New Roman" w:cstheme="minorHAnsi"/>
-          <w:lang w:eastAsia="en-IN"/>
-        </w:rPr>
-      </w:pPr>
-      <w:proofErr w:type="spellStart"/>
-      <w:r>
-        <w:rPr>
-          <w:rFonts w:eastAsia="Times New Roman" w:cstheme="minorHAnsi"/>
-          <w:lang w:eastAsia="en-IN"/>
-        </w:rPr>
-        <w:t>emp_id</w:t>
-      </w:r>
-      <w:proofErr w:type="spellEnd"/>
-      <w:r>
-        <w:rPr>
-          <w:rFonts w:eastAsia="Times New Roman" w:cstheme="minorHAnsi"/>
-          <w:lang w:eastAsia="en-IN"/>
-        </w:rPr>
-        <w:t xml:space="preserve"> | name | department | salary</w:t>
+          <w:noProof/>
+          <w:lang w:eastAsia="en-IN"/>
+        </w:rPr>
+      </w:pPr>
+      <w:r>
+        <w:rPr>
+          <w:rFonts w:eastAsia="Times New Roman" w:cstheme="minorHAnsi"/>
+          <w:noProof/>
+          <w:lang w:eastAsia="en-IN"/>
+        </w:rPr>
+        <w:t>emp_id | name | department | salary</w:t>
       </w:r>
     </w:p>
     <w:p>
@@ -4993,21 +4869,24 @@
         <w:spacing w:after="0" w:line="240" w:lineRule="auto"/>
         <w:rPr>
           <w:rFonts w:eastAsia="Times New Roman" w:cstheme="minorHAnsi"/>
-          <w:lang w:eastAsia="en-IN"/>
-        </w:rPr>
-      </w:pPr>
-    </w:p>
-    <w:p>
-      <w:pPr>
-        <w:spacing w:after="0" w:line="240" w:lineRule="auto"/>
-        <w:rPr>
-          <w:rFonts w:eastAsia="Times New Roman" w:cstheme="minorHAnsi"/>
-          <w:lang w:eastAsia="en-IN"/>
-        </w:rPr>
-      </w:pPr>
-      <w:r>
-        <w:rPr>
-          <w:rFonts w:eastAsia="Times New Roman" w:cstheme="minorHAnsi"/>
+          <w:noProof/>
+          <w:lang w:eastAsia="en-IN"/>
+        </w:rPr>
+      </w:pPr>
+    </w:p>
+    <w:p>
+      <w:pPr>
+        <w:spacing w:after="0" w:line="240" w:lineRule="auto"/>
+        <w:rPr>
+          <w:rFonts w:eastAsia="Times New Roman" w:cstheme="minorHAnsi"/>
+          <w:noProof/>
+          <w:lang w:eastAsia="en-IN"/>
+        </w:rPr>
+      </w:pPr>
+      <w:r>
+        <w:rPr>
+          <w:rFonts w:eastAsia="Times New Roman" w:cstheme="minorHAnsi"/>
+          <w:noProof/>
           <w:lang w:eastAsia="en-IN"/>
         </w:rPr>
         <w:t>Example data:</w:t>
@@ -5038,20 +4917,20 @@
                 <w:rFonts w:eastAsia="Times New Roman" w:cstheme="minorHAnsi"/>
                 <w:b/>
                 <w:bCs/>
+                <w:noProof/>
                 <w:lang w:eastAsia="en-IN"/>
               </w:rPr>
             </w:pPr>
-            <w:proofErr w:type="spellStart"/>
             <w:r>
               <w:rPr>
                 <w:rFonts w:eastAsia="Times New Roman" w:cstheme="minorHAnsi"/>
                 <w:b/>
                 <w:bCs/>
+                <w:noProof/>
                 <w:lang w:eastAsia="en-IN"/>
               </w:rPr>
               <w:t>emp_id</w:t>
             </w:r>
-            <w:proofErr w:type="spellEnd"/>
           </w:p>
         </w:tc>
         <w:tc>
@@ -5066,6 +4945,7 @@
                 <w:rFonts w:eastAsia="Times New Roman" w:cstheme="minorHAnsi"/>
                 <w:b/>
                 <w:bCs/>
+                <w:noProof/>
                 <w:lang w:eastAsia="en-IN"/>
               </w:rPr>
             </w:pPr>
@@ -5074,6 +4954,7 @@
                 <w:rFonts w:eastAsia="Times New Roman" w:cstheme="minorHAnsi"/>
                 <w:b/>
                 <w:bCs/>
+                <w:noProof/>
                 <w:lang w:eastAsia="en-IN"/>
               </w:rPr>
               <w:t>name</w:t>
@@ -5092,20 +4973,20 @@
                 <w:rFonts w:eastAsia="Times New Roman" w:cstheme="minorHAnsi"/>
                 <w:b/>
                 <w:bCs/>
+                <w:noProof/>
                 <w:lang w:eastAsia="en-IN"/>
               </w:rPr>
             </w:pPr>
-            <w:proofErr w:type="spellStart"/>
             <w:r>
               <w:rPr>
                 <w:rFonts w:eastAsia="Times New Roman" w:cstheme="minorHAnsi"/>
                 <w:b/>
                 <w:bCs/>
+                <w:noProof/>
                 <w:lang w:eastAsia="en-IN"/>
               </w:rPr>
               <w:t>dept</w:t>
             </w:r>
-            <w:proofErr w:type="spellEnd"/>
           </w:p>
         </w:tc>
         <w:tc>
@@ -5120,6 +5001,7 @@
                 <w:rFonts w:eastAsia="Times New Roman" w:cstheme="minorHAnsi"/>
                 <w:b/>
                 <w:bCs/>
+                <w:noProof/>
                 <w:lang w:eastAsia="en-IN"/>
               </w:rPr>
             </w:pPr>
@@ -5128,6 +5010,7 @@
                 <w:rFonts w:eastAsia="Times New Roman" w:cstheme="minorHAnsi"/>
                 <w:b/>
                 <w:bCs/>
+                <w:noProof/>
                 <w:lang w:eastAsia="en-IN"/>
               </w:rPr>
               <w:t>salary</w:t>
@@ -5145,12 +5028,14 @@
             <w:pPr>
               <w:rPr>
                 <w:rFonts w:eastAsia="Times New Roman" w:cstheme="minorHAnsi"/>
+                <w:noProof/>
                 <w:lang w:eastAsia="en-IN"/>
               </w:rPr>
             </w:pPr>
             <w:r>
               <w:rPr>
                 <w:rFonts w:eastAsia="Times New Roman" w:cstheme="minorHAnsi"/>
+                <w:noProof/>
                 <w:lang w:eastAsia="en-IN"/>
               </w:rPr>
               <w:t>1</w:t>
@@ -5166,12 +5051,14 @@
             <w:pPr>
               <w:rPr>
                 <w:rFonts w:eastAsia="Times New Roman" w:cstheme="minorHAnsi"/>
+                <w:noProof/>
                 <w:lang w:eastAsia="en-IN"/>
               </w:rPr>
             </w:pPr>
             <w:r>
               <w:rPr>
                 <w:rFonts w:eastAsia="Times New Roman" w:cstheme="minorHAnsi"/>
+                <w:noProof/>
                 <w:lang w:eastAsia="en-IN"/>
               </w:rPr>
               <w:t>A</w:t>
@@ -5187,12 +5074,14 @@
             <w:pPr>
               <w:rPr>
                 <w:rFonts w:eastAsia="Times New Roman" w:cstheme="minorHAnsi"/>
+                <w:noProof/>
                 <w:lang w:eastAsia="en-IN"/>
               </w:rPr>
             </w:pPr>
             <w:r>
               <w:rPr>
                 <w:rFonts w:eastAsia="Times New Roman" w:cstheme="minorHAnsi"/>
+                <w:noProof/>
                 <w:lang w:eastAsia="en-IN"/>
               </w:rPr>
               <w:t>IT</w:t>
@@ -5208,12 +5097,14 @@
             <w:pPr>
               <w:rPr>
                 <w:rFonts w:eastAsia="Times New Roman" w:cstheme="minorHAnsi"/>
+                <w:noProof/>
                 <w:lang w:eastAsia="en-IN"/>
               </w:rPr>
             </w:pPr>
             <w:r>
               <w:rPr>
                 <w:rFonts w:eastAsia="Times New Roman" w:cstheme="minorHAnsi"/>
+                <w:noProof/>
                 <w:lang w:eastAsia="en-IN"/>
               </w:rPr>
               <w:t>100</w:t>
@@ -5231,12 +5122,14 @@
             <w:pPr>
               <w:rPr>
                 <w:rFonts w:eastAsia="Times New Roman" w:cstheme="minorHAnsi"/>
+                <w:noProof/>
                 <w:lang w:eastAsia="en-IN"/>
               </w:rPr>
             </w:pPr>
             <w:r>
               <w:rPr>
                 <w:rFonts w:eastAsia="Times New Roman" w:cstheme="minorHAnsi"/>
+                <w:noProof/>
                 <w:lang w:eastAsia="en-IN"/>
               </w:rPr>
               <w:t>2</w:t>
@@ -5252,12 +5145,14 @@
             <w:pPr>
               <w:rPr>
                 <w:rFonts w:eastAsia="Times New Roman" w:cstheme="minorHAnsi"/>
+                <w:noProof/>
                 <w:lang w:eastAsia="en-IN"/>
               </w:rPr>
             </w:pPr>
             <w:r>
               <w:rPr>
                 <w:rFonts w:eastAsia="Times New Roman" w:cstheme="minorHAnsi"/>
+                <w:noProof/>
                 <w:lang w:eastAsia="en-IN"/>
               </w:rPr>
               <w:t>B</w:t>
@@ -5273,12 +5168,14 @@
             <w:pPr>
               <w:rPr>
                 <w:rFonts w:eastAsia="Times New Roman" w:cstheme="minorHAnsi"/>
+                <w:noProof/>
                 <w:lang w:eastAsia="en-IN"/>
               </w:rPr>
             </w:pPr>
             <w:r>
               <w:rPr>
                 <w:rFonts w:eastAsia="Times New Roman" w:cstheme="minorHAnsi"/>
+                <w:noProof/>
                 <w:lang w:eastAsia="en-IN"/>
               </w:rPr>
               <w:t>IT</w:t>
@@ -5294,12 +5191,14 @@
             <w:pPr>
               <w:rPr>
                 <w:rFonts w:eastAsia="Times New Roman" w:cstheme="minorHAnsi"/>
+                <w:noProof/>
                 <w:lang w:eastAsia="en-IN"/>
               </w:rPr>
             </w:pPr>
             <w:r>
               <w:rPr>
                 <w:rFonts w:eastAsia="Times New Roman" w:cstheme="minorHAnsi"/>
+                <w:noProof/>
                 <w:lang w:eastAsia="en-IN"/>
               </w:rPr>
               <w:t>80</w:t>
@@ -5317,12 +5216,14 @@
             <w:pPr>
               <w:rPr>
                 <w:rFonts w:eastAsia="Times New Roman" w:cstheme="minorHAnsi"/>
+                <w:noProof/>
                 <w:lang w:eastAsia="en-IN"/>
               </w:rPr>
             </w:pPr>
             <w:r>
               <w:rPr>
                 <w:rFonts w:eastAsia="Times New Roman" w:cstheme="minorHAnsi"/>
+                <w:noProof/>
                 <w:lang w:eastAsia="en-IN"/>
               </w:rPr>
               <w:t>3</w:t>
@@ -5338,12 +5239,14 @@
             <w:pPr>
               <w:rPr>
                 <w:rFonts w:eastAsia="Times New Roman" w:cstheme="minorHAnsi"/>
+                <w:noProof/>
                 <w:lang w:eastAsia="en-IN"/>
               </w:rPr>
             </w:pPr>
             <w:r>
               <w:rPr>
                 <w:rFonts w:eastAsia="Times New Roman" w:cstheme="minorHAnsi"/>
+                <w:noProof/>
                 <w:lang w:eastAsia="en-IN"/>
               </w:rPr>
               <w:t>C</w:t>
@@ -5359,12 +5262,14 @@
             <w:pPr>
               <w:rPr>
                 <w:rFonts w:eastAsia="Times New Roman" w:cstheme="minorHAnsi"/>
+                <w:noProof/>
                 <w:lang w:eastAsia="en-IN"/>
               </w:rPr>
             </w:pPr>
             <w:r>
               <w:rPr>
                 <w:rFonts w:eastAsia="Times New Roman" w:cstheme="minorHAnsi"/>
+                <w:noProof/>
                 <w:lang w:eastAsia="en-IN"/>
               </w:rPr>
               <w:t>HR</w:t>
@@ -5380,12 +5285,14 @@
             <w:pPr>
               <w:rPr>
                 <w:rFonts w:eastAsia="Times New Roman" w:cstheme="minorHAnsi"/>
+                <w:noProof/>
                 <w:lang w:eastAsia="en-IN"/>
               </w:rPr>
             </w:pPr>
             <w:r>
               <w:rPr>
                 <w:rFonts w:eastAsia="Times New Roman" w:cstheme="minorHAnsi"/>
+                <w:noProof/>
                 <w:lang w:eastAsia="en-IN"/>
               </w:rPr>
               <w:t>90</w:t>
@@ -6105,12 +6012,21 @@
           <w:lang w:eastAsia="en-IN"/>
         </w:rPr>
       </w:pPr>
-      <w:r>
-        <w:rPr>
-          <w:rFonts w:eastAsia="Times New Roman" w:cstheme="minorHAnsi"/>
-          <w:lang w:eastAsia="en-IN"/>
-        </w:rPr>
-        <w:t xml:space="preserve">Subquery calculates </w:t>
+      <w:proofErr w:type="spellStart"/>
+      <w:r>
+        <w:rPr>
+          <w:rFonts w:eastAsia="Times New Roman" w:cstheme="minorHAnsi"/>
+          <w:lang w:eastAsia="en-IN"/>
+        </w:rPr>
+        <w:t>Subquery</w:t>
+      </w:r>
+      <w:proofErr w:type="spellEnd"/>
+      <w:r>
+        <w:rPr>
+          <w:rFonts w:eastAsia="Times New Roman" w:cstheme="minorHAnsi"/>
+          <w:lang w:eastAsia="en-IN"/>
+        </w:rPr>
+        <w:t xml:space="preserve"> calculates </w:t>
       </w:r>
       <w:proofErr w:type="spellStart"/>
       <w:r>
@@ -6146,6 +6062,7 @@
           <w:rFonts w:eastAsia="Times New Roman" w:cstheme="minorHAnsi"/>
           <w:lang w:eastAsia="en-IN"/>
         </w:rPr>
+        <w:lastRenderedPageBreak/>
         <w:t>Compare A’s salary with IT average</w:t>
       </w:r>
     </w:p>
@@ -6202,7 +6119,6 @@
           <w:rFonts w:eastAsia="Times New Roman" w:cstheme="minorHAnsi"/>
           <w:lang w:eastAsia="en-IN"/>
         </w:rPr>
-        <w:lastRenderedPageBreak/>
         <w:pict>
           <v:rect id="_x0000_i1049" style="width:0;height:1.5pt" o:hralign="center" o:hrstd="t" o:hr="t" fillcolor="#a0a0a0" stroked="f"/>
         </w:pict>
@@ -7230,28 +7146,7 @@
           <w:rFonts w:eastAsia="Times New Roman" w:cstheme="minorHAnsi"/>
           <w:lang w:eastAsia="en-IN"/>
         </w:rPr>
-        <w:t xml:space="preserve">Using </w:t>
-      </w:r>
-      <w:r>
-        <w:rPr>
-          <w:rFonts w:eastAsia="Times New Roman" w:cstheme="minorHAnsi"/>
-          <w:lang w:eastAsia="en-IN"/>
-        </w:rPr>
-        <w:t>=</w:t>
-      </w:r>
-      <w:r>
-        <w:rPr>
-          <w:rFonts w:eastAsia="Times New Roman" w:cstheme="minorHAnsi"/>
-          <w:lang w:eastAsia="en-IN"/>
-        </w:rPr>
-        <w:t xml:space="preserve"> instead of </w:t>
-      </w:r>
-      <w:r>
-        <w:rPr>
-          <w:rFonts w:eastAsia="Times New Roman" w:cstheme="minorHAnsi"/>
-          <w:lang w:eastAsia="en-IN"/>
-        </w:rPr>
-        <w:t>IN</w:t>
+        <w:t>Using = instead of IN</w:t>
       </w:r>
     </w:p>
     <w:p>
@@ -7330,7 +7225,27 @@
           <w:bCs/>
           <w:lang w:eastAsia="en-IN"/>
         </w:rPr>
-        <w:t xml:space="preserve">Correlated Subquery </w:t>
+        <w:t xml:space="preserve">Correlated </w:t>
+      </w:r>
+      <w:proofErr w:type="spellStart"/>
+      <w:r>
+        <w:rPr>
+          <w:rFonts w:eastAsia="Times New Roman" w:cstheme="minorHAnsi"/>
+          <w:b/>
+          <w:bCs/>
+          <w:lang w:eastAsia="en-IN"/>
+        </w:rPr>
+        <w:t>Subquery</w:t>
+      </w:r>
+      <w:proofErr w:type="spellEnd"/>
+      <w:r>
+        <w:rPr>
+          <w:rFonts w:eastAsia="Times New Roman" w:cstheme="minorHAnsi"/>
+          <w:b/>
+          <w:bCs/>
+          <w:lang w:eastAsia="en-IN"/>
+        </w:rPr>
+        <w:t xml:space="preserve"> </w:t>
       </w:r>
       <w:proofErr w:type="spellStart"/>
       <w:r>
@@ -7400,13 +7315,6 @@
           <w:lang w:eastAsia="en-IN"/>
         </w:rPr>
       </w:pPr>
-      <w:r>
-        <w:rPr>
-          <w:rFonts w:eastAsia="Times New Roman" w:cstheme="minorHAnsi"/>
-          <w:lang w:eastAsia="en-IN"/>
-        </w:rPr>
-        <w:t>SELECT department</w:t>
-      </w:r>
     </w:p>
     <w:p>
       <w:pPr>
@@ -7439,7 +7347,7 @@
           <w:rFonts w:eastAsia="Times New Roman" w:cstheme="minorHAnsi"/>
           <w:lang w:eastAsia="en-IN"/>
         </w:rPr>
-        <w:t>FROM employees</w:t>
+        <w:t>SELECT department</w:t>
       </w:r>
     </w:p>
     <w:p>
@@ -7473,7 +7381,7 @@
           <w:rFonts w:eastAsia="Times New Roman" w:cstheme="minorHAnsi"/>
           <w:lang w:eastAsia="en-IN"/>
         </w:rPr>
-        <w:t>GROUP BY department</w:t>
+        <w:t>FROM employees</w:t>
       </w:r>
     </w:p>
     <w:p>
@@ -7507,922 +7415,7 @@
           <w:rFonts w:eastAsia="Times New Roman" w:cstheme="minorHAnsi"/>
           <w:lang w:eastAsia="en-IN"/>
         </w:rPr>
-        <w:t xml:space="preserve">HAVING </w:t>
-      </w:r>
-      <w:proofErr w:type="gramStart"/>
-      <w:r>
-        <w:rPr>
-          <w:rFonts w:eastAsia="Times New Roman" w:cstheme="minorHAnsi"/>
-          <w:lang w:eastAsia="en-IN"/>
-        </w:rPr>
-        <w:t>COUNT(</w:t>
-      </w:r>
-      <w:proofErr w:type="gramEnd"/>
-      <w:r>
-        <w:rPr>
-          <w:rFonts w:eastAsia="Times New Roman" w:cstheme="minorHAnsi"/>
-          <w:lang w:eastAsia="en-IN"/>
-        </w:rPr>
-        <w:t>*) &gt; 5;</w:t>
-      </w:r>
-    </w:p>
-    <w:p>
-      <w:pPr>
-        <w:spacing w:after="0" w:line="240" w:lineRule="auto"/>
-        <w:rPr>
-          <w:rFonts w:eastAsia="Times New Roman" w:cstheme="minorHAnsi"/>
-          <w:lang w:eastAsia="en-IN"/>
-        </w:rPr>
-      </w:pPr>
-      <w:r>
-        <w:rPr>
-          <w:rFonts w:eastAsia="Times New Roman" w:cstheme="minorHAnsi"/>
-          <w:lang w:eastAsia="en-IN"/>
-        </w:rPr>
-        <w:t>Correlated subquery works</w:t>
-      </w:r>
-      <w:r>
-        <w:rPr>
-          <w:rFonts w:eastAsia="Times New Roman" w:cstheme="minorHAnsi"/>
-          <w:lang w:eastAsia="en-IN"/>
-        </w:rPr>
-        <w:br/>
-        <w:t xml:space="preserve">GROUP BY is usually </w:t>
-      </w:r>
-      <w:r>
-        <w:rPr>
-          <w:rFonts w:eastAsia="Times New Roman" w:cstheme="minorHAnsi"/>
-          <w:b/>
-          <w:bCs/>
-          <w:lang w:eastAsia="en-IN"/>
-        </w:rPr>
-        <w:t>faster and cleaner</w:t>
-      </w:r>
-    </w:p>
-    <w:p>
-      <w:pPr>
-        <w:spacing w:after="0" w:line="240" w:lineRule="auto"/>
-        <w:rPr>
-          <w:rFonts w:eastAsia="Times New Roman" w:cstheme="minorHAnsi"/>
-          <w:lang w:eastAsia="en-IN"/>
-        </w:rPr>
-      </w:pPr>
-      <w:r>
-        <w:rPr>
-          <w:rFonts w:eastAsia="Times New Roman" w:cstheme="minorHAnsi"/>
-          <w:lang w:eastAsia="en-IN"/>
-        </w:rPr>
-        <w:pict>
-          <v:rect id="_x0000_i1056" style="width:0;height:1.5pt" o:hralign="center" o:hrstd="t" o:hr="t" fillcolor="#a0a0a0" stroked="f"/>
-        </w:pict>
-      </w:r>
-    </w:p>
-    <w:p>
-      <w:pPr>
-        <w:spacing w:after="0" w:line="240" w:lineRule="auto"/>
-        <w:outlineLvl w:val="1"/>
-        <w:rPr>
-          <w:rFonts w:eastAsia="Times New Roman" w:cstheme="minorHAnsi"/>
-          <w:b/>
-          <w:bCs/>
-          <w:lang w:eastAsia="en-IN"/>
-        </w:rPr>
-      </w:pPr>
-      <w:r>
-        <w:rPr>
-          <w:rFonts w:eastAsia="Times New Roman" w:cstheme="minorHAnsi"/>
-          <w:b/>
-          <w:bCs/>
-          <w:lang w:eastAsia="en-IN"/>
-        </w:rPr>
-        <w:t xml:space="preserve">When Should You Use Correlated </w:t>
-      </w:r>
-      <w:proofErr w:type="spellStart"/>
-      <w:r>
-        <w:rPr>
-          <w:rFonts w:eastAsia="Times New Roman" w:cstheme="minorHAnsi"/>
-          <w:b/>
-          <w:bCs/>
-          <w:lang w:eastAsia="en-IN"/>
-        </w:rPr>
-        <w:t>Subqueries</w:t>
-      </w:r>
-      <w:proofErr w:type="spellEnd"/>
-      <w:r>
-        <w:rPr>
-          <w:rFonts w:eastAsia="Times New Roman" w:cstheme="minorHAnsi"/>
-          <w:b/>
-          <w:bCs/>
-          <w:lang w:eastAsia="en-IN"/>
-        </w:rPr>
-        <w:t>?</w:t>
-      </w:r>
-    </w:p>
-    <w:p>
-      <w:pPr>
-        <w:spacing w:after="0" w:line="240" w:lineRule="auto"/>
-        <w:rPr>
-          <w:rFonts w:eastAsia="Times New Roman" w:cstheme="minorHAnsi"/>
-          <w:lang w:eastAsia="en-IN"/>
-        </w:rPr>
-      </w:pPr>
-      <w:r>
-        <w:rPr>
-          <w:rFonts w:eastAsia="Times New Roman" w:cstheme="minorHAnsi"/>
-          <w:lang w:eastAsia="en-IN"/>
-        </w:rPr>
-        <w:t>Use when:</w:t>
-      </w:r>
-    </w:p>
-    <w:p>
-      <w:pPr>
-        <w:numPr>
-          <w:ilvl w:val="0"/>
-          <w:numId w:val="15"/>
-        </w:numPr>
-        <w:spacing w:after="0" w:line="240" w:lineRule="auto"/>
-        <w:rPr>
-          <w:rFonts w:eastAsia="Times New Roman" w:cstheme="minorHAnsi"/>
-          <w:lang w:eastAsia="en-IN"/>
-        </w:rPr>
-      </w:pPr>
-      <w:r>
-        <w:rPr>
-          <w:rFonts w:eastAsia="Times New Roman" w:cstheme="minorHAnsi"/>
-          <w:lang w:eastAsia="en-IN"/>
-        </w:rPr>
-        <w:t xml:space="preserve">Comparison is </w:t>
-      </w:r>
-      <w:r>
-        <w:rPr>
-          <w:rFonts w:eastAsia="Times New Roman" w:cstheme="minorHAnsi"/>
-          <w:b/>
-          <w:bCs/>
-          <w:lang w:eastAsia="en-IN"/>
-        </w:rPr>
-        <w:t>row-specific</w:t>
-      </w:r>
-    </w:p>
-    <w:p>
-      <w:pPr>
-        <w:numPr>
-          <w:ilvl w:val="0"/>
-          <w:numId w:val="15"/>
-        </w:numPr>
-        <w:spacing w:after="0" w:line="240" w:lineRule="auto"/>
-        <w:rPr>
-          <w:rFonts w:eastAsia="Times New Roman" w:cstheme="minorHAnsi"/>
-          <w:lang w:eastAsia="en-IN"/>
-        </w:rPr>
-      </w:pPr>
-      <w:r>
-        <w:rPr>
-          <w:rFonts w:eastAsia="Times New Roman" w:cstheme="minorHAnsi"/>
-          <w:lang w:eastAsia="en-IN"/>
-        </w:rPr>
-        <w:lastRenderedPageBreak/>
-        <w:t xml:space="preserve">Each row needs a </w:t>
-      </w:r>
-      <w:r>
-        <w:rPr>
-          <w:rFonts w:eastAsia="Times New Roman" w:cstheme="minorHAnsi"/>
-          <w:b/>
-          <w:bCs/>
-          <w:lang w:eastAsia="en-IN"/>
-        </w:rPr>
-        <w:t>different calculation</w:t>
-      </w:r>
-    </w:p>
-    <w:p>
-      <w:pPr>
-        <w:numPr>
-          <w:ilvl w:val="0"/>
-          <w:numId w:val="15"/>
-        </w:numPr>
-        <w:spacing w:after="0" w:line="240" w:lineRule="auto"/>
-        <w:rPr>
-          <w:rFonts w:eastAsia="Times New Roman" w:cstheme="minorHAnsi"/>
-          <w:lang w:eastAsia="en-IN"/>
-        </w:rPr>
-      </w:pPr>
-      <w:r>
-        <w:rPr>
-          <w:rFonts w:eastAsia="Times New Roman" w:cstheme="minorHAnsi"/>
-          <w:lang w:eastAsia="en-IN"/>
-        </w:rPr>
-        <w:t>Interview logic question</w:t>
-      </w:r>
-    </w:p>
-    <w:p>
-      <w:pPr>
-        <w:spacing w:after="0" w:line="240" w:lineRule="auto"/>
-        <w:rPr>
-          <w:rFonts w:eastAsia="Times New Roman" w:cstheme="minorHAnsi"/>
-          <w:lang w:eastAsia="en-IN"/>
-        </w:rPr>
-      </w:pPr>
-      <w:r>
-        <w:rPr>
-          <w:rFonts w:eastAsia="Times New Roman" w:cstheme="minorHAnsi"/>
-          <w:lang w:eastAsia="en-IN"/>
-        </w:rPr>
-        <w:t>Avoid when:</w:t>
-      </w:r>
-    </w:p>
-    <w:p>
-      <w:pPr>
-        <w:numPr>
-          <w:ilvl w:val="0"/>
-          <w:numId w:val="16"/>
-        </w:numPr>
-        <w:spacing w:after="0" w:line="240" w:lineRule="auto"/>
-        <w:rPr>
-          <w:rFonts w:eastAsia="Times New Roman" w:cstheme="minorHAnsi"/>
-          <w:lang w:eastAsia="en-IN"/>
-        </w:rPr>
-      </w:pPr>
-      <w:r>
-        <w:rPr>
-          <w:rFonts w:eastAsia="Times New Roman" w:cstheme="minorHAnsi"/>
-          <w:lang w:eastAsia="en-IN"/>
-        </w:rPr>
-        <w:t>GROUP BY can solve it</w:t>
-      </w:r>
-    </w:p>
-    <w:p>
-      <w:pPr>
-        <w:numPr>
-          <w:ilvl w:val="0"/>
-          <w:numId w:val="16"/>
-        </w:numPr>
-        <w:spacing w:after="0" w:line="240" w:lineRule="auto"/>
-        <w:rPr>
-          <w:rFonts w:eastAsia="Times New Roman" w:cstheme="minorHAnsi"/>
-          <w:lang w:eastAsia="en-IN"/>
-        </w:rPr>
-      </w:pPr>
-      <w:r>
-        <w:rPr>
-          <w:rFonts w:eastAsia="Times New Roman" w:cstheme="minorHAnsi"/>
-          <w:lang w:eastAsia="en-IN"/>
-        </w:rPr>
-        <w:t>Large datasets (performance)</w:t>
-      </w:r>
-    </w:p>
-    <w:p>
-      <w:pPr>
-        <w:spacing w:after="0" w:line="240" w:lineRule="auto"/>
-        <w:rPr>
-          <w:rFonts w:eastAsia="Times New Roman" w:cstheme="minorHAnsi"/>
-          <w:lang w:eastAsia="en-IN"/>
-        </w:rPr>
-      </w:pPr>
-      <w:r>
-        <w:rPr>
-          <w:rFonts w:eastAsia="Times New Roman" w:cstheme="minorHAnsi"/>
-          <w:lang w:eastAsia="en-IN"/>
-        </w:rPr>
-        <w:pict>
-          <v:rect id="_x0000_i1057" style="width:0;height:1.5pt" o:hralign="center" o:hrstd="t" o:hr="t" fillcolor="#a0a0a0" stroked="f"/>
-        </w:pict>
-      </w:r>
-    </w:p>
-    <w:p>
-      <w:pPr>
-        <w:spacing w:after="0" w:line="240" w:lineRule="auto"/>
-        <w:outlineLvl w:val="1"/>
-        <w:rPr>
-          <w:rFonts w:eastAsia="Times New Roman" w:cstheme="minorHAnsi"/>
-          <w:b/>
-          <w:bCs/>
-          <w:lang w:eastAsia="en-IN"/>
-        </w:rPr>
-      </w:pPr>
-      <w:r>
-        <w:rPr>
-          <w:rFonts w:eastAsia="Times New Roman" w:cstheme="minorHAnsi"/>
-          <w:b/>
-          <w:bCs/>
-          <w:lang w:eastAsia="en-IN"/>
-        </w:rPr>
-        <w:t>Interview One-Line Answer</w:t>
-      </w:r>
-    </w:p>
-    <w:p>
-      <w:pPr>
-        <w:spacing w:after="0" w:line="240" w:lineRule="auto"/>
-        <w:rPr>
-          <w:rFonts w:eastAsia="Times New Roman" w:cstheme="minorHAnsi"/>
-          <w:lang w:eastAsia="en-IN"/>
-        </w:rPr>
-      </w:pPr>
-      <w:r>
-        <w:rPr>
-          <w:rFonts w:eastAsia="Times New Roman" w:cstheme="minorHAnsi"/>
-          <w:lang w:eastAsia="en-IN"/>
-        </w:rPr>
-        <w:t>A correlated subquery is a subquery that depends on the outer query and executes once per row.</w:t>
-      </w:r>
-    </w:p>
-    <w:p>
-      <w:pPr>
-        <w:spacing w:after="0" w:line="240" w:lineRule="auto"/>
-        <w:rPr>
-          <w:rFonts w:eastAsia="Times New Roman" w:cstheme="minorHAnsi"/>
-          <w:lang w:eastAsia="en-IN"/>
-        </w:rPr>
-      </w:pPr>
-      <w:r>
-        <w:rPr>
-          <w:rFonts w:eastAsia="Times New Roman" w:cstheme="minorHAnsi"/>
-          <w:lang w:eastAsia="en-IN"/>
-        </w:rPr>
-        <w:pict>
-          <v:rect id="_x0000_i1058" style="width:0;height:1.5pt" o:hralign="center" o:hrstd="t" o:hr="t" fillcolor="#a0a0a0" stroked="f"/>
-        </w:pict>
-      </w:r>
-    </w:p>
-    <w:p>
-      <w:pPr>
-        <w:spacing w:after="0" w:line="240" w:lineRule="auto"/>
-        <w:outlineLvl w:val="1"/>
-        <w:rPr>
-          <w:rFonts w:eastAsia="Times New Roman" w:cstheme="minorHAnsi"/>
-          <w:b/>
-          <w:bCs/>
-          <w:lang w:eastAsia="en-IN"/>
-        </w:rPr>
-      </w:pPr>
-      <w:r>
-        <w:rPr>
-          <w:rFonts w:eastAsia="Times New Roman" w:cstheme="minorHAnsi"/>
-          <w:b/>
-          <w:bCs/>
-          <w:lang w:eastAsia="en-IN"/>
-        </w:rPr>
-        <w:t>Quick Practice (Try Yourself)</w:t>
-      </w:r>
-    </w:p>
-    <w:p>
-      <w:pPr>
-        <w:numPr>
-          <w:ilvl w:val="0"/>
-          <w:numId w:val="17"/>
-        </w:numPr>
-        <w:spacing w:after="0" w:line="240" w:lineRule="auto"/>
-        <w:rPr>
-          <w:rFonts w:eastAsia="Times New Roman" w:cstheme="minorHAnsi"/>
-          <w:lang w:eastAsia="en-IN"/>
-        </w:rPr>
-      </w:pPr>
-      <w:r>
-        <w:rPr>
-          <w:rFonts w:eastAsia="Times New Roman" w:cstheme="minorHAnsi"/>
-          <w:lang w:eastAsia="en-IN"/>
-        </w:rPr>
-        <w:t>Find employees earning less than department average</w:t>
-      </w:r>
-    </w:p>
-    <w:p>
-      <w:pPr>
-        <w:numPr>
-          <w:ilvl w:val="0"/>
-          <w:numId w:val="17"/>
-        </w:numPr>
-        <w:spacing w:after="0" w:line="240" w:lineRule="auto"/>
-        <w:rPr>
-          <w:rFonts w:eastAsia="Times New Roman" w:cstheme="minorHAnsi"/>
-          <w:lang w:eastAsia="en-IN"/>
-        </w:rPr>
-      </w:pPr>
-      <w:r>
-        <w:rPr>
-          <w:rFonts w:eastAsia="Times New Roman" w:cstheme="minorHAnsi"/>
-          <w:lang w:eastAsia="en-IN"/>
-        </w:rPr>
-        <w:t>Find employees who joined first in each department</w:t>
-      </w:r>
-    </w:p>
-    <w:p>
-      <w:pPr>
-        <w:numPr>
-          <w:ilvl w:val="0"/>
-          <w:numId w:val="17"/>
-        </w:numPr>
-        <w:spacing w:after="0" w:line="240" w:lineRule="auto"/>
-        <w:rPr>
-          <w:rFonts w:eastAsia="Times New Roman" w:cstheme="minorHAnsi"/>
-          <w:lang w:eastAsia="en-IN"/>
-        </w:rPr>
-      </w:pPr>
-      <w:r>
-        <w:rPr>
-          <w:rFonts w:eastAsia="Times New Roman" w:cstheme="minorHAnsi"/>
-          <w:lang w:eastAsia="en-IN"/>
-        </w:rPr>
-        <w:t>Find customers who placed more orders than average orders per customer</w:t>
-      </w:r>
-    </w:p>
-    <w:p>
-      <w:pPr>
-        <w:spacing w:after="0" w:line="240" w:lineRule="auto"/>
-        <w:rPr>
-          <w:rFonts w:eastAsia="Times New Roman" w:cstheme="minorHAnsi"/>
-          <w:lang w:eastAsia="en-IN"/>
-        </w:rPr>
-      </w:pPr>
-      <w:r>
-        <w:rPr>
-          <w:rFonts w:eastAsia="Times New Roman" w:cstheme="minorHAnsi"/>
-          <w:lang w:eastAsia="en-IN"/>
-        </w:rPr>
-        <w:pict>
-          <v:rect id="_x0000_i1059" style="width:0;height:1.5pt" o:hralign="center" o:hrstd="t" o:hr="t" fillcolor="#a0a0a0" stroked="f"/>
-        </w:pict>
-      </w:r>
-    </w:p>
-    <w:p>
-      <w:pPr>
-        <w:spacing w:after="0" w:line="240" w:lineRule="auto"/>
-        <w:rPr>
-          <w:rFonts w:eastAsia="Times New Roman" w:cstheme="minorHAnsi"/>
-          <w:lang w:eastAsia="en-IN"/>
-        </w:rPr>
-      </w:pPr>
-      <w:r>
-        <w:rPr>
-          <w:rFonts w:eastAsia="Times New Roman" w:cstheme="minorHAnsi"/>
-          <w:lang w:eastAsia="en-IN"/>
-        </w:rPr>
-        <w:t>Next, I can teach:</w:t>
-      </w:r>
-    </w:p>
-    <w:p>
-      <w:pPr>
-        <w:numPr>
-          <w:ilvl w:val="0"/>
-          <w:numId w:val="18"/>
-        </w:numPr>
-        <w:spacing w:after="0" w:line="240" w:lineRule="auto"/>
-        <w:rPr>
-          <w:rFonts w:eastAsia="Times New Roman" w:cstheme="minorHAnsi"/>
-          <w:lang w:eastAsia="en-IN"/>
-        </w:rPr>
-      </w:pPr>
-      <w:r>
-        <w:rPr>
-          <w:rFonts w:eastAsia="Times New Roman" w:cstheme="minorHAnsi"/>
-          <w:lang w:eastAsia="en-IN"/>
-        </w:rPr>
-        <w:t xml:space="preserve">EXISTS </w:t>
-      </w:r>
-      <w:proofErr w:type="spellStart"/>
-      <w:r>
-        <w:rPr>
-          <w:rFonts w:eastAsia="Times New Roman" w:cstheme="minorHAnsi"/>
-          <w:lang w:eastAsia="en-IN"/>
-        </w:rPr>
-        <w:t>vs</w:t>
-      </w:r>
-      <w:proofErr w:type="spellEnd"/>
-      <w:r>
-        <w:rPr>
-          <w:rFonts w:eastAsia="Times New Roman" w:cstheme="minorHAnsi"/>
-          <w:lang w:eastAsia="en-IN"/>
-        </w:rPr>
-        <w:t xml:space="preserve"> IN (very important)</w:t>
-      </w:r>
-    </w:p>
-    <w:p>
-      <w:pPr>
-        <w:numPr>
-          <w:ilvl w:val="0"/>
-          <w:numId w:val="18"/>
-        </w:numPr>
-        <w:spacing w:after="0" w:line="240" w:lineRule="auto"/>
-        <w:rPr>
-          <w:rFonts w:eastAsia="Times New Roman" w:cstheme="minorHAnsi"/>
-          <w:lang w:eastAsia="en-IN"/>
-        </w:rPr>
-      </w:pPr>
-      <w:r>
-        <w:rPr>
-          <w:rFonts w:eastAsia="Times New Roman" w:cstheme="minorHAnsi"/>
-          <w:lang w:eastAsia="en-IN"/>
-        </w:rPr>
-        <w:t xml:space="preserve">Subquery </w:t>
-      </w:r>
-      <w:proofErr w:type="spellStart"/>
-      <w:r>
-        <w:rPr>
-          <w:rFonts w:eastAsia="Times New Roman" w:cstheme="minorHAnsi"/>
-          <w:lang w:eastAsia="en-IN"/>
-        </w:rPr>
-        <w:t>vs</w:t>
-      </w:r>
-      <w:proofErr w:type="spellEnd"/>
-      <w:r>
-        <w:rPr>
-          <w:rFonts w:eastAsia="Times New Roman" w:cstheme="minorHAnsi"/>
-          <w:lang w:eastAsia="en-IN"/>
-        </w:rPr>
-        <w:t xml:space="preserve"> JOIN with performance angle</w:t>
-      </w:r>
-    </w:p>
-    <w:p>
-      <w:pPr>
-        <w:numPr>
-          <w:ilvl w:val="0"/>
-          <w:numId w:val="18"/>
-        </w:numPr>
-        <w:spacing w:after="0" w:line="240" w:lineRule="auto"/>
-        <w:rPr>
-          <w:rFonts w:eastAsia="Times New Roman" w:cstheme="minorHAnsi"/>
-          <w:lang w:eastAsia="en-IN"/>
-        </w:rPr>
-      </w:pPr>
-      <w:r>
-        <w:rPr>
-          <w:rFonts w:eastAsia="Times New Roman" w:cstheme="minorHAnsi"/>
-          <w:lang w:eastAsia="en-IN"/>
-        </w:rPr>
-        <w:t xml:space="preserve">Interview trap questions on </w:t>
-      </w:r>
-      <w:proofErr w:type="spellStart"/>
-      <w:r>
-        <w:rPr>
-          <w:rFonts w:eastAsia="Times New Roman" w:cstheme="minorHAnsi"/>
-          <w:lang w:eastAsia="en-IN"/>
-        </w:rPr>
-        <w:t>subqueries</w:t>
-      </w:r>
-      <w:proofErr w:type="spellEnd"/>
-    </w:p>
-    <w:p>
-      <w:pPr>
-        <w:spacing w:after="0" w:line="240" w:lineRule="auto"/>
-        <w:rPr>
-          <w:rFonts w:eastAsia="Times New Roman" w:cstheme="minorHAnsi"/>
-          <w:lang w:eastAsia="en-IN"/>
-        </w:rPr>
-      </w:pPr>
-      <w:r>
-        <w:rPr>
-          <w:rFonts w:eastAsia="Times New Roman" w:cstheme="minorHAnsi"/>
-          <w:lang w:eastAsia="en-IN"/>
-        </w:rPr>
-        <w:t>Tell me what you want next.</w:t>
-      </w:r>
-    </w:p>
-    <w:p>
-      <w:pPr>
-        <w:spacing w:after="0" w:line="240" w:lineRule="auto"/>
-        <w:rPr>
-          <w:rFonts w:eastAsia="Times New Roman" w:cstheme="minorHAnsi"/>
-          <w:lang w:eastAsia="en-IN"/>
-        </w:rPr>
-      </w:pPr>
-      <w:proofErr w:type="gramStart"/>
-      <w:r>
-        <w:rPr>
-          <w:rFonts w:eastAsia="Times New Roman" w:cstheme="minorHAnsi"/>
-          <w:lang w:eastAsia="en-IN"/>
-        </w:rPr>
-        <w:t>yes</w:t>
-      </w:r>
-      <w:proofErr w:type="gramEnd"/>
-    </w:p>
-    <w:p>
-      <w:pPr>
-        <w:spacing w:after="0" w:line="240" w:lineRule="auto"/>
-        <w:rPr>
-          <w:rFonts w:eastAsia="Times New Roman" w:cstheme="minorHAnsi"/>
-          <w:lang w:eastAsia="en-IN"/>
-        </w:rPr>
-      </w:pPr>
-      <w:r>
-        <w:rPr>
-          <w:rFonts w:eastAsia="Times New Roman" w:cstheme="minorHAnsi"/>
-          <w:lang w:eastAsia="en-IN"/>
-        </w:rPr>
-        <w:t xml:space="preserve">Good. We’ll continue in </w:t>
-      </w:r>
-      <w:r>
-        <w:rPr>
-          <w:rFonts w:eastAsia="Times New Roman" w:cstheme="minorHAnsi"/>
-          <w:b/>
-          <w:bCs/>
-          <w:lang w:eastAsia="en-IN"/>
-        </w:rPr>
-        <w:t>beginner mode</w:t>
-      </w:r>
-      <w:r>
-        <w:rPr>
-          <w:rFonts w:eastAsia="Times New Roman" w:cstheme="minorHAnsi"/>
-          <w:lang w:eastAsia="en-IN"/>
-        </w:rPr>
-        <w:t xml:space="preserve">, clearly and slowly, and </w:t>
-      </w:r>
-      <w:r>
-        <w:rPr>
-          <w:rFonts w:eastAsia="Times New Roman" w:cstheme="minorHAnsi"/>
-          <w:b/>
-          <w:bCs/>
-          <w:lang w:eastAsia="en-IN"/>
-        </w:rPr>
-        <w:t>no icons in headings</w:t>
-      </w:r>
-      <w:r>
-        <w:rPr>
-          <w:rFonts w:eastAsia="Times New Roman" w:cstheme="minorHAnsi"/>
-          <w:lang w:eastAsia="en-IN"/>
-        </w:rPr>
-        <w:t>.</w:t>
-      </w:r>
-    </w:p>
-    <w:p>
-      <w:pPr>
-        <w:spacing w:after="0" w:line="240" w:lineRule="auto"/>
-        <w:rPr>
-          <w:rFonts w:eastAsia="Times New Roman" w:cstheme="minorHAnsi"/>
-          <w:lang w:eastAsia="en-IN"/>
-        </w:rPr>
-      </w:pPr>
-      <w:r>
-        <w:rPr>
-          <w:rFonts w:eastAsia="Times New Roman" w:cstheme="minorHAnsi"/>
-          <w:lang w:eastAsia="en-IN"/>
-        </w:rPr>
-        <w:pict>
-          <v:rect id="_x0000_i1060" style="width:0;height:1.5pt" o:hralign="center" o:hrstd="t" o:hr="t" fillcolor="#a0a0a0" stroked="f"/>
-        </w:pict>
-      </w:r>
-    </w:p>
-    <w:p>
-      <w:pPr>
-        <w:spacing w:after="0" w:line="240" w:lineRule="auto"/>
-        <w:outlineLvl w:val="0"/>
-        <w:rPr>
-          <w:rFonts w:eastAsia="Times New Roman" w:cstheme="minorHAnsi"/>
-          <w:b/>
-          <w:bCs/>
-          <w:kern w:val="36"/>
-          <w:lang w:eastAsia="en-IN"/>
-        </w:rPr>
-      </w:pPr>
-      <w:r>
-        <w:rPr>
-          <w:rFonts w:eastAsia="Times New Roman" w:cstheme="minorHAnsi"/>
-          <w:b/>
-          <w:bCs/>
-          <w:kern w:val="36"/>
-          <w:lang w:eastAsia="en-IN"/>
-        </w:rPr>
-        <w:t xml:space="preserve">EXISTS </w:t>
-      </w:r>
-      <w:proofErr w:type="spellStart"/>
-      <w:r>
-        <w:rPr>
-          <w:rFonts w:eastAsia="Times New Roman" w:cstheme="minorHAnsi"/>
-          <w:b/>
-          <w:bCs/>
-          <w:kern w:val="36"/>
-          <w:lang w:eastAsia="en-IN"/>
-        </w:rPr>
-        <w:t>vs</w:t>
-      </w:r>
-      <w:proofErr w:type="spellEnd"/>
-      <w:r>
-        <w:rPr>
-          <w:rFonts w:eastAsia="Times New Roman" w:cstheme="minorHAnsi"/>
-          <w:b/>
-          <w:bCs/>
-          <w:kern w:val="36"/>
-          <w:lang w:eastAsia="en-IN"/>
-        </w:rPr>
-        <w:t xml:space="preserve"> IN (Beginner Friendly)</w:t>
-      </w:r>
-    </w:p>
-    <w:p>
-      <w:pPr>
-        <w:spacing w:after="0" w:line="240" w:lineRule="auto"/>
-        <w:rPr>
-          <w:rFonts w:eastAsia="Times New Roman" w:cstheme="minorHAnsi"/>
-          <w:lang w:eastAsia="en-IN"/>
-        </w:rPr>
-      </w:pPr>
-      <w:r>
-        <w:rPr>
-          <w:rFonts w:eastAsia="Times New Roman" w:cstheme="minorHAnsi"/>
-          <w:lang w:eastAsia="en-IN"/>
-        </w:rPr>
-        <w:t xml:space="preserve">This is a </w:t>
-      </w:r>
-      <w:r>
-        <w:rPr>
-          <w:rFonts w:eastAsia="Times New Roman" w:cstheme="minorHAnsi"/>
-          <w:b/>
-          <w:bCs/>
-          <w:lang w:eastAsia="en-IN"/>
-        </w:rPr>
-        <w:t>very important interview topic</w:t>
-      </w:r>
-      <w:r>
-        <w:rPr>
-          <w:rFonts w:eastAsia="Times New Roman" w:cstheme="minorHAnsi"/>
-          <w:lang w:eastAsia="en-IN"/>
-        </w:rPr>
-        <w:t xml:space="preserve"> and also important for </w:t>
-      </w:r>
-      <w:r>
-        <w:rPr>
-          <w:rFonts w:eastAsia="Times New Roman" w:cstheme="minorHAnsi"/>
-          <w:b/>
-          <w:bCs/>
-          <w:lang w:eastAsia="en-IN"/>
-        </w:rPr>
-        <w:t>real projects</w:t>
-      </w:r>
-      <w:r>
-        <w:rPr>
-          <w:rFonts w:eastAsia="Times New Roman" w:cstheme="minorHAnsi"/>
-          <w:lang w:eastAsia="en-IN"/>
-        </w:rPr>
-        <w:t>.</w:t>
-      </w:r>
-    </w:p>
-    <w:p>
-      <w:pPr>
-        <w:spacing w:after="0" w:line="240" w:lineRule="auto"/>
-        <w:rPr>
-          <w:rFonts w:eastAsia="Times New Roman" w:cstheme="minorHAnsi"/>
-          <w:lang w:eastAsia="en-IN"/>
-        </w:rPr>
-      </w:pPr>
-      <w:r>
-        <w:rPr>
-          <w:rFonts w:eastAsia="Times New Roman" w:cstheme="minorHAnsi"/>
-          <w:lang w:eastAsia="en-IN"/>
-        </w:rPr>
-        <w:pict>
-          <v:rect id="_x0000_i1061" style="width:0;height:1.5pt" o:hralign="center" o:hrstd="t" o:hr="t" fillcolor="#a0a0a0" stroked="f"/>
-        </w:pict>
-      </w:r>
-    </w:p>
-    <w:p>
-      <w:pPr>
-        <w:spacing w:after="0" w:line="240" w:lineRule="auto"/>
-        <w:outlineLvl w:val="1"/>
-        <w:rPr>
-          <w:rFonts w:eastAsia="Times New Roman" w:cstheme="minorHAnsi"/>
-          <w:b/>
-          <w:bCs/>
-          <w:lang w:eastAsia="en-IN"/>
-        </w:rPr>
-      </w:pPr>
-      <w:r>
-        <w:rPr>
-          <w:rFonts w:eastAsia="Times New Roman" w:cstheme="minorHAnsi"/>
-          <w:b/>
-          <w:bCs/>
-          <w:lang w:eastAsia="en-IN"/>
-        </w:rPr>
-        <w:t>What Is Being Compared?</w:t>
-      </w:r>
-    </w:p>
-    <w:p>
-      <w:pPr>
-        <w:spacing w:after="0" w:line="240" w:lineRule="auto"/>
-        <w:rPr>
-          <w:rFonts w:eastAsia="Times New Roman" w:cstheme="minorHAnsi"/>
-          <w:lang w:eastAsia="en-IN"/>
-        </w:rPr>
-      </w:pPr>
-      <w:r>
-        <w:rPr>
-          <w:rFonts w:eastAsia="Times New Roman" w:cstheme="minorHAnsi"/>
-          <w:lang w:eastAsia="en-IN"/>
-        </w:rPr>
-        <w:t xml:space="preserve">Both </w:t>
-      </w:r>
-      <w:r>
-        <w:rPr>
-          <w:rFonts w:eastAsia="Times New Roman" w:cstheme="minorHAnsi"/>
-          <w:lang w:eastAsia="en-IN"/>
-        </w:rPr>
-        <w:t>EXISTS</w:t>
-      </w:r>
-      <w:r>
-        <w:rPr>
-          <w:rFonts w:eastAsia="Times New Roman" w:cstheme="minorHAnsi"/>
-          <w:lang w:eastAsia="en-IN"/>
-        </w:rPr>
-        <w:t xml:space="preserve"> and </w:t>
-      </w:r>
-      <w:r>
-        <w:rPr>
-          <w:rFonts w:eastAsia="Times New Roman" w:cstheme="minorHAnsi"/>
-          <w:lang w:eastAsia="en-IN"/>
-        </w:rPr>
-        <w:t>IN</w:t>
-      </w:r>
-      <w:r>
-        <w:rPr>
-          <w:rFonts w:eastAsia="Times New Roman" w:cstheme="minorHAnsi"/>
-          <w:lang w:eastAsia="en-IN"/>
-        </w:rPr>
-        <w:t xml:space="preserve"> are used to:</w:t>
-      </w:r>
-    </w:p>
-    <w:p>
-      <w:pPr>
-        <w:numPr>
-          <w:ilvl w:val="0"/>
-          <w:numId w:val="19"/>
-        </w:numPr>
-        <w:spacing w:after="0" w:line="240" w:lineRule="auto"/>
-        <w:rPr>
-          <w:rFonts w:eastAsia="Times New Roman" w:cstheme="minorHAnsi"/>
-          <w:lang w:eastAsia="en-IN"/>
-        </w:rPr>
-      </w:pPr>
-      <w:r>
-        <w:rPr>
-          <w:rFonts w:eastAsia="Times New Roman" w:cstheme="minorHAnsi"/>
-          <w:lang w:eastAsia="en-IN"/>
-        </w:rPr>
-        <w:t>Check whether a value exists in another query’s result</w:t>
-      </w:r>
-    </w:p>
-    <w:p>
-      <w:pPr>
-        <w:spacing w:after="0" w:line="240" w:lineRule="auto"/>
-        <w:rPr>
-          <w:rFonts w:eastAsia="Times New Roman" w:cstheme="minorHAnsi"/>
-          <w:lang w:eastAsia="en-IN"/>
-        </w:rPr>
-      </w:pPr>
-      <w:r>
-        <w:rPr>
-          <w:rFonts w:eastAsia="Times New Roman" w:cstheme="minorHAnsi"/>
-          <w:lang w:eastAsia="en-IN"/>
-        </w:rPr>
-        <w:t xml:space="preserve">But </w:t>
-      </w:r>
-      <w:r>
-        <w:rPr>
-          <w:rFonts w:eastAsia="Times New Roman" w:cstheme="minorHAnsi"/>
-          <w:b/>
-          <w:bCs/>
-          <w:lang w:eastAsia="en-IN"/>
-        </w:rPr>
-        <w:t>how they work internally is different</w:t>
-      </w:r>
-      <w:r>
-        <w:rPr>
-          <w:rFonts w:eastAsia="Times New Roman" w:cstheme="minorHAnsi"/>
-          <w:lang w:eastAsia="en-IN"/>
-        </w:rPr>
-        <w:t>.</w:t>
-      </w:r>
-    </w:p>
-    <w:p>
-      <w:pPr>
-        <w:spacing w:after="0" w:line="240" w:lineRule="auto"/>
-        <w:rPr>
-          <w:rFonts w:eastAsia="Times New Roman" w:cstheme="minorHAnsi"/>
-          <w:lang w:eastAsia="en-IN"/>
-        </w:rPr>
-      </w:pPr>
-      <w:r>
-        <w:rPr>
-          <w:rFonts w:eastAsia="Times New Roman" w:cstheme="minorHAnsi"/>
-          <w:lang w:eastAsia="en-IN"/>
-        </w:rPr>
-        <w:pict>
-          <v:rect id="_x0000_i1062" style="width:0;height:1.5pt" o:hralign="center" o:hrstd="t" o:hr="t" fillcolor="#a0a0a0" stroked="f"/>
-        </w:pict>
-      </w:r>
-    </w:p>
-    <w:p>
-      <w:pPr>
-        <w:spacing w:after="0" w:line="240" w:lineRule="auto"/>
-        <w:outlineLvl w:val="1"/>
-        <w:rPr>
-          <w:rFonts w:eastAsia="Times New Roman" w:cstheme="minorHAnsi"/>
-          <w:b/>
-          <w:bCs/>
-          <w:lang w:eastAsia="en-IN"/>
-        </w:rPr>
-      </w:pPr>
-      <w:r>
-        <w:rPr>
-          <w:rFonts w:eastAsia="Times New Roman" w:cstheme="minorHAnsi"/>
-          <w:b/>
-          <w:bCs/>
-          <w:lang w:eastAsia="en-IN"/>
-        </w:rPr>
-        <w:t>Sample Tables</w:t>
+        <w:t>GROUP BY department</w:t>
       </w:r>
     </w:p>
     <w:p>
@@ -8451,15 +7444,29 @@
           <w:lang w:eastAsia="en-IN"/>
         </w:rPr>
       </w:pPr>
+      <w:r>
+        <w:rPr>
+          <w:rFonts w:eastAsia="Times New Roman" w:cstheme="minorHAnsi"/>
+          <w:lang w:eastAsia="en-IN"/>
+        </w:rPr>
+        <w:t xml:space="preserve">HAVING </w:t>
+      </w:r>
       <w:proofErr w:type="gramStart"/>
       <w:r>
         <w:rPr>
           <w:rFonts w:eastAsia="Times New Roman" w:cstheme="minorHAnsi"/>
           <w:lang w:eastAsia="en-IN"/>
         </w:rPr>
-        <w:t>customers</w:t>
+        <w:t>COUNT(</w:t>
       </w:r>
       <w:proofErr w:type="gramEnd"/>
+      <w:r>
+        <w:rPr>
+          <w:rFonts w:eastAsia="Times New Roman" w:cstheme="minorHAnsi"/>
+          <w:lang w:eastAsia="en-IN"/>
+        </w:rPr>
+        <w:t>*) &gt; 5;</w:t>
+      </w:r>
     </w:p>
     <w:p>
       <w:pPr>
@@ -8487,12 +7494,881 @@
           <w:lang w:eastAsia="en-IN"/>
         </w:rPr>
       </w:pPr>
-      <w:r>
-        <w:rPr>
-          <w:rFonts w:eastAsia="Times New Roman" w:cstheme="minorHAnsi"/>
-          <w:lang w:eastAsia="en-IN"/>
-        </w:rPr>
-        <w:t>-----------------</w:t>
+    </w:p>
+    <w:p>
+      <w:pPr>
+        <w:spacing w:after="0" w:line="240" w:lineRule="auto"/>
+        <w:rPr>
+          <w:rFonts w:eastAsia="Times New Roman" w:cstheme="minorHAnsi"/>
+          <w:lang w:eastAsia="en-IN"/>
+        </w:rPr>
+      </w:pPr>
+      <w:r>
+        <w:rPr>
+          <w:rFonts w:eastAsia="Times New Roman" w:cstheme="minorHAnsi"/>
+          <w:lang w:eastAsia="en-IN"/>
+        </w:rPr>
+        <w:lastRenderedPageBreak/>
+        <w:t>Correlated subquery works</w:t>
+      </w:r>
+      <w:r>
+        <w:rPr>
+          <w:rFonts w:eastAsia="Times New Roman" w:cstheme="minorHAnsi"/>
+          <w:lang w:eastAsia="en-IN"/>
+        </w:rPr>
+        <w:br/>
+        <w:t xml:space="preserve">GROUP BY is usually </w:t>
+      </w:r>
+      <w:r>
+        <w:rPr>
+          <w:rFonts w:eastAsia="Times New Roman" w:cstheme="minorHAnsi"/>
+          <w:b/>
+          <w:bCs/>
+          <w:lang w:eastAsia="en-IN"/>
+        </w:rPr>
+        <w:t>faster and cleaner</w:t>
+      </w:r>
+    </w:p>
+    <w:p>
+      <w:pPr>
+        <w:spacing w:after="0" w:line="240" w:lineRule="auto"/>
+        <w:rPr>
+          <w:rFonts w:eastAsia="Times New Roman" w:cstheme="minorHAnsi"/>
+          <w:lang w:eastAsia="en-IN"/>
+        </w:rPr>
+      </w:pPr>
+      <w:r>
+        <w:rPr>
+          <w:rFonts w:eastAsia="Times New Roman" w:cstheme="minorHAnsi"/>
+          <w:lang w:eastAsia="en-IN"/>
+        </w:rPr>
+        <w:pict>
+          <v:rect id="_x0000_i1056" style="width:0;height:1.5pt" o:hralign="center" o:hrstd="t" o:hr="t" fillcolor="#a0a0a0" stroked="f"/>
+        </w:pict>
+      </w:r>
+    </w:p>
+    <w:p>
+      <w:pPr>
+        <w:spacing w:after="0" w:line="240" w:lineRule="auto"/>
+        <w:outlineLvl w:val="1"/>
+        <w:rPr>
+          <w:rFonts w:eastAsia="Times New Roman" w:cstheme="minorHAnsi"/>
+          <w:b/>
+          <w:bCs/>
+          <w:lang w:eastAsia="en-IN"/>
+        </w:rPr>
+      </w:pPr>
+      <w:r>
+        <w:rPr>
+          <w:rFonts w:eastAsia="Times New Roman" w:cstheme="minorHAnsi"/>
+          <w:b/>
+          <w:bCs/>
+          <w:lang w:eastAsia="en-IN"/>
+        </w:rPr>
+        <w:t xml:space="preserve">When Should You Use Correlated </w:t>
+      </w:r>
+      <w:proofErr w:type="spellStart"/>
+      <w:r>
+        <w:rPr>
+          <w:rFonts w:eastAsia="Times New Roman" w:cstheme="minorHAnsi"/>
+          <w:b/>
+          <w:bCs/>
+          <w:lang w:eastAsia="en-IN"/>
+        </w:rPr>
+        <w:t>Subqueries</w:t>
+      </w:r>
+      <w:proofErr w:type="spellEnd"/>
+      <w:r>
+        <w:rPr>
+          <w:rFonts w:eastAsia="Times New Roman" w:cstheme="minorHAnsi"/>
+          <w:b/>
+          <w:bCs/>
+          <w:lang w:eastAsia="en-IN"/>
+        </w:rPr>
+        <w:t>?</w:t>
+      </w:r>
+    </w:p>
+    <w:p>
+      <w:pPr>
+        <w:spacing w:after="0" w:line="240" w:lineRule="auto"/>
+        <w:rPr>
+          <w:rFonts w:eastAsia="Times New Roman" w:cstheme="minorHAnsi"/>
+          <w:lang w:eastAsia="en-IN"/>
+        </w:rPr>
+      </w:pPr>
+      <w:r>
+        <w:rPr>
+          <w:rFonts w:eastAsia="Times New Roman" w:cstheme="minorHAnsi"/>
+          <w:lang w:eastAsia="en-IN"/>
+        </w:rPr>
+        <w:t>Use when:</w:t>
+      </w:r>
+    </w:p>
+    <w:p>
+      <w:pPr>
+        <w:numPr>
+          <w:ilvl w:val="0"/>
+          <w:numId w:val="15"/>
+        </w:numPr>
+        <w:spacing w:after="0" w:line="240" w:lineRule="auto"/>
+        <w:rPr>
+          <w:rFonts w:eastAsia="Times New Roman" w:cstheme="minorHAnsi"/>
+          <w:lang w:eastAsia="en-IN"/>
+        </w:rPr>
+      </w:pPr>
+      <w:r>
+        <w:rPr>
+          <w:rFonts w:eastAsia="Times New Roman" w:cstheme="minorHAnsi"/>
+          <w:lang w:eastAsia="en-IN"/>
+        </w:rPr>
+        <w:t xml:space="preserve">Comparison is </w:t>
+      </w:r>
+      <w:r>
+        <w:rPr>
+          <w:rFonts w:eastAsia="Times New Roman" w:cstheme="minorHAnsi"/>
+          <w:b/>
+          <w:bCs/>
+          <w:lang w:eastAsia="en-IN"/>
+        </w:rPr>
+        <w:t>row-specific</w:t>
+      </w:r>
+    </w:p>
+    <w:p>
+      <w:pPr>
+        <w:numPr>
+          <w:ilvl w:val="0"/>
+          <w:numId w:val="15"/>
+        </w:numPr>
+        <w:spacing w:after="0" w:line="240" w:lineRule="auto"/>
+        <w:rPr>
+          <w:rFonts w:eastAsia="Times New Roman" w:cstheme="minorHAnsi"/>
+          <w:lang w:eastAsia="en-IN"/>
+        </w:rPr>
+      </w:pPr>
+      <w:r>
+        <w:rPr>
+          <w:rFonts w:eastAsia="Times New Roman" w:cstheme="minorHAnsi"/>
+          <w:lang w:eastAsia="en-IN"/>
+        </w:rPr>
+        <w:t xml:space="preserve">Each row needs a </w:t>
+      </w:r>
+      <w:r>
+        <w:rPr>
+          <w:rFonts w:eastAsia="Times New Roman" w:cstheme="minorHAnsi"/>
+          <w:b/>
+          <w:bCs/>
+          <w:lang w:eastAsia="en-IN"/>
+        </w:rPr>
+        <w:t>different calculation</w:t>
+      </w:r>
+    </w:p>
+    <w:p>
+      <w:pPr>
+        <w:numPr>
+          <w:ilvl w:val="0"/>
+          <w:numId w:val="15"/>
+        </w:numPr>
+        <w:spacing w:after="0" w:line="240" w:lineRule="auto"/>
+        <w:rPr>
+          <w:rFonts w:eastAsia="Times New Roman" w:cstheme="minorHAnsi"/>
+          <w:lang w:eastAsia="en-IN"/>
+        </w:rPr>
+      </w:pPr>
+      <w:r>
+        <w:rPr>
+          <w:rFonts w:eastAsia="Times New Roman" w:cstheme="minorHAnsi"/>
+          <w:lang w:eastAsia="en-IN"/>
+        </w:rPr>
+        <w:t>Interview logic question</w:t>
+      </w:r>
+    </w:p>
+    <w:p>
+      <w:pPr>
+        <w:spacing w:after="0" w:line="240" w:lineRule="auto"/>
+        <w:rPr>
+          <w:rFonts w:eastAsia="Times New Roman" w:cstheme="minorHAnsi"/>
+          <w:highlight w:val="cyan"/>
+          <w:lang w:eastAsia="en-IN"/>
+        </w:rPr>
+      </w:pPr>
+      <w:r>
+        <w:rPr>
+          <w:rFonts w:eastAsia="Times New Roman" w:cstheme="minorHAnsi"/>
+          <w:highlight w:val="cyan"/>
+          <w:lang w:eastAsia="en-IN"/>
+        </w:rPr>
+        <w:t>Avoid when:</w:t>
+      </w:r>
+    </w:p>
+    <w:p>
+      <w:pPr>
+        <w:numPr>
+          <w:ilvl w:val="0"/>
+          <w:numId w:val="16"/>
+        </w:numPr>
+        <w:spacing w:after="0" w:line="240" w:lineRule="auto"/>
+        <w:rPr>
+          <w:rFonts w:eastAsia="Times New Roman" w:cstheme="minorHAnsi"/>
+          <w:highlight w:val="cyan"/>
+          <w:lang w:eastAsia="en-IN"/>
+        </w:rPr>
+      </w:pPr>
+      <w:r>
+        <w:rPr>
+          <w:rFonts w:eastAsia="Times New Roman" w:cstheme="minorHAnsi"/>
+          <w:highlight w:val="cyan"/>
+          <w:lang w:eastAsia="en-IN"/>
+        </w:rPr>
+        <w:t>GROUP BY can solve it</w:t>
+      </w:r>
+    </w:p>
+    <w:p>
+      <w:pPr>
+        <w:numPr>
+          <w:ilvl w:val="0"/>
+          <w:numId w:val="16"/>
+        </w:numPr>
+        <w:spacing w:after="0" w:line="240" w:lineRule="auto"/>
+        <w:rPr>
+          <w:rFonts w:eastAsia="Times New Roman" w:cstheme="minorHAnsi"/>
+          <w:highlight w:val="cyan"/>
+          <w:lang w:eastAsia="en-IN"/>
+        </w:rPr>
+      </w:pPr>
+      <w:r>
+        <w:rPr>
+          <w:rFonts w:eastAsia="Times New Roman" w:cstheme="minorHAnsi"/>
+          <w:highlight w:val="cyan"/>
+          <w:lang w:eastAsia="en-IN"/>
+        </w:rPr>
+        <w:t>Large datasets (performance)</w:t>
+      </w:r>
+    </w:p>
+    <w:p>
+      <w:pPr>
+        <w:spacing w:after="0" w:line="240" w:lineRule="auto"/>
+        <w:rPr>
+          <w:rFonts w:eastAsia="Times New Roman" w:cstheme="minorHAnsi"/>
+          <w:lang w:eastAsia="en-IN"/>
+        </w:rPr>
+      </w:pPr>
+      <w:r>
+        <w:rPr>
+          <w:rFonts w:eastAsia="Times New Roman" w:cstheme="minorHAnsi"/>
+          <w:lang w:eastAsia="en-IN"/>
+        </w:rPr>
+        <w:pict>
+          <v:rect id="_x0000_i1057" style="width:0;height:1.5pt" o:hralign="center" o:hrstd="t" o:hr="t" fillcolor="#a0a0a0" stroked="f"/>
+        </w:pict>
+      </w:r>
+    </w:p>
+    <w:p>
+      <w:pPr>
+        <w:spacing w:after="0" w:line="240" w:lineRule="auto"/>
+        <w:outlineLvl w:val="1"/>
+        <w:rPr>
+          <w:rFonts w:eastAsia="Times New Roman" w:cstheme="minorHAnsi"/>
+          <w:b/>
+          <w:bCs/>
+          <w:lang w:eastAsia="en-IN"/>
+        </w:rPr>
+      </w:pPr>
+      <w:r>
+        <w:rPr>
+          <w:rFonts w:eastAsia="Times New Roman" w:cstheme="minorHAnsi"/>
+          <w:b/>
+          <w:bCs/>
+          <w:lang w:eastAsia="en-IN"/>
+        </w:rPr>
+        <w:t>Interview One-Line Answer</w:t>
+      </w:r>
+    </w:p>
+    <w:p>
+      <w:pPr>
+        <w:spacing w:after="0" w:line="240" w:lineRule="auto"/>
+        <w:rPr>
+          <w:rFonts w:eastAsia="Times New Roman" w:cstheme="minorHAnsi"/>
+          <w:lang w:eastAsia="en-IN"/>
+        </w:rPr>
+      </w:pPr>
+      <w:r>
+        <w:rPr>
+          <w:rFonts w:eastAsia="Times New Roman" w:cstheme="minorHAnsi"/>
+          <w:lang w:eastAsia="en-IN"/>
+        </w:rPr>
+        <w:t>A correlated subquery is a subquery that depends on the outer query and executes once per row.</w:t>
+      </w:r>
+    </w:p>
+    <w:p>
+      <w:pPr>
+        <w:spacing w:after="0" w:line="240" w:lineRule="auto"/>
+        <w:rPr>
+          <w:rFonts w:eastAsia="Times New Roman" w:cstheme="minorHAnsi"/>
+          <w:lang w:eastAsia="en-IN"/>
+        </w:rPr>
+      </w:pPr>
+      <w:r>
+        <w:rPr>
+          <w:rFonts w:eastAsia="Times New Roman" w:cstheme="minorHAnsi"/>
+          <w:lang w:eastAsia="en-IN"/>
+        </w:rPr>
+        <w:pict>
+          <v:rect id="_x0000_i1058" style="width:0;height:1.5pt" o:hralign="center" o:hrstd="t" o:hr="t" fillcolor="#a0a0a0" stroked="f"/>
+        </w:pict>
+      </w:r>
+    </w:p>
+    <w:p>
+      <w:pPr>
+        <w:spacing w:after="0" w:line="240" w:lineRule="auto"/>
+        <w:outlineLvl w:val="1"/>
+        <w:rPr>
+          <w:rFonts w:eastAsia="Times New Roman" w:cstheme="minorHAnsi"/>
+          <w:b/>
+          <w:bCs/>
+          <w:lang w:eastAsia="en-IN"/>
+        </w:rPr>
+      </w:pPr>
+      <w:r>
+        <w:rPr>
+          <w:rFonts w:eastAsia="Times New Roman" w:cstheme="minorHAnsi"/>
+          <w:b/>
+          <w:bCs/>
+          <w:lang w:eastAsia="en-IN"/>
+        </w:rPr>
+        <w:t>Quick Practice (Try Yourself)</w:t>
+      </w:r>
+    </w:p>
+    <w:p>
+      <w:pPr>
+        <w:numPr>
+          <w:ilvl w:val="0"/>
+          <w:numId w:val="17"/>
+        </w:numPr>
+        <w:spacing w:after="0" w:line="240" w:lineRule="auto"/>
+        <w:rPr>
+          <w:rFonts w:eastAsia="Times New Roman" w:cstheme="minorHAnsi"/>
+          <w:lang w:eastAsia="en-IN"/>
+        </w:rPr>
+      </w:pPr>
+      <w:r>
+        <w:rPr>
+          <w:rFonts w:eastAsia="Times New Roman" w:cstheme="minorHAnsi"/>
+          <w:lang w:eastAsia="en-IN"/>
+        </w:rPr>
+        <w:t>Find employees earning less than department average</w:t>
+      </w:r>
+    </w:p>
+    <w:p>
+      <w:pPr>
+        <w:numPr>
+          <w:ilvl w:val="0"/>
+          <w:numId w:val="17"/>
+        </w:numPr>
+        <w:spacing w:after="0" w:line="240" w:lineRule="auto"/>
+        <w:rPr>
+          <w:rFonts w:eastAsia="Times New Roman" w:cstheme="minorHAnsi"/>
+          <w:lang w:eastAsia="en-IN"/>
+        </w:rPr>
+      </w:pPr>
+      <w:r>
+        <w:rPr>
+          <w:rFonts w:eastAsia="Times New Roman" w:cstheme="minorHAnsi"/>
+          <w:lang w:eastAsia="en-IN"/>
+        </w:rPr>
+        <w:t>Find employees who joined first in each department</w:t>
+      </w:r>
+    </w:p>
+    <w:p>
+      <w:pPr>
+        <w:numPr>
+          <w:ilvl w:val="0"/>
+          <w:numId w:val="17"/>
+        </w:numPr>
+        <w:spacing w:after="0" w:line="240" w:lineRule="auto"/>
+        <w:rPr>
+          <w:rFonts w:eastAsia="Times New Roman" w:cstheme="minorHAnsi"/>
+          <w:lang w:eastAsia="en-IN"/>
+        </w:rPr>
+      </w:pPr>
+      <w:r>
+        <w:rPr>
+          <w:rFonts w:eastAsia="Times New Roman" w:cstheme="minorHAnsi"/>
+          <w:lang w:eastAsia="en-IN"/>
+        </w:rPr>
+        <w:t>Find customers who placed more orders than average orders per customer</w:t>
+      </w:r>
+    </w:p>
+    <w:p>
+      <w:pPr>
+        <w:spacing w:after="0" w:line="240" w:lineRule="auto"/>
+        <w:rPr>
+          <w:rFonts w:eastAsia="Times New Roman" w:cstheme="minorHAnsi"/>
+          <w:lang w:eastAsia="en-IN"/>
+        </w:rPr>
+      </w:pPr>
+    </w:p>
+    <w:p>
+      <w:pPr>
+        <w:spacing w:after="0" w:line="240" w:lineRule="auto"/>
+        <w:rPr>
+          <w:rFonts w:eastAsia="Times New Roman" w:cstheme="minorHAnsi"/>
+          <w:lang w:eastAsia="en-IN"/>
+        </w:rPr>
+      </w:pPr>
+    </w:p>
+    <w:p>
+      <w:pPr>
+        <w:spacing w:after="0" w:line="240" w:lineRule="auto"/>
+        <w:rPr>
+          <w:rFonts w:eastAsia="Times New Roman" w:cstheme="minorHAnsi"/>
+          <w:lang w:eastAsia="en-IN"/>
+        </w:rPr>
+      </w:pPr>
+      <w:r>
+        <w:rPr>
+          <w:rFonts w:eastAsia="Times New Roman" w:cstheme="minorHAnsi"/>
+          <w:lang w:eastAsia="en-IN"/>
+        </w:rPr>
+        <w:pict>
+          <v:rect id="_x0000_i1059" style="width:0;height:1.5pt" o:hralign="center" o:hrstd="t" o:hr="t" fillcolor="#a0a0a0" stroked="f"/>
+        </w:pict>
+      </w:r>
+    </w:p>
+    <w:p>
+      <w:pPr>
+        <w:spacing w:after="0" w:line="240" w:lineRule="auto"/>
+        <w:rPr>
+          <w:rFonts w:eastAsia="Times New Roman" w:cstheme="minorHAnsi"/>
+          <w:noProof/>
+          <w:lang w:eastAsia="en-IN"/>
+        </w:rPr>
+      </w:pPr>
+      <w:r>
+        <w:rPr>
+          <w:rFonts w:eastAsia="Times New Roman" w:cstheme="minorHAnsi"/>
+          <w:noProof/>
+          <w:lang w:eastAsia="en-IN"/>
+        </w:rPr>
+        <w:t>Next, I can teach:</w:t>
+      </w:r>
+    </w:p>
+    <w:p>
+      <w:pPr>
+        <w:numPr>
+          <w:ilvl w:val="0"/>
+          <w:numId w:val="18"/>
+        </w:numPr>
+        <w:spacing w:after="0" w:line="240" w:lineRule="auto"/>
+        <w:rPr>
+          <w:rFonts w:eastAsia="Times New Roman" w:cstheme="minorHAnsi"/>
+          <w:noProof/>
+          <w:lang w:eastAsia="en-IN"/>
+        </w:rPr>
+      </w:pPr>
+      <w:r>
+        <w:rPr>
+          <w:rFonts w:eastAsia="Times New Roman" w:cstheme="minorHAnsi"/>
+          <w:noProof/>
+          <w:lang w:eastAsia="en-IN"/>
+        </w:rPr>
+        <w:t>EXISTS vs IN (very important)</w:t>
+      </w:r>
+    </w:p>
+    <w:p>
+      <w:pPr>
+        <w:numPr>
+          <w:ilvl w:val="0"/>
+          <w:numId w:val="18"/>
+        </w:numPr>
+        <w:spacing w:after="0" w:line="240" w:lineRule="auto"/>
+        <w:rPr>
+          <w:rFonts w:eastAsia="Times New Roman" w:cstheme="minorHAnsi"/>
+          <w:noProof/>
+          <w:lang w:eastAsia="en-IN"/>
+        </w:rPr>
+      </w:pPr>
+      <w:r>
+        <w:rPr>
+          <w:rFonts w:eastAsia="Times New Roman" w:cstheme="minorHAnsi"/>
+          <w:noProof/>
+          <w:lang w:eastAsia="en-IN"/>
+        </w:rPr>
+        <w:t>Subquery vs JOIN with performance angle</w:t>
+      </w:r>
+    </w:p>
+    <w:p>
+      <w:pPr>
+        <w:numPr>
+          <w:ilvl w:val="0"/>
+          <w:numId w:val="18"/>
+        </w:numPr>
+        <w:spacing w:after="0" w:line="240" w:lineRule="auto"/>
+        <w:rPr>
+          <w:rFonts w:eastAsia="Times New Roman" w:cstheme="minorHAnsi"/>
+          <w:noProof/>
+          <w:lang w:eastAsia="en-IN"/>
+        </w:rPr>
+      </w:pPr>
+      <w:r>
+        <w:rPr>
+          <w:rFonts w:eastAsia="Times New Roman" w:cstheme="minorHAnsi"/>
+          <w:noProof/>
+          <w:lang w:eastAsia="en-IN"/>
+        </w:rPr>
+        <w:t>Interview trap questions on subqueries</w:t>
+      </w:r>
+      <w:bookmarkStart w:id="0" w:name="_GoBack"/>
+      <w:bookmarkEnd w:id="0"/>
+    </w:p>
+    <w:p>
+      <w:pPr>
+        <w:spacing w:after="0" w:line="240" w:lineRule="auto"/>
+        <w:rPr>
+          <w:rFonts w:eastAsia="Times New Roman" w:cstheme="minorHAnsi"/>
+          <w:noProof/>
+          <w:lang w:eastAsia="en-IN"/>
+        </w:rPr>
+      </w:pPr>
+      <w:r>
+        <w:rPr>
+          <w:rFonts w:eastAsia="Times New Roman" w:cstheme="minorHAnsi"/>
+          <w:noProof/>
+          <w:lang w:eastAsia="en-IN"/>
+        </w:rPr>
+        <w:t>Tell me what you want next.</w:t>
+      </w:r>
+    </w:p>
+    <w:p>
+      <w:pPr>
+        <w:spacing w:after="0" w:line="240" w:lineRule="auto"/>
+        <w:rPr>
+          <w:rFonts w:eastAsia="Times New Roman" w:cstheme="minorHAnsi"/>
+          <w:noProof/>
+          <w:lang w:eastAsia="en-IN"/>
+        </w:rPr>
+      </w:pPr>
+      <w:r>
+        <w:rPr>
+          <w:rFonts w:eastAsia="Times New Roman" w:cstheme="minorHAnsi"/>
+          <w:noProof/>
+          <w:lang w:eastAsia="en-IN"/>
+        </w:rPr>
+        <w:t>yes</w:t>
+      </w:r>
+    </w:p>
+    <w:p>
+      <w:pPr>
+        <w:spacing w:after="0" w:line="240" w:lineRule="auto"/>
+        <w:rPr>
+          <w:rFonts w:eastAsia="Times New Roman" w:cstheme="minorHAnsi"/>
+          <w:noProof/>
+          <w:lang w:eastAsia="en-IN"/>
+        </w:rPr>
+      </w:pPr>
+      <w:r>
+        <w:rPr>
+          <w:rFonts w:eastAsia="Times New Roman" w:cstheme="minorHAnsi"/>
+          <w:noProof/>
+          <w:lang w:eastAsia="en-IN"/>
+        </w:rPr>
+        <w:t xml:space="preserve">Good. We’ll continue in </w:t>
+      </w:r>
+      <w:r>
+        <w:rPr>
+          <w:rFonts w:eastAsia="Times New Roman" w:cstheme="minorHAnsi"/>
+          <w:b/>
+          <w:bCs/>
+          <w:noProof/>
+          <w:lang w:eastAsia="en-IN"/>
+        </w:rPr>
+        <w:t>beginner mode</w:t>
+      </w:r>
+      <w:r>
+        <w:rPr>
+          <w:rFonts w:eastAsia="Times New Roman" w:cstheme="minorHAnsi"/>
+          <w:noProof/>
+          <w:lang w:eastAsia="en-IN"/>
+        </w:rPr>
+        <w:t xml:space="preserve">, clearly and slowly, and </w:t>
+      </w:r>
+      <w:r>
+        <w:rPr>
+          <w:rFonts w:eastAsia="Times New Roman" w:cstheme="minorHAnsi"/>
+          <w:b/>
+          <w:bCs/>
+          <w:noProof/>
+          <w:lang w:eastAsia="en-IN"/>
+        </w:rPr>
+        <w:t>no icons in headings</w:t>
+      </w:r>
+      <w:r>
+        <w:rPr>
+          <w:rFonts w:eastAsia="Times New Roman" w:cstheme="minorHAnsi"/>
+          <w:noProof/>
+          <w:lang w:eastAsia="en-IN"/>
+        </w:rPr>
+        <w:t>.</w:t>
+      </w:r>
+    </w:p>
+    <w:p>
+      <w:pPr>
+        <w:spacing w:after="0" w:line="240" w:lineRule="auto"/>
+        <w:rPr>
+          <w:rFonts w:eastAsia="Times New Roman" w:cstheme="minorHAnsi"/>
+          <w:noProof/>
+          <w:lang w:eastAsia="en-IN"/>
+        </w:rPr>
+      </w:pPr>
+      <w:r>
+        <w:rPr>
+          <w:rFonts w:eastAsia="Times New Roman" w:cstheme="minorHAnsi"/>
+          <w:noProof/>
+          <w:lang w:eastAsia="en-IN"/>
+        </w:rPr>
+        <w:pict>
+          <v:rect id="_x0000_i1060" style="width:0;height:1.5pt" o:hralign="center" o:hrstd="t" o:hr="t" fillcolor="#a0a0a0" stroked="f"/>
+        </w:pict>
+      </w:r>
+    </w:p>
+    <w:p>
+      <w:pPr>
+        <w:spacing w:after="0" w:line="240" w:lineRule="auto"/>
+        <w:outlineLvl w:val="0"/>
+        <w:rPr>
+          <w:rFonts w:eastAsia="Times New Roman" w:cstheme="minorHAnsi"/>
+          <w:b/>
+          <w:bCs/>
+          <w:noProof/>
+          <w:kern w:val="36"/>
+          <w:lang w:eastAsia="en-IN"/>
+        </w:rPr>
+      </w:pPr>
+      <w:r>
+        <w:rPr>
+          <w:rFonts w:eastAsia="Times New Roman" w:cstheme="minorHAnsi"/>
+          <w:b/>
+          <w:bCs/>
+          <w:noProof/>
+          <w:kern w:val="36"/>
+          <w:lang w:eastAsia="en-IN"/>
+        </w:rPr>
+        <w:t>EXISTS vs IN (Beginner Friendly)</w:t>
+      </w:r>
+    </w:p>
+    <w:p>
+      <w:pPr>
+        <w:spacing w:after="0" w:line="240" w:lineRule="auto"/>
+        <w:rPr>
+          <w:rFonts w:eastAsia="Times New Roman" w:cstheme="minorHAnsi"/>
+          <w:noProof/>
+          <w:lang w:eastAsia="en-IN"/>
+        </w:rPr>
+      </w:pPr>
+      <w:r>
+        <w:rPr>
+          <w:rFonts w:eastAsia="Times New Roman" w:cstheme="minorHAnsi"/>
+          <w:noProof/>
+          <w:lang w:eastAsia="en-IN"/>
+        </w:rPr>
+        <w:t xml:space="preserve">This is a </w:t>
+      </w:r>
+      <w:r>
+        <w:rPr>
+          <w:rFonts w:eastAsia="Times New Roman" w:cstheme="minorHAnsi"/>
+          <w:b/>
+          <w:bCs/>
+          <w:noProof/>
+          <w:lang w:eastAsia="en-IN"/>
+        </w:rPr>
+        <w:t>very important interview topic</w:t>
+      </w:r>
+      <w:r>
+        <w:rPr>
+          <w:rFonts w:eastAsia="Times New Roman" w:cstheme="minorHAnsi"/>
+          <w:noProof/>
+          <w:lang w:eastAsia="en-IN"/>
+        </w:rPr>
+        <w:t xml:space="preserve"> and also important for </w:t>
+      </w:r>
+      <w:r>
+        <w:rPr>
+          <w:rFonts w:eastAsia="Times New Roman" w:cstheme="minorHAnsi"/>
+          <w:b/>
+          <w:bCs/>
+          <w:noProof/>
+          <w:lang w:eastAsia="en-IN"/>
+        </w:rPr>
+        <w:t>real projects</w:t>
+      </w:r>
+      <w:r>
+        <w:rPr>
+          <w:rFonts w:eastAsia="Times New Roman" w:cstheme="minorHAnsi"/>
+          <w:noProof/>
+          <w:lang w:eastAsia="en-IN"/>
+        </w:rPr>
+        <w:t>.</w:t>
+      </w:r>
+    </w:p>
+    <w:p>
+      <w:pPr>
+        <w:spacing w:after="0" w:line="240" w:lineRule="auto"/>
+        <w:rPr>
+          <w:rFonts w:eastAsia="Times New Roman" w:cstheme="minorHAnsi"/>
+          <w:noProof/>
+          <w:lang w:eastAsia="en-IN"/>
+        </w:rPr>
+      </w:pPr>
+      <w:r>
+        <w:rPr>
+          <w:rFonts w:eastAsia="Times New Roman" w:cstheme="minorHAnsi"/>
+          <w:noProof/>
+          <w:lang w:eastAsia="en-IN"/>
+        </w:rPr>
+        <w:pict>
+          <v:rect id="_x0000_i1061" style="width:0;height:1.5pt" o:hralign="center" o:hrstd="t" o:hr="t" fillcolor="#a0a0a0" stroked="f"/>
+        </w:pict>
+      </w:r>
+    </w:p>
+    <w:p>
+      <w:pPr>
+        <w:spacing w:after="0" w:line="240" w:lineRule="auto"/>
+        <w:outlineLvl w:val="1"/>
+        <w:rPr>
+          <w:rFonts w:eastAsia="Times New Roman" w:cstheme="minorHAnsi"/>
+          <w:b/>
+          <w:bCs/>
+          <w:noProof/>
+          <w:lang w:eastAsia="en-IN"/>
+        </w:rPr>
+      </w:pPr>
+      <w:r>
+        <w:rPr>
+          <w:rFonts w:eastAsia="Times New Roman" w:cstheme="minorHAnsi"/>
+          <w:b/>
+          <w:bCs/>
+          <w:noProof/>
+          <w:lang w:eastAsia="en-IN"/>
+        </w:rPr>
+        <w:t>What Is Being Compared?</w:t>
+      </w:r>
+    </w:p>
+    <w:p>
+      <w:pPr>
+        <w:spacing w:after="0" w:line="240" w:lineRule="auto"/>
+        <w:rPr>
+          <w:rFonts w:eastAsia="Times New Roman" w:cstheme="minorHAnsi"/>
+          <w:noProof/>
+          <w:lang w:eastAsia="en-IN"/>
+        </w:rPr>
+      </w:pPr>
+      <w:r>
+        <w:rPr>
+          <w:rFonts w:eastAsia="Times New Roman" w:cstheme="minorHAnsi"/>
+          <w:noProof/>
+          <w:lang w:eastAsia="en-IN"/>
+        </w:rPr>
+        <w:t>Both EXISTS and IN are used to:</w:t>
+      </w:r>
+    </w:p>
+    <w:p>
+      <w:pPr>
+        <w:numPr>
+          <w:ilvl w:val="0"/>
+          <w:numId w:val="19"/>
+        </w:numPr>
+        <w:spacing w:after="0" w:line="240" w:lineRule="auto"/>
+        <w:rPr>
+          <w:rFonts w:eastAsia="Times New Roman" w:cstheme="minorHAnsi"/>
+          <w:noProof/>
+          <w:lang w:eastAsia="en-IN"/>
+        </w:rPr>
+      </w:pPr>
+      <w:r>
+        <w:rPr>
+          <w:rFonts w:eastAsia="Times New Roman" w:cstheme="minorHAnsi"/>
+          <w:noProof/>
+          <w:lang w:eastAsia="en-IN"/>
+        </w:rPr>
+        <w:t>Check whether a value exists in another query’s result</w:t>
+      </w:r>
+    </w:p>
+    <w:p>
+      <w:pPr>
+        <w:spacing w:after="0" w:line="240" w:lineRule="auto"/>
+        <w:rPr>
+          <w:rFonts w:eastAsia="Times New Roman" w:cstheme="minorHAnsi"/>
+          <w:noProof/>
+          <w:lang w:eastAsia="en-IN"/>
+        </w:rPr>
+      </w:pPr>
+      <w:r>
+        <w:rPr>
+          <w:rFonts w:eastAsia="Times New Roman" w:cstheme="minorHAnsi"/>
+          <w:noProof/>
+          <w:lang w:eastAsia="en-IN"/>
+        </w:rPr>
+        <w:t xml:space="preserve">But </w:t>
+      </w:r>
+      <w:r>
+        <w:rPr>
+          <w:rFonts w:eastAsia="Times New Roman" w:cstheme="minorHAnsi"/>
+          <w:b/>
+          <w:bCs/>
+          <w:noProof/>
+          <w:lang w:eastAsia="en-IN"/>
+        </w:rPr>
+        <w:t>how they work internally is different</w:t>
+      </w:r>
+      <w:r>
+        <w:rPr>
+          <w:rFonts w:eastAsia="Times New Roman" w:cstheme="minorHAnsi"/>
+          <w:noProof/>
+          <w:lang w:eastAsia="en-IN"/>
+        </w:rPr>
+        <w:t>.</w:t>
+      </w:r>
+    </w:p>
+    <w:p>
+      <w:pPr>
+        <w:spacing w:after="0" w:line="240" w:lineRule="auto"/>
+        <w:rPr>
+          <w:rFonts w:eastAsia="Times New Roman" w:cstheme="minorHAnsi"/>
+          <w:noProof/>
+          <w:lang w:eastAsia="en-IN"/>
+        </w:rPr>
+      </w:pPr>
+      <w:r>
+        <w:rPr>
+          <w:rFonts w:eastAsia="Times New Roman" w:cstheme="minorHAnsi"/>
+          <w:noProof/>
+          <w:lang w:eastAsia="en-IN"/>
+        </w:rPr>
+        <w:pict>
+          <v:rect id="_x0000_i1062" style="width:0;height:1.5pt" o:hralign="center" o:hrstd="t" o:hr="t" fillcolor="#a0a0a0" stroked="f"/>
+        </w:pict>
+      </w:r>
+    </w:p>
+    <w:p>
+      <w:pPr>
+        <w:spacing w:after="0" w:line="240" w:lineRule="auto"/>
+        <w:outlineLvl w:val="1"/>
+        <w:rPr>
+          <w:rFonts w:eastAsia="Times New Roman" w:cstheme="minorHAnsi"/>
+          <w:b/>
+          <w:bCs/>
+          <w:noProof/>
+          <w:lang w:eastAsia="en-IN"/>
+        </w:rPr>
+      </w:pPr>
+      <w:r>
+        <w:rPr>
+          <w:rFonts w:eastAsia="Times New Roman" w:cstheme="minorHAnsi"/>
+          <w:b/>
+          <w:bCs/>
+          <w:noProof/>
+          <w:lang w:eastAsia="en-IN"/>
+        </w:rPr>
+        <w:t>Sample Tables</w:t>
       </w:r>
     </w:p>
     <w:p>
@@ -8518,24 +8394,17 @@
         <w:spacing w:after="0" w:line="240" w:lineRule="auto"/>
         <w:rPr>
           <w:rFonts w:eastAsia="Times New Roman" w:cstheme="minorHAnsi"/>
-          <w:lang w:eastAsia="en-IN"/>
-        </w:rPr>
-      </w:pPr>
-      <w:proofErr w:type="spellStart"/>
-      <w:r>
-        <w:rPr>
-          <w:rFonts w:eastAsia="Times New Roman" w:cstheme="minorHAnsi"/>
-          <w:lang w:eastAsia="en-IN"/>
-        </w:rPr>
-        <w:t>customer_id</w:t>
-      </w:r>
-      <w:proofErr w:type="spellEnd"/>
-      <w:r>
-        <w:rPr>
-          <w:rFonts w:eastAsia="Times New Roman" w:cstheme="minorHAnsi"/>
-          <w:lang w:eastAsia="en-IN"/>
-        </w:rPr>
-        <w:t xml:space="preserve"> | name</w:t>
+          <w:noProof/>
+          <w:lang w:eastAsia="en-IN"/>
+        </w:rPr>
+      </w:pPr>
+      <w:r>
+        <w:rPr>
+          <w:rFonts w:eastAsia="Times New Roman" w:cstheme="minorHAnsi"/>
+          <w:noProof/>
+          <w:lang w:eastAsia="en-IN"/>
+        </w:rPr>
+        <w:t>customers</w:t>
       </w:r>
     </w:p>
     <w:p>
@@ -8561,18 +8430,18 @@
         <w:spacing w:after="0" w:line="240" w:lineRule="auto"/>
         <w:rPr>
           <w:rFonts w:eastAsia="Times New Roman" w:cstheme="minorHAnsi"/>
-          <w:lang w:eastAsia="en-IN"/>
-        </w:rPr>
-      </w:pPr>
-      <w:proofErr w:type="gramStart"/>
-      <w:r>
-        <w:rPr>
-          <w:rFonts w:eastAsia="Times New Roman" w:cstheme="minorHAnsi"/>
-          <w:lang w:eastAsia="en-IN"/>
-        </w:rPr>
-        <w:t>orders</w:t>
-      </w:r>
-      <w:proofErr w:type="gramEnd"/>
+          <w:noProof/>
+          <w:lang w:eastAsia="en-IN"/>
+        </w:rPr>
+      </w:pPr>
+      <w:r>
+        <w:rPr>
+          <w:rFonts w:eastAsia="Times New Roman" w:cstheme="minorHAnsi"/>
+          <w:noProof/>
+          <w:lang w:eastAsia="en-IN"/>
+        </w:rPr>
+        <w:t>-----------------</w:t>
+      </w:r>
     </w:p>
     <w:p>
       <w:pPr>
@@ -8597,15 +8466,17 @@
         <w:spacing w:after="0" w:line="240" w:lineRule="auto"/>
         <w:rPr>
           <w:rFonts w:eastAsia="Times New Roman" w:cstheme="minorHAnsi"/>
-          <w:lang w:eastAsia="en-IN"/>
-        </w:rPr>
-      </w:pPr>
-      <w:r>
-        <w:rPr>
-          <w:rFonts w:eastAsia="Times New Roman" w:cstheme="minorHAnsi"/>
-          <w:lang w:eastAsia="en-IN"/>
-        </w:rPr>
-        <w:t>-----------------</w:t>
+          <w:noProof/>
+          <w:lang w:eastAsia="en-IN"/>
+        </w:rPr>
+      </w:pPr>
+      <w:r>
+        <w:rPr>
+          <w:rFonts w:eastAsia="Times New Roman" w:cstheme="minorHAnsi"/>
+          <w:noProof/>
+          <w:lang w:eastAsia="en-IN"/>
+        </w:rPr>
+        <w:t>customer_id | name</w:t>
       </w:r>
     </w:p>
     <w:p>
@@ -8631,150 +8502,17 @@
         <w:spacing w:after="0" w:line="240" w:lineRule="auto"/>
         <w:rPr>
           <w:rFonts w:eastAsia="Times New Roman" w:cstheme="minorHAnsi"/>
-          <w:lang w:eastAsia="en-IN"/>
-        </w:rPr>
-      </w:pPr>
-      <w:proofErr w:type="spellStart"/>
-      <w:r>
-        <w:rPr>
-          <w:rFonts w:eastAsia="Times New Roman" w:cstheme="minorHAnsi"/>
-          <w:lang w:eastAsia="en-IN"/>
-        </w:rPr>
-        <w:t>order_id</w:t>
-      </w:r>
-      <w:proofErr w:type="spellEnd"/>
-      <w:r>
-        <w:rPr>
-          <w:rFonts w:eastAsia="Times New Roman" w:cstheme="minorHAnsi"/>
-          <w:lang w:eastAsia="en-IN"/>
-        </w:rPr>
-        <w:t xml:space="preserve"> | </w:t>
-      </w:r>
-      <w:proofErr w:type="spellStart"/>
-      <w:r>
-        <w:rPr>
-          <w:rFonts w:eastAsia="Times New Roman" w:cstheme="minorHAnsi"/>
-          <w:lang w:eastAsia="en-IN"/>
-        </w:rPr>
-        <w:t>customer_id</w:t>
-      </w:r>
-      <w:proofErr w:type="spellEnd"/>
-      <w:r>
-        <w:rPr>
-          <w:rFonts w:eastAsia="Times New Roman" w:cstheme="minorHAnsi"/>
-          <w:lang w:eastAsia="en-IN"/>
-        </w:rPr>
-        <w:t xml:space="preserve"> | amount</w:t>
-      </w:r>
-    </w:p>
-    <w:p>
-      <w:pPr>
-        <w:spacing w:after="0" w:line="240" w:lineRule="auto"/>
-        <w:rPr>
-          <w:rFonts w:eastAsia="Times New Roman" w:cstheme="minorHAnsi"/>
-          <w:lang w:eastAsia="en-IN"/>
-        </w:rPr>
-      </w:pPr>
-      <w:r>
-        <w:rPr>
-          <w:rFonts w:eastAsia="Times New Roman" w:cstheme="minorHAnsi"/>
-          <w:lang w:eastAsia="en-IN"/>
-        </w:rPr>
-        <w:pict>
-          <v:rect id="_x0000_i1063" style="width:0;height:1.5pt" o:hralign="center" o:hrstd="t" o:hr="t" fillcolor="#a0a0a0" stroked="f"/>
-        </w:pict>
-      </w:r>
-    </w:p>
-    <w:p>
-      <w:pPr>
-        <w:spacing w:after="0" w:line="240" w:lineRule="auto"/>
-        <w:outlineLvl w:val="1"/>
-        <w:rPr>
-          <w:rFonts w:eastAsia="Times New Roman" w:cstheme="minorHAnsi"/>
-          <w:b/>
-          <w:bCs/>
-          <w:lang w:eastAsia="en-IN"/>
-        </w:rPr>
-      </w:pPr>
-      <w:r>
-        <w:rPr>
-          <w:rFonts w:eastAsia="Times New Roman" w:cstheme="minorHAnsi"/>
-          <w:b/>
-          <w:bCs/>
-          <w:lang w:eastAsia="en-IN"/>
-        </w:rPr>
-        <w:t>Problem Statement</w:t>
-      </w:r>
-    </w:p>
-    <w:p>
-      <w:pPr>
-        <w:spacing w:after="0" w:line="240" w:lineRule="auto"/>
-        <w:rPr>
-          <w:rFonts w:eastAsia="Times New Roman" w:cstheme="minorHAnsi"/>
-          <w:lang w:eastAsia="en-IN"/>
-        </w:rPr>
-      </w:pPr>
-      <w:r>
-        <w:rPr>
-          <w:rFonts w:eastAsia="Times New Roman" w:cstheme="minorHAnsi"/>
-          <w:lang w:eastAsia="en-IN"/>
-        </w:rPr>
-        <w:t xml:space="preserve">Find customers who </w:t>
-      </w:r>
-      <w:r>
-        <w:rPr>
-          <w:rFonts w:eastAsia="Times New Roman" w:cstheme="minorHAnsi"/>
-          <w:b/>
-          <w:bCs/>
-          <w:lang w:eastAsia="en-IN"/>
-        </w:rPr>
-        <w:t>have placed at least one order</w:t>
-      </w:r>
-      <w:r>
-        <w:rPr>
-          <w:rFonts w:eastAsia="Times New Roman" w:cstheme="minorHAnsi"/>
-          <w:lang w:eastAsia="en-IN"/>
-        </w:rPr>
-        <w:t>.</w:t>
-      </w:r>
-    </w:p>
-    <w:p>
-      <w:pPr>
-        <w:spacing w:after="0" w:line="240" w:lineRule="auto"/>
-        <w:rPr>
-          <w:rFonts w:eastAsia="Times New Roman" w:cstheme="minorHAnsi"/>
-          <w:lang w:eastAsia="en-IN"/>
-        </w:rPr>
-      </w:pPr>
-      <w:r>
-        <w:rPr>
-          <w:rFonts w:eastAsia="Times New Roman" w:cstheme="minorHAnsi"/>
-          <w:lang w:eastAsia="en-IN"/>
-        </w:rPr>
-        <w:pict>
-          <v:rect id="_x0000_i1064" style="width:0;height:1.5pt" o:hralign="center" o:hrstd="t" o:hr="t" fillcolor="#a0a0a0" stroked="f"/>
-        </w:pict>
-      </w:r>
-    </w:p>
-    <w:p>
-      <w:pPr>
-        <w:spacing w:after="0" w:line="240" w:lineRule="auto"/>
-        <w:outlineLvl w:val="1"/>
-        <w:rPr>
-          <w:rFonts w:eastAsia="Times New Roman" w:cstheme="minorHAnsi"/>
-          <w:b/>
-          <w:bCs/>
-          <w:lang w:eastAsia="en-IN"/>
-        </w:rPr>
-      </w:pPr>
-      <w:r>
-        <w:rPr>
-          <w:rFonts w:eastAsia="Times New Roman" w:cstheme="minorHAnsi"/>
-          <w:b/>
-          <w:bCs/>
-          <w:lang w:eastAsia="en-IN"/>
-        </w:rPr>
-        <w:t>Using IN</w:t>
+          <w:noProof/>
+          <w:lang w:eastAsia="en-IN"/>
+        </w:rPr>
+      </w:pPr>
+      <w:r>
+        <w:rPr>
+          <w:rFonts w:eastAsia="Times New Roman" w:cstheme="minorHAnsi"/>
+          <w:noProof/>
+          <w:lang w:eastAsia="en-IN"/>
+        </w:rPr>
+        <w:t>orders</w:t>
       </w:r>
     </w:p>
     <w:p>
@@ -8800,15 +8538,17 @@
         <w:spacing w:after="0" w:line="240" w:lineRule="auto"/>
         <w:rPr>
           <w:rFonts w:eastAsia="Times New Roman" w:cstheme="minorHAnsi"/>
-          <w:lang w:eastAsia="en-IN"/>
-        </w:rPr>
-      </w:pPr>
-      <w:r>
-        <w:rPr>
-          <w:rFonts w:eastAsia="Times New Roman" w:cstheme="minorHAnsi"/>
-          <w:lang w:eastAsia="en-IN"/>
-        </w:rPr>
-        <w:t>SELECT *</w:t>
+          <w:noProof/>
+          <w:lang w:eastAsia="en-IN"/>
+        </w:rPr>
+      </w:pPr>
+      <w:r>
+        <w:rPr>
+          <w:rFonts w:eastAsia="Times New Roman" w:cstheme="minorHAnsi"/>
+          <w:noProof/>
+          <w:lang w:eastAsia="en-IN"/>
+        </w:rPr>
+        <w:t>-----------------</w:t>
       </w:r>
     </w:p>
     <w:p>
@@ -8834,15 +8574,139 @@
         <w:spacing w:after="0" w:line="240" w:lineRule="auto"/>
         <w:rPr>
           <w:rFonts w:eastAsia="Times New Roman" w:cstheme="minorHAnsi"/>
-          <w:lang w:eastAsia="en-IN"/>
-        </w:rPr>
-      </w:pPr>
-      <w:r>
-        <w:rPr>
-          <w:rFonts w:eastAsia="Times New Roman" w:cstheme="minorHAnsi"/>
-          <w:lang w:eastAsia="en-IN"/>
-        </w:rPr>
-        <w:t>FROM customers</w:t>
+          <w:noProof/>
+          <w:lang w:eastAsia="en-IN"/>
+        </w:rPr>
+      </w:pPr>
+      <w:r>
+        <w:rPr>
+          <w:rFonts w:eastAsia="Times New Roman" w:cstheme="minorHAnsi"/>
+          <w:noProof/>
+          <w:lang w:eastAsia="en-IN"/>
+        </w:rPr>
+        <w:t>order_id | customer_id | amount</w:t>
+      </w:r>
+    </w:p>
+    <w:p>
+      <w:pPr>
+        <w:spacing w:after="0" w:line="240" w:lineRule="auto"/>
+        <w:rPr>
+          <w:rFonts w:eastAsia="Times New Roman" w:cstheme="minorHAnsi"/>
+          <w:noProof/>
+          <w:lang w:eastAsia="en-IN"/>
+        </w:rPr>
+      </w:pPr>
+      <w:r>
+        <w:rPr>
+          <w:rFonts w:eastAsia="Times New Roman" w:cstheme="minorHAnsi"/>
+          <w:noProof/>
+          <w:lang w:eastAsia="en-IN"/>
+        </w:rPr>
+        <w:pict>
+          <v:rect id="_x0000_i1063" style="width:0;height:1.5pt" o:hralign="center" o:hrstd="t" o:hr="t" fillcolor="#a0a0a0" stroked="f"/>
+        </w:pict>
+      </w:r>
+    </w:p>
+    <w:p>
+      <w:pPr>
+        <w:spacing w:after="0" w:line="240" w:lineRule="auto"/>
+        <w:outlineLvl w:val="1"/>
+        <w:rPr>
+          <w:rFonts w:eastAsia="Times New Roman" w:cstheme="minorHAnsi"/>
+          <w:b/>
+          <w:bCs/>
+          <w:noProof/>
+          <w:lang w:eastAsia="en-IN"/>
+        </w:rPr>
+      </w:pPr>
+      <w:r>
+        <w:rPr>
+          <w:rFonts w:eastAsia="Times New Roman" w:cstheme="minorHAnsi"/>
+          <w:b/>
+          <w:bCs/>
+          <w:noProof/>
+          <w:lang w:eastAsia="en-IN"/>
+        </w:rPr>
+        <w:t>Problem Statement</w:t>
+      </w:r>
+    </w:p>
+    <w:p>
+      <w:pPr>
+        <w:spacing w:after="0" w:line="240" w:lineRule="auto"/>
+        <w:rPr>
+          <w:rFonts w:eastAsia="Times New Roman" w:cstheme="minorHAnsi"/>
+          <w:noProof/>
+          <w:lang w:eastAsia="en-IN"/>
+        </w:rPr>
+      </w:pPr>
+      <w:r>
+        <w:rPr>
+          <w:rFonts w:eastAsia="Times New Roman" w:cstheme="minorHAnsi"/>
+          <w:noProof/>
+          <w:lang w:eastAsia="en-IN"/>
+        </w:rPr>
+        <w:t xml:space="preserve">Find customers who </w:t>
+      </w:r>
+      <w:r>
+        <w:rPr>
+          <w:rFonts w:eastAsia="Times New Roman" w:cstheme="minorHAnsi"/>
+          <w:b/>
+          <w:bCs/>
+          <w:noProof/>
+          <w:lang w:eastAsia="en-IN"/>
+        </w:rPr>
+        <w:t>have placed at least one order</w:t>
+      </w:r>
+      <w:r>
+        <w:rPr>
+          <w:rFonts w:eastAsia="Times New Roman" w:cstheme="minorHAnsi"/>
+          <w:noProof/>
+          <w:lang w:eastAsia="en-IN"/>
+        </w:rPr>
+        <w:t>.</w:t>
+      </w:r>
+    </w:p>
+    <w:p>
+      <w:pPr>
+        <w:spacing w:after="0" w:line="240" w:lineRule="auto"/>
+        <w:rPr>
+          <w:rFonts w:eastAsia="Times New Roman" w:cstheme="minorHAnsi"/>
+          <w:noProof/>
+          <w:lang w:eastAsia="en-IN"/>
+        </w:rPr>
+      </w:pPr>
+      <w:r>
+        <w:rPr>
+          <w:rFonts w:eastAsia="Times New Roman" w:cstheme="minorHAnsi"/>
+          <w:noProof/>
+          <w:lang w:eastAsia="en-IN"/>
+        </w:rPr>
+        <w:pict>
+          <v:rect id="_x0000_i1064" style="width:0;height:1.5pt" o:hralign="center" o:hrstd="t" o:hr="t" fillcolor="#a0a0a0" stroked="f"/>
+        </w:pict>
+      </w:r>
+    </w:p>
+    <w:p>
+      <w:pPr>
+        <w:spacing w:after="0" w:line="240" w:lineRule="auto"/>
+        <w:outlineLvl w:val="1"/>
+        <w:rPr>
+          <w:rFonts w:eastAsia="Times New Roman" w:cstheme="minorHAnsi"/>
+          <w:b/>
+          <w:bCs/>
+          <w:noProof/>
+          <w:lang w:eastAsia="en-IN"/>
+        </w:rPr>
+      </w:pPr>
+      <w:r>
+        <w:rPr>
+          <w:rFonts w:eastAsia="Times New Roman" w:cstheme="minorHAnsi"/>
+          <w:b/>
+          <w:bCs/>
+          <w:noProof/>
+          <w:lang w:eastAsia="en-IN"/>
+        </w:rPr>
+        <w:t>Using IN</w:t>
       </w:r>
     </w:p>
     <w:p>
@@ -8868,31 +8732,17 @@
         <w:spacing w:after="0" w:line="240" w:lineRule="auto"/>
         <w:rPr>
           <w:rFonts w:eastAsia="Times New Roman" w:cstheme="minorHAnsi"/>
-          <w:lang w:eastAsia="en-IN"/>
-        </w:rPr>
-      </w:pPr>
-      <w:r>
-        <w:rPr>
-          <w:rFonts w:eastAsia="Times New Roman" w:cstheme="minorHAnsi"/>
-          <w:lang w:eastAsia="en-IN"/>
-        </w:rPr>
-        <w:t xml:space="preserve">WHERE </w:t>
-      </w:r>
-      <w:proofErr w:type="spellStart"/>
-      <w:r>
-        <w:rPr>
-          <w:rFonts w:eastAsia="Times New Roman" w:cstheme="minorHAnsi"/>
-          <w:lang w:eastAsia="en-IN"/>
-        </w:rPr>
-        <w:t>customer_id</w:t>
-      </w:r>
-      <w:proofErr w:type="spellEnd"/>
-      <w:r>
-        <w:rPr>
-          <w:rFonts w:eastAsia="Times New Roman" w:cstheme="minorHAnsi"/>
-          <w:lang w:eastAsia="en-IN"/>
-        </w:rPr>
-        <w:t xml:space="preserve"> IN (</w:t>
+          <w:noProof/>
+          <w:lang w:eastAsia="en-IN"/>
+        </w:rPr>
+      </w:pPr>
+      <w:r>
+        <w:rPr>
+          <w:rFonts w:eastAsia="Times New Roman" w:cstheme="minorHAnsi"/>
+          <w:noProof/>
+          <w:lang w:eastAsia="en-IN"/>
+        </w:rPr>
+        <w:t>SELECT *</w:t>
       </w:r>
     </w:p>
     <w:p>
@@ -8918,25 +8768,19 @@
         <w:spacing w:after="0" w:line="240" w:lineRule="auto"/>
         <w:rPr>
           <w:rFonts w:eastAsia="Times New Roman" w:cstheme="minorHAnsi"/>
-          <w:lang w:eastAsia="en-IN"/>
-        </w:rPr>
-      </w:pPr>
-      <w:r>
-        <w:rPr>
-          <w:rFonts w:eastAsia="Times New Roman" w:cstheme="minorHAnsi"/>
-          <w:lang w:eastAsia="en-IN"/>
-        </w:rPr>
-        <w:t xml:space="preserve">    SELECT </w:t>
-      </w:r>
-      <w:proofErr w:type="spellStart"/>
-      <w:r>
-        <w:rPr>
-          <w:rFonts w:eastAsia="Times New Roman" w:cstheme="minorHAnsi"/>
-          <w:lang w:eastAsia="en-IN"/>
-        </w:rPr>
-        <w:t>customer_id</w:t>
-      </w:r>
-      <w:proofErr w:type="spellEnd"/>
+          <w:noProof/>
+          <w:lang w:eastAsia="en-IN"/>
+        </w:rPr>
+      </w:pPr>
+      <w:r>
+        <w:rPr>
+          <w:rFonts w:eastAsia="Times New Roman" w:cstheme="minorHAnsi"/>
+          <w:noProof/>
+          <w:lang w:eastAsia="en-IN"/>
+        </w:rPr>
+        <w:lastRenderedPageBreak/>
+        <w:t>FROM customers</w:t>
+      </w:r>
     </w:p>
     <w:p>
       <w:pPr>
@@ -8961,15 +8805,17 @@
         <w:spacing w:after="0" w:line="240" w:lineRule="auto"/>
         <w:rPr>
           <w:rFonts w:eastAsia="Times New Roman" w:cstheme="minorHAnsi"/>
-          <w:lang w:eastAsia="en-IN"/>
-        </w:rPr>
-      </w:pPr>
-      <w:r>
-        <w:rPr>
-          <w:rFonts w:eastAsia="Times New Roman" w:cstheme="minorHAnsi"/>
-          <w:lang w:eastAsia="en-IN"/>
-        </w:rPr>
-        <w:t xml:space="preserve">    FROM orders</w:t>
+          <w:noProof/>
+          <w:lang w:eastAsia="en-IN"/>
+        </w:rPr>
+      </w:pPr>
+      <w:r>
+        <w:rPr>
+          <w:rFonts w:eastAsia="Times New Roman" w:cstheme="minorHAnsi"/>
+          <w:noProof/>
+          <w:lang w:eastAsia="en-IN"/>
+        </w:rPr>
+        <w:t>WHERE customer_id IN (</w:t>
       </w:r>
     </w:p>
     <w:p>
@@ -8995,156 +8841,17 @@
         <w:spacing w:after="0" w:line="240" w:lineRule="auto"/>
         <w:rPr>
           <w:rFonts w:eastAsia="Times New Roman" w:cstheme="minorHAnsi"/>
-          <w:lang w:eastAsia="en-IN"/>
-        </w:rPr>
-      </w:pPr>
-      <w:r>
-        <w:rPr>
-          <w:rFonts w:eastAsia="Times New Roman" w:cstheme="minorHAnsi"/>
-          <w:lang w:eastAsia="en-IN"/>
-        </w:rPr>
-        <w:t>);</w:t>
-      </w:r>
-    </w:p>
-    <w:p>
-      <w:pPr>
-        <w:spacing w:after="0" w:line="240" w:lineRule="auto"/>
-        <w:rPr>
-          <w:rFonts w:eastAsia="Times New Roman" w:cstheme="minorHAnsi"/>
-          <w:lang w:eastAsia="en-IN"/>
-        </w:rPr>
-      </w:pPr>
-      <w:r>
-        <w:rPr>
-          <w:rFonts w:eastAsia="Times New Roman" w:cstheme="minorHAnsi"/>
-          <w:lang w:eastAsia="en-IN"/>
-        </w:rPr>
-        <w:pict>
-          <v:rect id="_x0000_i1065" style="width:0;height:1.5pt" o:hralign="center" o:hrstd="t" o:hr="t" fillcolor="#a0a0a0" stroked="f"/>
-        </w:pict>
-      </w:r>
-    </w:p>
-    <w:p>
-      <w:pPr>
-        <w:spacing w:after="0" w:line="240" w:lineRule="auto"/>
-        <w:outlineLvl w:val="1"/>
-        <w:rPr>
-          <w:rFonts w:eastAsia="Times New Roman" w:cstheme="minorHAnsi"/>
-          <w:b/>
-          <w:bCs/>
-          <w:lang w:eastAsia="en-IN"/>
-        </w:rPr>
-      </w:pPr>
-      <w:r>
-        <w:rPr>
-          <w:rFonts w:eastAsia="Times New Roman" w:cstheme="minorHAnsi"/>
-          <w:b/>
-          <w:bCs/>
-          <w:lang w:eastAsia="en-IN"/>
-        </w:rPr>
-        <w:t>How IN Works (Important)</w:t>
-      </w:r>
-    </w:p>
-    <w:p>
-      <w:pPr>
-        <w:numPr>
-          <w:ilvl w:val="0"/>
-          <w:numId w:val="20"/>
-        </w:numPr>
-        <w:spacing w:after="0" w:line="240" w:lineRule="auto"/>
-        <w:rPr>
-          <w:rFonts w:eastAsia="Times New Roman" w:cstheme="minorHAnsi"/>
-          <w:lang w:eastAsia="en-IN"/>
-        </w:rPr>
-      </w:pPr>
-      <w:r>
-        <w:rPr>
-          <w:rFonts w:eastAsia="Times New Roman" w:cstheme="minorHAnsi"/>
-          <w:lang w:eastAsia="en-IN"/>
-        </w:rPr>
-        <w:t>Subquery runs first</w:t>
-      </w:r>
-    </w:p>
-    <w:p>
-      <w:pPr>
-        <w:numPr>
-          <w:ilvl w:val="0"/>
-          <w:numId w:val="20"/>
-        </w:numPr>
-        <w:spacing w:after="0" w:line="240" w:lineRule="auto"/>
-        <w:rPr>
-          <w:rFonts w:eastAsia="Times New Roman" w:cstheme="minorHAnsi"/>
-          <w:lang w:eastAsia="en-IN"/>
-        </w:rPr>
-      </w:pPr>
-      <w:r>
-        <w:rPr>
-          <w:rFonts w:eastAsia="Times New Roman" w:cstheme="minorHAnsi"/>
-          <w:lang w:eastAsia="en-IN"/>
-        </w:rPr>
-        <w:lastRenderedPageBreak/>
-        <w:t xml:space="preserve">It returns a </w:t>
-      </w:r>
-      <w:r>
-        <w:rPr>
-          <w:rFonts w:eastAsia="Times New Roman" w:cstheme="minorHAnsi"/>
-          <w:b/>
-          <w:bCs/>
-          <w:lang w:eastAsia="en-IN"/>
-        </w:rPr>
-        <w:t>list of values</w:t>
-      </w:r>
-    </w:p>
-    <w:p>
-      <w:pPr>
-        <w:numPr>
-          <w:ilvl w:val="0"/>
-          <w:numId w:val="20"/>
-        </w:numPr>
-        <w:spacing w:after="0" w:line="240" w:lineRule="auto"/>
-        <w:rPr>
-          <w:rFonts w:eastAsia="Times New Roman" w:cstheme="minorHAnsi"/>
-          <w:lang w:eastAsia="en-IN"/>
-        </w:rPr>
-      </w:pPr>
-      <w:r>
-        <w:rPr>
-          <w:rFonts w:eastAsia="Times New Roman" w:cstheme="minorHAnsi"/>
-          <w:lang w:eastAsia="en-IN"/>
-        </w:rPr>
-        <w:t xml:space="preserve">Outer query checks if </w:t>
-      </w:r>
-      <w:proofErr w:type="spellStart"/>
-      <w:r>
-        <w:rPr>
-          <w:rFonts w:eastAsia="Times New Roman" w:cstheme="minorHAnsi"/>
-          <w:lang w:eastAsia="en-IN"/>
-        </w:rPr>
-        <w:t>customer_id</w:t>
-      </w:r>
-      <w:proofErr w:type="spellEnd"/>
-      <w:r>
-        <w:rPr>
-          <w:rFonts w:eastAsia="Times New Roman" w:cstheme="minorHAnsi"/>
-          <w:lang w:eastAsia="en-IN"/>
-        </w:rPr>
-        <w:t xml:space="preserve"> is in that list</w:t>
-      </w:r>
-    </w:p>
-    <w:p>
-      <w:pPr>
-        <w:spacing w:after="0" w:line="240" w:lineRule="auto"/>
-        <w:rPr>
-          <w:rFonts w:eastAsia="Times New Roman" w:cstheme="minorHAnsi"/>
-          <w:lang w:eastAsia="en-IN"/>
-        </w:rPr>
-      </w:pPr>
-      <w:r>
-        <w:rPr>
-          <w:rFonts w:eastAsia="Times New Roman" w:cstheme="minorHAnsi"/>
-          <w:lang w:eastAsia="en-IN"/>
-        </w:rPr>
-        <w:t>If subquery returns:</w:t>
+          <w:noProof/>
+          <w:lang w:eastAsia="en-IN"/>
+        </w:rPr>
+      </w:pPr>
+      <w:r>
+        <w:rPr>
+          <w:rFonts w:eastAsia="Times New Roman" w:cstheme="minorHAnsi"/>
+          <w:noProof/>
+          <w:lang w:eastAsia="en-IN"/>
+        </w:rPr>
+        <w:t xml:space="preserve">    SELECT customer_id</w:t>
       </w:r>
     </w:p>
     <w:p>
@@ -9178,23 +8885,7 @@
           <w:rFonts w:eastAsia="Times New Roman" w:cstheme="minorHAnsi"/>
           <w:lang w:eastAsia="en-IN"/>
         </w:rPr>
-        <w:t>101, 102, 103</w:t>
-      </w:r>
-    </w:p>
-    <w:p>
-      <w:pPr>
-        <w:spacing w:after="0" w:line="240" w:lineRule="auto"/>
-        <w:rPr>
-          <w:rFonts w:eastAsia="Times New Roman" w:cstheme="minorHAnsi"/>
-          <w:lang w:eastAsia="en-IN"/>
-        </w:rPr>
-      </w:pPr>
-      <w:r>
-        <w:rPr>
-          <w:rFonts w:eastAsia="Times New Roman" w:cstheme="minorHAnsi"/>
-          <w:lang w:eastAsia="en-IN"/>
-        </w:rPr>
-        <w:t>Then SQL checks:</w:t>
+        <w:t xml:space="preserve">    FROM orders</w:t>
       </w:r>
     </w:p>
     <w:p>
@@ -9223,8 +8914,122 @@
           <w:lang w:eastAsia="en-IN"/>
         </w:rPr>
       </w:pPr>
+      <w:r>
+        <w:rPr>
+          <w:rFonts w:eastAsia="Times New Roman" w:cstheme="minorHAnsi"/>
+          <w:lang w:eastAsia="en-IN"/>
+        </w:rPr>
+        <w:t>);</w:t>
+      </w:r>
+    </w:p>
+    <w:p>
+      <w:pPr>
+        <w:spacing w:after="0" w:line="240" w:lineRule="auto"/>
+        <w:rPr>
+          <w:rFonts w:eastAsia="Times New Roman" w:cstheme="minorHAnsi"/>
+          <w:lang w:eastAsia="en-IN"/>
+        </w:rPr>
+      </w:pPr>
+      <w:r>
+        <w:rPr>
+          <w:rFonts w:eastAsia="Times New Roman" w:cstheme="minorHAnsi"/>
+          <w:lang w:eastAsia="en-IN"/>
+        </w:rPr>
+        <w:pict>
+          <v:rect id="_x0000_i1065" style="width:0;height:1.5pt" o:hralign="center" o:hrstd="t" o:hr="t" fillcolor="#a0a0a0" stroked="f"/>
+        </w:pict>
+      </w:r>
+    </w:p>
+    <w:p>
+      <w:pPr>
+        <w:spacing w:after="0" w:line="240" w:lineRule="auto"/>
+        <w:outlineLvl w:val="1"/>
+        <w:rPr>
+          <w:rFonts w:eastAsia="Times New Roman" w:cstheme="minorHAnsi"/>
+          <w:b/>
+          <w:bCs/>
+          <w:lang w:eastAsia="en-IN"/>
+        </w:rPr>
+      </w:pPr>
+      <w:r>
+        <w:rPr>
+          <w:rFonts w:eastAsia="Times New Roman" w:cstheme="minorHAnsi"/>
+          <w:b/>
+          <w:bCs/>
+          <w:lang w:eastAsia="en-IN"/>
+        </w:rPr>
+        <w:t>How IN Works (Important)</w:t>
+      </w:r>
+    </w:p>
+    <w:p>
+      <w:pPr>
+        <w:numPr>
+          <w:ilvl w:val="0"/>
+          <w:numId w:val="20"/>
+        </w:numPr>
+        <w:spacing w:after="0" w:line="240" w:lineRule="auto"/>
+        <w:rPr>
+          <w:rFonts w:eastAsia="Times New Roman" w:cstheme="minorHAnsi"/>
+          <w:lang w:eastAsia="en-IN"/>
+        </w:rPr>
+      </w:pPr>
+      <w:r>
+        <w:rPr>
+          <w:rFonts w:eastAsia="Times New Roman" w:cstheme="minorHAnsi"/>
+          <w:lang w:eastAsia="en-IN"/>
+        </w:rPr>
+        <w:t>Subquery runs first</w:t>
+      </w:r>
+    </w:p>
+    <w:p>
+      <w:pPr>
+        <w:numPr>
+          <w:ilvl w:val="0"/>
+          <w:numId w:val="20"/>
+        </w:numPr>
+        <w:spacing w:after="0" w:line="240" w:lineRule="auto"/>
+        <w:rPr>
+          <w:rFonts w:eastAsia="Times New Roman" w:cstheme="minorHAnsi"/>
+          <w:lang w:eastAsia="en-IN"/>
+        </w:rPr>
+      </w:pPr>
+      <w:r>
+        <w:rPr>
+          <w:rFonts w:eastAsia="Times New Roman" w:cstheme="minorHAnsi"/>
+          <w:lang w:eastAsia="en-IN"/>
+        </w:rPr>
+        <w:t xml:space="preserve">It returns a </w:t>
+      </w:r>
+      <w:r>
+        <w:rPr>
+          <w:rFonts w:eastAsia="Times New Roman" w:cstheme="minorHAnsi"/>
+          <w:b/>
+          <w:bCs/>
+          <w:lang w:eastAsia="en-IN"/>
+        </w:rPr>
+        <w:t>list of values</w:t>
+      </w:r>
+    </w:p>
+    <w:p>
+      <w:pPr>
+        <w:numPr>
+          <w:ilvl w:val="0"/>
+          <w:numId w:val="20"/>
+        </w:numPr>
+        <w:spacing w:after="0" w:line="240" w:lineRule="auto"/>
+        <w:rPr>
+          <w:rFonts w:eastAsia="Times New Roman" w:cstheme="minorHAnsi"/>
+          <w:lang w:eastAsia="en-IN"/>
+        </w:rPr>
+      </w:pPr>
+      <w:r>
+        <w:rPr>
+          <w:rFonts w:eastAsia="Times New Roman" w:cstheme="minorHAnsi"/>
+          <w:lang w:eastAsia="en-IN"/>
+        </w:rPr>
+        <w:t xml:space="preserve">Outer query checks if </w:t>
+      </w:r>
       <w:proofErr w:type="spellStart"/>
-      <w:proofErr w:type="gramStart"/>
       <w:r>
         <w:rPr>
           <w:rFonts w:eastAsia="Times New Roman" w:cstheme="minorHAnsi"/>
@@ -9233,52 +9038,28 @@
         <w:t>customer_id</w:t>
       </w:r>
       <w:proofErr w:type="spellEnd"/>
-      <w:proofErr w:type="gramEnd"/>
-      <w:r>
-        <w:rPr>
-          <w:rFonts w:eastAsia="Times New Roman" w:cstheme="minorHAnsi"/>
-          <w:lang w:eastAsia="en-IN"/>
-        </w:rPr>
-        <w:t xml:space="preserve"> IN (101, 102, 103)</w:t>
-      </w:r>
-    </w:p>
-    <w:p>
-      <w:pPr>
-        <w:spacing w:after="0" w:line="240" w:lineRule="auto"/>
-        <w:rPr>
-          <w:rFonts w:eastAsia="Times New Roman" w:cstheme="minorHAnsi"/>
-          <w:lang w:eastAsia="en-IN"/>
-        </w:rPr>
-      </w:pPr>
-      <w:r>
-        <w:rPr>
-          <w:rFonts w:eastAsia="Times New Roman" w:cstheme="minorHAnsi"/>
-          <w:lang w:eastAsia="en-IN"/>
-        </w:rPr>
-        <w:pict>
-          <v:rect id="_x0000_i1066" style="width:0;height:1.5pt" o:hralign="center" o:hrstd="t" o:hr="t" fillcolor="#a0a0a0" stroked="f"/>
-        </w:pict>
-      </w:r>
-    </w:p>
-    <w:p>
-      <w:pPr>
-        <w:spacing w:after="0" w:line="240" w:lineRule="auto"/>
-        <w:outlineLvl w:val="1"/>
-        <w:rPr>
-          <w:rFonts w:eastAsia="Times New Roman" w:cstheme="minorHAnsi"/>
-          <w:b/>
-          <w:bCs/>
-          <w:lang w:eastAsia="en-IN"/>
-        </w:rPr>
-      </w:pPr>
-      <w:r>
-        <w:rPr>
-          <w:rFonts w:eastAsia="Times New Roman" w:cstheme="minorHAnsi"/>
-          <w:b/>
-          <w:bCs/>
-          <w:lang w:eastAsia="en-IN"/>
-        </w:rPr>
-        <w:t>Using EXISTS</w:t>
+      <w:r>
+        <w:rPr>
+          <w:rFonts w:eastAsia="Times New Roman" w:cstheme="minorHAnsi"/>
+          <w:lang w:eastAsia="en-IN"/>
+        </w:rPr>
+        <w:t xml:space="preserve"> is in that list</w:t>
+      </w:r>
+    </w:p>
+    <w:p>
+      <w:pPr>
+        <w:spacing w:after="0" w:line="240" w:lineRule="auto"/>
+        <w:rPr>
+          <w:rFonts w:eastAsia="Times New Roman" w:cstheme="minorHAnsi"/>
+          <w:lang w:eastAsia="en-IN"/>
+        </w:rPr>
+      </w:pPr>
+      <w:r>
+        <w:rPr>
+          <w:rFonts w:eastAsia="Times New Roman" w:cstheme="minorHAnsi"/>
+          <w:lang w:eastAsia="en-IN"/>
+        </w:rPr>
+        <w:t>If subquery returns:</w:t>
       </w:r>
     </w:p>
     <w:p>
@@ -9312,7 +9093,23 @@
           <w:rFonts w:eastAsia="Times New Roman" w:cstheme="minorHAnsi"/>
           <w:lang w:eastAsia="en-IN"/>
         </w:rPr>
-        <w:t>SELECT *</w:t>
+        <w:t>101, 102, 103</w:t>
+      </w:r>
+    </w:p>
+    <w:p>
+      <w:pPr>
+        <w:spacing w:after="0" w:line="240" w:lineRule="auto"/>
+        <w:rPr>
+          <w:rFonts w:eastAsia="Times New Roman" w:cstheme="minorHAnsi"/>
+          <w:lang w:eastAsia="en-IN"/>
+        </w:rPr>
+      </w:pPr>
+      <w:r>
+        <w:rPr>
+          <w:rFonts w:eastAsia="Times New Roman" w:cstheme="minorHAnsi"/>
+          <w:lang w:eastAsia="en-IN"/>
+        </w:rPr>
+        <w:t>Then SQL checks:</w:t>
       </w:r>
     </w:p>
     <w:p>
@@ -9341,12 +9138,62 @@
           <w:lang w:eastAsia="en-IN"/>
         </w:rPr>
       </w:pPr>
-      <w:r>
-        <w:rPr>
-          <w:rFonts w:eastAsia="Times New Roman" w:cstheme="minorHAnsi"/>
-          <w:lang w:eastAsia="en-IN"/>
-        </w:rPr>
-        <w:t>FROM customers c</w:t>
+      <w:proofErr w:type="spellStart"/>
+      <w:proofErr w:type="gramStart"/>
+      <w:r>
+        <w:rPr>
+          <w:rFonts w:eastAsia="Times New Roman" w:cstheme="minorHAnsi"/>
+          <w:lang w:eastAsia="en-IN"/>
+        </w:rPr>
+        <w:t>customer_id</w:t>
+      </w:r>
+      <w:proofErr w:type="spellEnd"/>
+      <w:proofErr w:type="gramEnd"/>
+      <w:r>
+        <w:rPr>
+          <w:rFonts w:eastAsia="Times New Roman" w:cstheme="minorHAnsi"/>
+          <w:lang w:eastAsia="en-IN"/>
+        </w:rPr>
+        <w:t xml:space="preserve"> IN (101, 102, 103)</w:t>
+      </w:r>
+    </w:p>
+    <w:p>
+      <w:pPr>
+        <w:spacing w:after="0" w:line="240" w:lineRule="auto"/>
+        <w:rPr>
+          <w:rFonts w:eastAsia="Times New Roman" w:cstheme="minorHAnsi"/>
+          <w:lang w:eastAsia="en-IN"/>
+        </w:rPr>
+      </w:pPr>
+      <w:r>
+        <w:rPr>
+          <w:rFonts w:eastAsia="Times New Roman" w:cstheme="minorHAnsi"/>
+          <w:lang w:eastAsia="en-IN"/>
+        </w:rPr>
+        <w:pict>
+          <v:rect id="_x0000_i1066" style="width:0;height:1.5pt" o:hralign="center" o:hrstd="t" o:hr="t" fillcolor="#a0a0a0" stroked="f"/>
+        </w:pict>
+      </w:r>
+    </w:p>
+    <w:p>
+      <w:pPr>
+        <w:spacing w:after="0" w:line="240" w:lineRule="auto"/>
+        <w:outlineLvl w:val="1"/>
+        <w:rPr>
+          <w:rFonts w:eastAsia="Times New Roman" w:cstheme="minorHAnsi"/>
+          <w:b/>
+          <w:bCs/>
+          <w:lang w:eastAsia="en-IN"/>
+        </w:rPr>
+      </w:pPr>
+      <w:r>
+        <w:rPr>
+          <w:rFonts w:eastAsia="Times New Roman" w:cstheme="minorHAnsi"/>
+          <w:b/>
+          <w:bCs/>
+          <w:lang w:eastAsia="en-IN"/>
+        </w:rPr>
+        <w:t>Using EXISTS</w:t>
       </w:r>
     </w:p>
     <w:p>
@@ -9380,7 +9227,7 @@
           <w:rFonts w:eastAsia="Times New Roman" w:cstheme="minorHAnsi"/>
           <w:lang w:eastAsia="en-IN"/>
         </w:rPr>
-        <w:t>WHERE EXISTS (</w:t>
+        <w:t>SELECT *</w:t>
       </w:r>
     </w:p>
     <w:p>
@@ -9414,7 +9261,7 @@
           <w:rFonts w:eastAsia="Times New Roman" w:cstheme="minorHAnsi"/>
           <w:lang w:eastAsia="en-IN"/>
         </w:rPr>
-        <w:t xml:space="preserve">    SELECT 1</w:t>
+        <w:t>FROM customers c</w:t>
       </w:r>
     </w:p>
     <w:p>
@@ -9448,7 +9295,7 @@
           <w:rFonts w:eastAsia="Times New Roman" w:cstheme="minorHAnsi"/>
           <w:lang w:eastAsia="en-IN"/>
         </w:rPr>
-        <w:t xml:space="preserve">    FROM orders o</w:t>
+        <w:t>WHERE EXISTS (</w:t>
       </w:r>
     </w:p>
     <w:p>
@@ -9482,33 +9329,8 @@
           <w:rFonts w:eastAsia="Times New Roman" w:cstheme="minorHAnsi"/>
           <w:lang w:eastAsia="en-IN"/>
         </w:rPr>
-        <w:t xml:space="preserve">    WHERE </w:t>
-      </w:r>
-      <w:proofErr w:type="spellStart"/>
-      <w:r>
-        <w:rPr>
-          <w:rFonts w:eastAsia="Times New Roman" w:cstheme="minorHAnsi"/>
-          <w:lang w:eastAsia="en-IN"/>
-        </w:rPr>
-        <w:t>o.customer_id</w:t>
-      </w:r>
-      <w:proofErr w:type="spellEnd"/>
-      <w:r>
-        <w:rPr>
-          <w:rFonts w:eastAsia="Times New Roman" w:cstheme="minorHAnsi"/>
-          <w:lang w:eastAsia="en-IN"/>
-        </w:rPr>
-        <w:t xml:space="preserve"> = </w:t>
-      </w:r>
-      <w:proofErr w:type="spellStart"/>
-      <w:r>
-        <w:rPr>
-          <w:rFonts w:eastAsia="Times New Roman" w:cstheme="minorHAnsi"/>
-          <w:lang w:eastAsia="en-IN"/>
-        </w:rPr>
-        <w:t>c.customer_id</w:t>
-      </w:r>
-      <w:proofErr w:type="spellEnd"/>
+        <w:t xml:space="preserve">    SELECT 1</w:t>
+      </w:r>
     </w:p>
     <w:p>
       <w:pPr>
@@ -9541,665 +9363,7 @@
           <w:rFonts w:eastAsia="Times New Roman" w:cstheme="minorHAnsi"/>
           <w:lang w:eastAsia="en-IN"/>
         </w:rPr>
-        <w:t>);</w:t>
-      </w:r>
-    </w:p>
-    <w:p>
-      <w:pPr>
-        <w:spacing w:after="0" w:line="240" w:lineRule="auto"/>
-        <w:rPr>
-          <w:rFonts w:eastAsia="Times New Roman" w:cstheme="minorHAnsi"/>
-          <w:lang w:eastAsia="en-IN"/>
-        </w:rPr>
-      </w:pPr>
-      <w:r>
-        <w:rPr>
-          <w:rFonts w:eastAsia="Times New Roman" w:cstheme="minorHAnsi"/>
-          <w:lang w:eastAsia="en-IN"/>
-        </w:rPr>
-        <w:pict>
-          <v:rect id="_x0000_i1067" style="width:0;height:1.5pt" o:hralign="center" o:hrstd="t" o:hr="t" fillcolor="#a0a0a0" stroked="f"/>
-        </w:pict>
-      </w:r>
-    </w:p>
-    <w:p>
-      <w:pPr>
-        <w:spacing w:after="0" w:line="240" w:lineRule="auto"/>
-        <w:outlineLvl w:val="1"/>
-        <w:rPr>
-          <w:rFonts w:eastAsia="Times New Roman" w:cstheme="minorHAnsi"/>
-          <w:b/>
-          <w:bCs/>
-          <w:lang w:eastAsia="en-IN"/>
-        </w:rPr>
-      </w:pPr>
-      <w:r>
-        <w:rPr>
-          <w:rFonts w:eastAsia="Times New Roman" w:cstheme="minorHAnsi"/>
-          <w:b/>
-          <w:bCs/>
-          <w:lang w:eastAsia="en-IN"/>
-        </w:rPr>
-        <w:t>How EXISTS Works (Very Important)</w:t>
-      </w:r>
-    </w:p>
-    <w:p>
-      <w:pPr>
-        <w:numPr>
-          <w:ilvl w:val="0"/>
-          <w:numId w:val="21"/>
-        </w:numPr>
-        <w:spacing w:after="0" w:line="240" w:lineRule="auto"/>
-        <w:rPr>
-          <w:rFonts w:eastAsia="Times New Roman" w:cstheme="minorHAnsi"/>
-          <w:lang w:eastAsia="en-IN"/>
-        </w:rPr>
-      </w:pPr>
-      <w:r>
-        <w:rPr>
-          <w:rFonts w:eastAsia="Times New Roman" w:cstheme="minorHAnsi"/>
-          <w:lang w:eastAsia="en-IN"/>
-        </w:rPr>
-        <w:t>Outer query picks one customer</w:t>
-      </w:r>
-    </w:p>
-    <w:p>
-      <w:pPr>
-        <w:numPr>
-          <w:ilvl w:val="0"/>
-          <w:numId w:val="21"/>
-        </w:numPr>
-        <w:spacing w:after="0" w:line="240" w:lineRule="auto"/>
-        <w:rPr>
-          <w:rFonts w:eastAsia="Times New Roman" w:cstheme="minorHAnsi"/>
-          <w:lang w:eastAsia="en-IN"/>
-        </w:rPr>
-      </w:pPr>
-      <w:r>
-        <w:rPr>
-          <w:rFonts w:eastAsia="Times New Roman" w:cstheme="minorHAnsi"/>
-          <w:lang w:eastAsia="en-IN"/>
-        </w:rPr>
-        <w:t>Subquery checks:</w:t>
-      </w:r>
-    </w:p>
-    <w:p>
-      <w:pPr>
-        <w:numPr>
-          <w:ilvl w:val="1"/>
-          <w:numId w:val="21"/>
-        </w:numPr>
-        <w:spacing w:after="0" w:line="240" w:lineRule="auto"/>
-        <w:rPr>
-          <w:rFonts w:eastAsia="Times New Roman" w:cstheme="minorHAnsi"/>
-          <w:lang w:eastAsia="en-IN"/>
-        </w:rPr>
-      </w:pPr>
-      <w:r>
-        <w:rPr>
-          <w:rFonts w:eastAsia="Times New Roman" w:cstheme="minorHAnsi"/>
-          <w:lang w:eastAsia="en-IN"/>
-        </w:rPr>
-        <w:t xml:space="preserve">Does </w:t>
-      </w:r>
-      <w:r>
-        <w:rPr>
-          <w:rFonts w:eastAsia="Times New Roman" w:cstheme="minorHAnsi"/>
-          <w:b/>
-          <w:bCs/>
-          <w:lang w:eastAsia="en-IN"/>
-        </w:rPr>
-        <w:t>any row exist</w:t>
-      </w:r>
-      <w:r>
-        <w:rPr>
-          <w:rFonts w:eastAsia="Times New Roman" w:cstheme="minorHAnsi"/>
-          <w:lang w:eastAsia="en-IN"/>
-        </w:rPr>
-        <w:t xml:space="preserve"> for this customer?</w:t>
-      </w:r>
-    </w:p>
-    <w:p>
-      <w:pPr>
-        <w:numPr>
-          <w:ilvl w:val="0"/>
-          <w:numId w:val="21"/>
-        </w:numPr>
-        <w:spacing w:after="0" w:line="240" w:lineRule="auto"/>
-        <w:rPr>
-          <w:rFonts w:eastAsia="Times New Roman" w:cstheme="minorHAnsi"/>
-          <w:lang w:eastAsia="en-IN"/>
-        </w:rPr>
-      </w:pPr>
-      <w:r>
-        <w:rPr>
-          <w:rFonts w:eastAsia="Times New Roman" w:cstheme="minorHAnsi"/>
-          <w:lang w:eastAsia="en-IN"/>
-        </w:rPr>
-        <w:t>As soon as one row is found:</w:t>
-      </w:r>
-    </w:p>
-    <w:p>
-      <w:pPr>
-        <w:numPr>
-          <w:ilvl w:val="1"/>
-          <w:numId w:val="21"/>
-        </w:numPr>
-        <w:spacing w:after="0" w:line="240" w:lineRule="auto"/>
-        <w:rPr>
-          <w:rFonts w:eastAsia="Times New Roman" w:cstheme="minorHAnsi"/>
-          <w:lang w:eastAsia="en-IN"/>
-        </w:rPr>
-      </w:pPr>
-      <w:r>
-        <w:rPr>
-          <w:rFonts w:eastAsia="Times New Roman" w:cstheme="minorHAnsi"/>
-          <w:lang w:eastAsia="en-IN"/>
-        </w:rPr>
-        <w:t>SQL stops searching</w:t>
-      </w:r>
-    </w:p>
-    <w:p>
-      <w:pPr>
-        <w:numPr>
-          <w:ilvl w:val="1"/>
-          <w:numId w:val="21"/>
-        </w:numPr>
-        <w:spacing w:after="0" w:line="240" w:lineRule="auto"/>
-        <w:rPr>
-          <w:rFonts w:eastAsia="Times New Roman" w:cstheme="minorHAnsi"/>
-          <w:lang w:eastAsia="en-IN"/>
-        </w:rPr>
-      </w:pPr>
-      <w:r>
-        <w:rPr>
-          <w:rFonts w:eastAsia="Times New Roman" w:cstheme="minorHAnsi"/>
-          <w:lang w:eastAsia="en-IN"/>
-        </w:rPr>
-        <w:t>Returns TRUE</w:t>
-      </w:r>
-    </w:p>
-    <w:p>
-      <w:pPr>
-        <w:spacing w:after="0" w:line="240" w:lineRule="auto"/>
-        <w:rPr>
-          <w:rFonts w:eastAsia="Times New Roman" w:cstheme="minorHAnsi"/>
-          <w:lang w:eastAsia="en-IN"/>
-        </w:rPr>
-      </w:pPr>
-      <w:proofErr w:type="gramStart"/>
-      <w:r>
-        <w:rPr>
-          <w:rFonts w:eastAsia="Times New Roman" w:cstheme="minorHAnsi"/>
-          <w:lang w:eastAsia="en-IN"/>
-        </w:rPr>
-        <w:t>EXISTS</w:t>
-      </w:r>
-      <w:proofErr w:type="gramEnd"/>
-      <w:r>
-        <w:rPr>
-          <w:rFonts w:eastAsia="Times New Roman" w:cstheme="minorHAnsi"/>
-          <w:lang w:eastAsia="en-IN"/>
-        </w:rPr>
-        <w:t xml:space="preserve"> returns:</w:t>
-      </w:r>
-    </w:p>
-    <w:p>
-      <w:pPr>
-        <w:numPr>
-          <w:ilvl w:val="0"/>
-          <w:numId w:val="22"/>
-        </w:numPr>
-        <w:spacing w:after="0" w:line="240" w:lineRule="auto"/>
-        <w:rPr>
-          <w:rFonts w:eastAsia="Times New Roman" w:cstheme="minorHAnsi"/>
-          <w:lang w:eastAsia="en-IN"/>
-        </w:rPr>
-      </w:pPr>
-      <w:r>
-        <w:rPr>
-          <w:rFonts w:eastAsia="Times New Roman" w:cstheme="minorHAnsi"/>
-          <w:lang w:eastAsia="en-IN"/>
-        </w:rPr>
-        <w:t>TRUE or FALSE</w:t>
-      </w:r>
-    </w:p>
-    <w:p>
-      <w:pPr>
-        <w:numPr>
-          <w:ilvl w:val="0"/>
-          <w:numId w:val="22"/>
-        </w:numPr>
-        <w:spacing w:after="0" w:line="240" w:lineRule="auto"/>
-        <w:rPr>
-          <w:rFonts w:eastAsia="Times New Roman" w:cstheme="minorHAnsi"/>
-          <w:lang w:eastAsia="en-IN"/>
-        </w:rPr>
-      </w:pPr>
-      <w:r>
-        <w:rPr>
-          <w:rFonts w:eastAsia="Times New Roman" w:cstheme="minorHAnsi"/>
-          <w:lang w:eastAsia="en-IN"/>
-        </w:rPr>
-        <w:t>Not actual data</w:t>
-      </w:r>
-    </w:p>
-    <w:p>
-      <w:pPr>
-        <w:spacing w:after="0" w:line="240" w:lineRule="auto"/>
-        <w:rPr>
-          <w:rFonts w:eastAsia="Times New Roman" w:cstheme="minorHAnsi"/>
-          <w:lang w:eastAsia="en-IN"/>
-        </w:rPr>
-      </w:pPr>
-      <w:r>
-        <w:rPr>
-          <w:rFonts w:eastAsia="Times New Roman" w:cstheme="minorHAnsi"/>
-          <w:lang w:eastAsia="en-IN"/>
-        </w:rPr>
-        <w:pict>
-          <v:rect id="_x0000_i1068" style="width:0;height:1.5pt" o:hralign="center" o:hrstd="t" o:hr="t" fillcolor="#a0a0a0" stroked="f"/>
-        </w:pict>
-      </w:r>
-    </w:p>
-    <w:p>
-      <w:pPr>
-        <w:spacing w:after="0" w:line="240" w:lineRule="auto"/>
-        <w:outlineLvl w:val="1"/>
-        <w:rPr>
-          <w:rFonts w:eastAsia="Times New Roman" w:cstheme="minorHAnsi"/>
-          <w:b/>
-          <w:bCs/>
-          <w:lang w:eastAsia="en-IN"/>
-        </w:rPr>
-      </w:pPr>
-      <w:r>
-        <w:rPr>
-          <w:rFonts w:eastAsia="Times New Roman" w:cstheme="minorHAnsi"/>
-          <w:b/>
-          <w:bCs/>
-          <w:lang w:eastAsia="en-IN"/>
-        </w:rPr>
-        <w:t>Key Difference in Thinking</w:t>
-      </w:r>
-    </w:p>
-    <w:tbl>
-      <w:tblPr>
-        <w:tblW w:w="0" w:type="auto"/>
-        <w:tblCellSpacing w:w="15" w:type="dxa"/>
-        <w:tblCellMar>
-          <w:top w:w="15" w:type="dxa"/>
-          <w:left w:w="15" w:type="dxa"/>
-          <w:bottom w:w="15" w:type="dxa"/>
-          <w:right w:w="15" w:type="dxa"/>
-        </w:tblCellMar>
-        <w:tblLook w:val="04A0" w:firstRow="1" w:lastRow="0" w:firstColumn="1" w:lastColumn="0" w:noHBand="0" w:noVBand="1"/>
-      </w:tblPr>
-      <w:tblGrid>
-        <w:gridCol w:w="1862"/>
-        <w:gridCol w:w="2033"/>
-      </w:tblGrid>
-      <w:tr>
-        <w:trPr>
-          <w:tblHeader/>
-          <w:tblCellSpacing w:w="15" w:type="dxa"/>
-        </w:trPr>
-        <w:tc>
-          <w:tcPr>
-            <w:tcW w:w="0" w:type="auto"/>
-            <w:vAlign w:val="center"/>
-            <w:hideMark/>
-          </w:tcPr>
-          <w:p>
-            <w:pPr>
-              <w:spacing w:after="0" w:line="240" w:lineRule="auto"/>
-              <w:jc w:val="center"/>
-              <w:rPr>
-                <w:rFonts w:eastAsia="Times New Roman" w:cstheme="minorHAnsi"/>
-                <w:b/>
-                <w:bCs/>
-                <w:lang w:eastAsia="en-IN"/>
-              </w:rPr>
-            </w:pPr>
-            <w:r>
-              <w:rPr>
-                <w:rFonts w:eastAsia="Times New Roman" w:cstheme="minorHAnsi"/>
-                <w:b/>
-                <w:bCs/>
-                <w:lang w:eastAsia="en-IN"/>
-              </w:rPr>
-              <w:t>IN</w:t>
-            </w:r>
-          </w:p>
-        </w:tc>
-        <w:tc>
-          <w:tcPr>
-            <w:tcW w:w="0" w:type="auto"/>
-            <w:vAlign w:val="center"/>
-            <w:hideMark/>
-          </w:tcPr>
-          <w:p>
-            <w:pPr>
-              <w:spacing w:after="0" w:line="240" w:lineRule="auto"/>
-              <w:jc w:val="center"/>
-              <w:rPr>
-                <w:rFonts w:eastAsia="Times New Roman" w:cstheme="minorHAnsi"/>
-                <w:b/>
-                <w:bCs/>
-                <w:lang w:eastAsia="en-IN"/>
-              </w:rPr>
-            </w:pPr>
-            <w:r>
-              <w:rPr>
-                <w:rFonts w:eastAsia="Times New Roman" w:cstheme="minorHAnsi"/>
-                <w:b/>
-                <w:bCs/>
-                <w:lang w:eastAsia="en-IN"/>
-              </w:rPr>
-              <w:t>EXISTS</w:t>
-            </w:r>
-          </w:p>
-        </w:tc>
-      </w:tr>
-      <w:tr>
-        <w:trPr>
-          <w:tblCellSpacing w:w="15" w:type="dxa"/>
-        </w:trPr>
-        <w:tc>
-          <w:tcPr>
-            <w:tcW w:w="0" w:type="auto"/>
-            <w:vAlign w:val="center"/>
-            <w:hideMark/>
-          </w:tcPr>
-          <w:p>
-            <w:pPr>
-              <w:spacing w:after="0" w:line="240" w:lineRule="auto"/>
-              <w:rPr>
-                <w:rFonts w:eastAsia="Times New Roman" w:cstheme="minorHAnsi"/>
-                <w:lang w:eastAsia="en-IN"/>
-              </w:rPr>
-            </w:pPr>
-            <w:r>
-              <w:rPr>
-                <w:rFonts w:eastAsia="Times New Roman" w:cstheme="minorHAnsi"/>
-                <w:lang w:eastAsia="en-IN"/>
-              </w:rPr>
-              <w:t>Compares values</w:t>
-            </w:r>
-          </w:p>
-        </w:tc>
-        <w:tc>
-          <w:tcPr>
-            <w:tcW w:w="0" w:type="auto"/>
-            <w:vAlign w:val="center"/>
-            <w:hideMark/>
-          </w:tcPr>
-          <w:p>
-            <w:pPr>
-              <w:spacing w:after="0" w:line="240" w:lineRule="auto"/>
-              <w:rPr>
-                <w:rFonts w:eastAsia="Times New Roman" w:cstheme="minorHAnsi"/>
-                <w:lang w:eastAsia="en-IN"/>
-              </w:rPr>
-            </w:pPr>
-            <w:r>
-              <w:rPr>
-                <w:rFonts w:eastAsia="Times New Roman" w:cstheme="minorHAnsi"/>
-                <w:lang w:eastAsia="en-IN"/>
-              </w:rPr>
-              <w:t>Checks existence</w:t>
-            </w:r>
-          </w:p>
-        </w:tc>
-      </w:tr>
-      <w:tr>
-        <w:trPr>
-          <w:tblCellSpacing w:w="15" w:type="dxa"/>
-        </w:trPr>
-        <w:tc>
-          <w:tcPr>
-            <w:tcW w:w="0" w:type="auto"/>
-            <w:vAlign w:val="center"/>
-            <w:hideMark/>
-          </w:tcPr>
-          <w:p>
-            <w:pPr>
-              <w:spacing w:after="0" w:line="240" w:lineRule="auto"/>
-              <w:rPr>
-                <w:rFonts w:eastAsia="Times New Roman" w:cstheme="minorHAnsi"/>
-                <w:lang w:eastAsia="en-IN"/>
-              </w:rPr>
-            </w:pPr>
-            <w:r>
-              <w:rPr>
-                <w:rFonts w:eastAsia="Times New Roman" w:cstheme="minorHAnsi"/>
-                <w:lang w:eastAsia="en-IN"/>
-              </w:rPr>
-              <w:t>Subquery runs fully</w:t>
-            </w:r>
-          </w:p>
-        </w:tc>
-        <w:tc>
-          <w:tcPr>
-            <w:tcW w:w="0" w:type="auto"/>
-            <w:vAlign w:val="center"/>
-            <w:hideMark/>
-          </w:tcPr>
-          <w:p>
-            <w:pPr>
-              <w:spacing w:after="0" w:line="240" w:lineRule="auto"/>
-              <w:rPr>
-                <w:rFonts w:eastAsia="Times New Roman" w:cstheme="minorHAnsi"/>
-                <w:lang w:eastAsia="en-IN"/>
-              </w:rPr>
-            </w:pPr>
-            <w:r>
-              <w:rPr>
-                <w:rFonts w:eastAsia="Times New Roman" w:cstheme="minorHAnsi"/>
-                <w:lang w:eastAsia="en-IN"/>
-              </w:rPr>
-              <w:t>Stops at first match</w:t>
-            </w:r>
-          </w:p>
-        </w:tc>
-      </w:tr>
-      <w:tr>
-        <w:trPr>
-          <w:tblCellSpacing w:w="15" w:type="dxa"/>
-        </w:trPr>
-        <w:tc>
-          <w:tcPr>
-            <w:tcW w:w="0" w:type="auto"/>
-            <w:vAlign w:val="center"/>
-            <w:hideMark/>
-          </w:tcPr>
-          <w:p>
-            <w:pPr>
-              <w:spacing w:after="0" w:line="240" w:lineRule="auto"/>
-              <w:rPr>
-                <w:rFonts w:eastAsia="Times New Roman" w:cstheme="minorHAnsi"/>
-                <w:lang w:eastAsia="en-IN"/>
-              </w:rPr>
-            </w:pPr>
-            <w:r>
-              <w:rPr>
-                <w:rFonts w:eastAsia="Times New Roman" w:cstheme="minorHAnsi"/>
-                <w:lang w:eastAsia="en-IN"/>
-              </w:rPr>
-              <w:t>Sensitive to NULLs</w:t>
-            </w:r>
-          </w:p>
-        </w:tc>
-        <w:tc>
-          <w:tcPr>
-            <w:tcW w:w="0" w:type="auto"/>
-            <w:vAlign w:val="center"/>
-            <w:hideMark/>
-          </w:tcPr>
-          <w:p>
-            <w:pPr>
-              <w:spacing w:after="0" w:line="240" w:lineRule="auto"/>
-              <w:rPr>
-                <w:rFonts w:eastAsia="Times New Roman" w:cstheme="minorHAnsi"/>
-                <w:lang w:eastAsia="en-IN"/>
-              </w:rPr>
-            </w:pPr>
-            <w:r>
-              <w:rPr>
-                <w:rFonts w:eastAsia="Times New Roman" w:cstheme="minorHAnsi"/>
-                <w:lang w:eastAsia="en-IN"/>
-              </w:rPr>
-              <w:t>Safe with NULLs</w:t>
-            </w:r>
-          </w:p>
-        </w:tc>
-      </w:tr>
-      <w:tr>
-        <w:trPr>
-          <w:tblCellSpacing w:w="15" w:type="dxa"/>
-        </w:trPr>
-        <w:tc>
-          <w:tcPr>
-            <w:tcW w:w="0" w:type="auto"/>
-            <w:vAlign w:val="center"/>
-            <w:hideMark/>
-          </w:tcPr>
-          <w:p>
-            <w:pPr>
-              <w:spacing w:after="0" w:line="240" w:lineRule="auto"/>
-              <w:rPr>
-                <w:rFonts w:eastAsia="Times New Roman" w:cstheme="minorHAnsi"/>
-                <w:lang w:eastAsia="en-IN"/>
-              </w:rPr>
-            </w:pPr>
-            <w:r>
-              <w:rPr>
-                <w:rFonts w:eastAsia="Times New Roman" w:cstheme="minorHAnsi"/>
-                <w:lang w:eastAsia="en-IN"/>
-              </w:rPr>
-              <w:t>Better for small lists</w:t>
-            </w:r>
-          </w:p>
-        </w:tc>
-        <w:tc>
-          <w:tcPr>
-            <w:tcW w:w="0" w:type="auto"/>
-            <w:vAlign w:val="center"/>
-            <w:hideMark/>
-          </w:tcPr>
-          <w:p>
-            <w:pPr>
-              <w:spacing w:after="0" w:line="240" w:lineRule="auto"/>
-              <w:rPr>
-                <w:rFonts w:eastAsia="Times New Roman" w:cstheme="minorHAnsi"/>
-                <w:lang w:eastAsia="en-IN"/>
-              </w:rPr>
-            </w:pPr>
-            <w:r>
-              <w:rPr>
-                <w:rFonts w:eastAsia="Times New Roman" w:cstheme="minorHAnsi"/>
-                <w:lang w:eastAsia="en-IN"/>
-              </w:rPr>
-              <w:t>Better for large tables</w:t>
-            </w:r>
-          </w:p>
-        </w:tc>
-      </w:tr>
-    </w:tbl>
-    <w:p>
-      <w:pPr>
-        <w:spacing w:after="0" w:line="240" w:lineRule="auto"/>
-        <w:rPr>
-          <w:rFonts w:eastAsia="Times New Roman" w:cstheme="minorHAnsi"/>
-          <w:lang w:eastAsia="en-IN"/>
-        </w:rPr>
-      </w:pPr>
-      <w:r>
-        <w:rPr>
-          <w:rFonts w:eastAsia="Times New Roman" w:cstheme="minorHAnsi"/>
-          <w:lang w:eastAsia="en-IN"/>
-        </w:rPr>
-        <w:pict>
-          <v:rect id="_x0000_i1069" style="width:0;height:1.5pt" o:hralign="center" o:hrstd="t" o:hr="t" fillcolor="#a0a0a0" stroked="f"/>
-        </w:pict>
-      </w:r>
-    </w:p>
-    <w:p>
-      <w:pPr>
-        <w:spacing w:after="0" w:line="240" w:lineRule="auto"/>
-        <w:outlineLvl w:val="1"/>
-        <w:rPr>
-          <w:rFonts w:eastAsia="Times New Roman" w:cstheme="minorHAnsi"/>
-          <w:b/>
-          <w:bCs/>
-          <w:lang w:eastAsia="en-IN"/>
-        </w:rPr>
-      </w:pPr>
-      <w:r>
-        <w:rPr>
-          <w:rFonts w:eastAsia="Times New Roman" w:cstheme="minorHAnsi"/>
-          <w:b/>
-          <w:bCs/>
-          <w:lang w:eastAsia="en-IN"/>
-        </w:rPr>
-        <w:t xml:space="preserve">NULL Trap (Interview </w:t>
-      </w:r>
-      <w:proofErr w:type="spellStart"/>
-      <w:r>
-        <w:rPr>
-          <w:rFonts w:eastAsia="Times New Roman" w:cstheme="minorHAnsi"/>
-          <w:b/>
-          <w:bCs/>
-          <w:lang w:eastAsia="en-IN"/>
-        </w:rPr>
-        <w:t>Favorite</w:t>
-      </w:r>
-      <w:proofErr w:type="spellEnd"/>
-      <w:r>
-        <w:rPr>
-          <w:rFonts w:eastAsia="Times New Roman" w:cstheme="minorHAnsi"/>
-          <w:b/>
-          <w:bCs/>
-          <w:lang w:eastAsia="en-IN"/>
-        </w:rPr>
-        <w:t>)</w:t>
-      </w:r>
-    </w:p>
-    <w:p>
-      <w:pPr>
-        <w:spacing w:after="0" w:line="240" w:lineRule="auto"/>
-        <w:outlineLvl w:val="2"/>
-        <w:rPr>
-          <w:rFonts w:eastAsia="Times New Roman" w:cstheme="minorHAnsi"/>
-          <w:b/>
-          <w:bCs/>
-          <w:lang w:eastAsia="en-IN"/>
-        </w:rPr>
-      </w:pPr>
-      <w:r>
-        <w:rPr>
-          <w:rFonts w:eastAsia="Times New Roman" w:cstheme="minorHAnsi"/>
-          <w:b/>
-          <w:bCs/>
-          <w:lang w:eastAsia="en-IN"/>
-        </w:rPr>
-        <w:t>Problem with IN</w:t>
-      </w:r>
-    </w:p>
-    <w:p>
-      <w:pPr>
-        <w:spacing w:after="0" w:line="240" w:lineRule="auto"/>
-        <w:rPr>
-          <w:rFonts w:eastAsia="Times New Roman" w:cstheme="minorHAnsi"/>
-          <w:lang w:eastAsia="en-IN"/>
-        </w:rPr>
-      </w:pPr>
-      <w:r>
-        <w:rPr>
-          <w:rFonts w:eastAsia="Times New Roman" w:cstheme="minorHAnsi"/>
-          <w:lang w:eastAsia="en-IN"/>
-        </w:rPr>
-        <w:t>If subquery returns NULL:</w:t>
+        <w:t xml:space="preserve">    FROM orders o</w:t>
       </w:r>
     </w:p>
     <w:p>
@@ -10233,7 +9397,7 @@
           <w:rFonts w:eastAsia="Times New Roman" w:cstheme="minorHAnsi"/>
           <w:lang w:eastAsia="en-IN"/>
         </w:rPr>
-        <w:t xml:space="preserve">SELECT </w:t>
+        <w:t xml:space="preserve">    WHERE </w:t>
       </w:r>
       <w:proofErr w:type="spellStart"/>
       <w:r>
@@ -10241,7 +9405,7 @@
           <w:rFonts w:eastAsia="Times New Roman" w:cstheme="minorHAnsi"/>
           <w:lang w:eastAsia="en-IN"/>
         </w:rPr>
-        <w:t>customer_id</w:t>
+        <w:t>o.customer_id</w:t>
       </w:r>
       <w:proofErr w:type="spellEnd"/>
       <w:r>
@@ -10249,24 +9413,17 @@
           <w:rFonts w:eastAsia="Times New Roman" w:cstheme="minorHAnsi"/>
           <w:lang w:eastAsia="en-IN"/>
         </w:rPr>
-        <w:t xml:space="preserve"> FROM orders;</w:t>
-      </w:r>
-    </w:p>
-    <w:p>
-      <w:pPr>
-        <w:spacing w:after="0" w:line="240" w:lineRule="auto"/>
-        <w:rPr>
-          <w:rFonts w:eastAsia="Times New Roman" w:cstheme="minorHAnsi"/>
-          <w:lang w:eastAsia="en-IN"/>
-        </w:rPr>
-      </w:pPr>
-      <w:r>
-        <w:rPr>
-          <w:rFonts w:eastAsia="Times New Roman" w:cstheme="minorHAnsi"/>
-          <w:lang w:eastAsia="en-IN"/>
-        </w:rPr>
-        <w:t>Result:</w:t>
-      </w:r>
+        <w:t xml:space="preserve"> = </w:t>
+      </w:r>
+      <w:proofErr w:type="spellStart"/>
+      <w:r>
+        <w:rPr>
+          <w:rFonts w:eastAsia="Times New Roman" w:cstheme="minorHAnsi"/>
+          <w:lang w:eastAsia="en-IN"/>
+        </w:rPr>
+        <w:t>c.customer_id</w:t>
+      </w:r>
+      <w:proofErr w:type="spellEnd"/>
     </w:p>
     <w:p>
       <w:pPr>
@@ -10299,7 +9456,658 @@
           <w:rFonts w:eastAsia="Times New Roman" w:cstheme="minorHAnsi"/>
           <w:lang w:eastAsia="en-IN"/>
         </w:rPr>
-        <w:t>101</w:t>
+        <w:t>);</w:t>
+      </w:r>
+    </w:p>
+    <w:p>
+      <w:pPr>
+        <w:spacing w:after="0" w:line="240" w:lineRule="auto"/>
+        <w:rPr>
+          <w:rFonts w:eastAsia="Times New Roman" w:cstheme="minorHAnsi"/>
+          <w:lang w:eastAsia="en-IN"/>
+        </w:rPr>
+      </w:pPr>
+      <w:r>
+        <w:rPr>
+          <w:rFonts w:eastAsia="Times New Roman" w:cstheme="minorHAnsi"/>
+          <w:lang w:eastAsia="en-IN"/>
+        </w:rPr>
+        <w:pict>
+          <v:rect id="_x0000_i1067" style="width:0;height:1.5pt" o:hralign="center" o:hrstd="t" o:hr="t" fillcolor="#a0a0a0" stroked="f"/>
+        </w:pict>
+      </w:r>
+    </w:p>
+    <w:p>
+      <w:pPr>
+        <w:spacing w:after="0" w:line="240" w:lineRule="auto"/>
+        <w:outlineLvl w:val="1"/>
+        <w:rPr>
+          <w:rFonts w:eastAsia="Times New Roman" w:cstheme="minorHAnsi"/>
+          <w:b/>
+          <w:bCs/>
+          <w:lang w:eastAsia="en-IN"/>
+        </w:rPr>
+      </w:pPr>
+      <w:r>
+        <w:rPr>
+          <w:rFonts w:eastAsia="Times New Roman" w:cstheme="minorHAnsi"/>
+          <w:b/>
+          <w:bCs/>
+          <w:lang w:eastAsia="en-IN"/>
+        </w:rPr>
+        <w:t>How EXISTS Works (Very Important)</w:t>
+      </w:r>
+    </w:p>
+    <w:p>
+      <w:pPr>
+        <w:numPr>
+          <w:ilvl w:val="0"/>
+          <w:numId w:val="21"/>
+        </w:numPr>
+        <w:spacing w:after="0" w:line="240" w:lineRule="auto"/>
+        <w:rPr>
+          <w:rFonts w:eastAsia="Times New Roman" w:cstheme="minorHAnsi"/>
+          <w:lang w:eastAsia="en-IN"/>
+        </w:rPr>
+      </w:pPr>
+      <w:r>
+        <w:rPr>
+          <w:rFonts w:eastAsia="Times New Roman" w:cstheme="minorHAnsi"/>
+          <w:lang w:eastAsia="en-IN"/>
+        </w:rPr>
+        <w:t>Outer query picks one customer</w:t>
+      </w:r>
+    </w:p>
+    <w:p>
+      <w:pPr>
+        <w:numPr>
+          <w:ilvl w:val="0"/>
+          <w:numId w:val="21"/>
+        </w:numPr>
+        <w:spacing w:after="0" w:line="240" w:lineRule="auto"/>
+        <w:rPr>
+          <w:rFonts w:eastAsia="Times New Roman" w:cstheme="minorHAnsi"/>
+          <w:lang w:eastAsia="en-IN"/>
+        </w:rPr>
+      </w:pPr>
+      <w:r>
+        <w:rPr>
+          <w:rFonts w:eastAsia="Times New Roman" w:cstheme="minorHAnsi"/>
+          <w:lang w:eastAsia="en-IN"/>
+        </w:rPr>
+        <w:t>Subquery checks:</w:t>
+      </w:r>
+    </w:p>
+    <w:p>
+      <w:pPr>
+        <w:numPr>
+          <w:ilvl w:val="1"/>
+          <w:numId w:val="21"/>
+        </w:numPr>
+        <w:spacing w:after="0" w:line="240" w:lineRule="auto"/>
+        <w:rPr>
+          <w:rFonts w:eastAsia="Times New Roman" w:cstheme="minorHAnsi"/>
+          <w:lang w:eastAsia="en-IN"/>
+        </w:rPr>
+      </w:pPr>
+      <w:r>
+        <w:rPr>
+          <w:rFonts w:eastAsia="Times New Roman" w:cstheme="minorHAnsi"/>
+          <w:lang w:eastAsia="en-IN"/>
+        </w:rPr>
+        <w:t xml:space="preserve">Does </w:t>
+      </w:r>
+      <w:r>
+        <w:rPr>
+          <w:rFonts w:eastAsia="Times New Roman" w:cstheme="minorHAnsi"/>
+          <w:b/>
+          <w:bCs/>
+          <w:lang w:eastAsia="en-IN"/>
+        </w:rPr>
+        <w:t>any row exist</w:t>
+      </w:r>
+      <w:r>
+        <w:rPr>
+          <w:rFonts w:eastAsia="Times New Roman" w:cstheme="minorHAnsi"/>
+          <w:lang w:eastAsia="en-IN"/>
+        </w:rPr>
+        <w:t xml:space="preserve"> for this customer?</w:t>
+      </w:r>
+    </w:p>
+    <w:p>
+      <w:pPr>
+        <w:numPr>
+          <w:ilvl w:val="0"/>
+          <w:numId w:val="21"/>
+        </w:numPr>
+        <w:spacing w:after="0" w:line="240" w:lineRule="auto"/>
+        <w:rPr>
+          <w:rFonts w:eastAsia="Times New Roman" w:cstheme="minorHAnsi"/>
+          <w:lang w:eastAsia="en-IN"/>
+        </w:rPr>
+      </w:pPr>
+      <w:r>
+        <w:rPr>
+          <w:rFonts w:eastAsia="Times New Roman" w:cstheme="minorHAnsi"/>
+          <w:lang w:eastAsia="en-IN"/>
+        </w:rPr>
+        <w:t>As soon as one row is found:</w:t>
+      </w:r>
+    </w:p>
+    <w:p>
+      <w:pPr>
+        <w:numPr>
+          <w:ilvl w:val="1"/>
+          <w:numId w:val="21"/>
+        </w:numPr>
+        <w:spacing w:after="0" w:line="240" w:lineRule="auto"/>
+        <w:rPr>
+          <w:rFonts w:eastAsia="Times New Roman" w:cstheme="minorHAnsi"/>
+          <w:lang w:eastAsia="en-IN"/>
+        </w:rPr>
+      </w:pPr>
+      <w:r>
+        <w:rPr>
+          <w:rFonts w:eastAsia="Times New Roman" w:cstheme="minorHAnsi"/>
+          <w:lang w:eastAsia="en-IN"/>
+        </w:rPr>
+        <w:t>SQL stops searching</w:t>
+      </w:r>
+    </w:p>
+    <w:p>
+      <w:pPr>
+        <w:numPr>
+          <w:ilvl w:val="1"/>
+          <w:numId w:val="21"/>
+        </w:numPr>
+        <w:spacing w:after="0" w:line="240" w:lineRule="auto"/>
+        <w:rPr>
+          <w:rFonts w:eastAsia="Times New Roman" w:cstheme="minorHAnsi"/>
+          <w:lang w:eastAsia="en-IN"/>
+        </w:rPr>
+      </w:pPr>
+      <w:r>
+        <w:rPr>
+          <w:rFonts w:eastAsia="Times New Roman" w:cstheme="minorHAnsi"/>
+          <w:lang w:eastAsia="en-IN"/>
+        </w:rPr>
+        <w:t>Returns TRUE</w:t>
+      </w:r>
+    </w:p>
+    <w:p>
+      <w:pPr>
+        <w:spacing w:after="0" w:line="240" w:lineRule="auto"/>
+        <w:rPr>
+          <w:rFonts w:eastAsia="Times New Roman" w:cstheme="minorHAnsi"/>
+          <w:lang w:eastAsia="en-IN"/>
+        </w:rPr>
+      </w:pPr>
+      <w:proofErr w:type="gramStart"/>
+      <w:r>
+        <w:rPr>
+          <w:rFonts w:eastAsia="Times New Roman" w:cstheme="minorHAnsi"/>
+          <w:lang w:eastAsia="en-IN"/>
+        </w:rPr>
+        <w:t>EXISTS</w:t>
+      </w:r>
+      <w:proofErr w:type="gramEnd"/>
+      <w:r>
+        <w:rPr>
+          <w:rFonts w:eastAsia="Times New Roman" w:cstheme="minorHAnsi"/>
+          <w:lang w:eastAsia="en-IN"/>
+        </w:rPr>
+        <w:t xml:space="preserve"> returns:</w:t>
+      </w:r>
+    </w:p>
+    <w:p>
+      <w:pPr>
+        <w:numPr>
+          <w:ilvl w:val="0"/>
+          <w:numId w:val="22"/>
+        </w:numPr>
+        <w:spacing w:after="0" w:line="240" w:lineRule="auto"/>
+        <w:rPr>
+          <w:rFonts w:eastAsia="Times New Roman" w:cstheme="minorHAnsi"/>
+          <w:lang w:eastAsia="en-IN"/>
+        </w:rPr>
+      </w:pPr>
+      <w:r>
+        <w:rPr>
+          <w:rFonts w:eastAsia="Times New Roman" w:cstheme="minorHAnsi"/>
+          <w:lang w:eastAsia="en-IN"/>
+        </w:rPr>
+        <w:t>TRUE or FALSE</w:t>
+      </w:r>
+    </w:p>
+    <w:p>
+      <w:pPr>
+        <w:numPr>
+          <w:ilvl w:val="0"/>
+          <w:numId w:val="22"/>
+        </w:numPr>
+        <w:spacing w:after="0" w:line="240" w:lineRule="auto"/>
+        <w:rPr>
+          <w:rFonts w:eastAsia="Times New Roman" w:cstheme="minorHAnsi"/>
+          <w:lang w:eastAsia="en-IN"/>
+        </w:rPr>
+      </w:pPr>
+      <w:r>
+        <w:rPr>
+          <w:rFonts w:eastAsia="Times New Roman" w:cstheme="minorHAnsi"/>
+          <w:lang w:eastAsia="en-IN"/>
+        </w:rPr>
+        <w:t>Not actual data</w:t>
+      </w:r>
+    </w:p>
+    <w:p>
+      <w:pPr>
+        <w:spacing w:after="0" w:line="240" w:lineRule="auto"/>
+        <w:rPr>
+          <w:rFonts w:eastAsia="Times New Roman" w:cstheme="minorHAnsi"/>
+          <w:lang w:eastAsia="en-IN"/>
+        </w:rPr>
+      </w:pPr>
+      <w:r>
+        <w:rPr>
+          <w:rFonts w:eastAsia="Times New Roman" w:cstheme="minorHAnsi"/>
+          <w:lang w:eastAsia="en-IN"/>
+        </w:rPr>
+        <w:pict>
+          <v:rect id="_x0000_i1068" style="width:0;height:1.5pt" o:hralign="center" o:hrstd="t" o:hr="t" fillcolor="#a0a0a0" stroked="f"/>
+        </w:pict>
+      </w:r>
+    </w:p>
+    <w:p>
+      <w:pPr>
+        <w:spacing w:after="0" w:line="240" w:lineRule="auto"/>
+        <w:outlineLvl w:val="1"/>
+        <w:rPr>
+          <w:rFonts w:eastAsia="Times New Roman" w:cstheme="minorHAnsi"/>
+          <w:b/>
+          <w:bCs/>
+          <w:lang w:eastAsia="en-IN"/>
+        </w:rPr>
+      </w:pPr>
+      <w:r>
+        <w:rPr>
+          <w:rFonts w:eastAsia="Times New Roman" w:cstheme="minorHAnsi"/>
+          <w:b/>
+          <w:bCs/>
+          <w:lang w:eastAsia="en-IN"/>
+        </w:rPr>
+        <w:t>Key Difference in Thinking</w:t>
+      </w:r>
+    </w:p>
+    <w:tbl>
+      <w:tblPr>
+        <w:tblStyle w:val="TableGrid"/>
+        <w:tblW w:w="4954" w:type="dxa"/>
+        <w:tblLook w:val="04A0" w:firstRow="1" w:lastRow="0" w:firstColumn="1" w:lastColumn="0" w:noHBand="0" w:noVBand="1"/>
+      </w:tblPr>
+      <w:tblGrid>
+        <w:gridCol w:w="2376"/>
+        <w:gridCol w:w="2578"/>
+      </w:tblGrid>
+      <w:tr>
+        <w:trPr>
+          <w:trHeight w:val="436"/>
+        </w:trPr>
+        <w:tc>
+          <w:tcPr>
+            <w:tcW w:w="0" w:type="auto"/>
+            <w:hideMark/>
+          </w:tcPr>
+          <w:p>
+            <w:pPr>
+              <w:jc w:val="center"/>
+              <w:rPr>
+                <w:rFonts w:eastAsia="Times New Roman" w:cstheme="minorHAnsi"/>
+                <w:b/>
+                <w:bCs/>
+                <w:noProof/>
+                <w:lang w:eastAsia="en-IN"/>
+              </w:rPr>
+            </w:pPr>
+            <w:r>
+              <w:rPr>
+                <w:rFonts w:eastAsia="Times New Roman" w:cstheme="minorHAnsi"/>
+                <w:b/>
+                <w:bCs/>
+                <w:noProof/>
+                <w:lang w:eastAsia="en-IN"/>
+              </w:rPr>
+              <w:t>IN</w:t>
+            </w:r>
+          </w:p>
+        </w:tc>
+        <w:tc>
+          <w:tcPr>
+            <w:tcW w:w="0" w:type="auto"/>
+            <w:hideMark/>
+          </w:tcPr>
+          <w:p>
+            <w:pPr>
+              <w:jc w:val="center"/>
+              <w:rPr>
+                <w:rFonts w:eastAsia="Times New Roman" w:cstheme="minorHAnsi"/>
+                <w:b/>
+                <w:bCs/>
+                <w:noProof/>
+                <w:lang w:eastAsia="en-IN"/>
+              </w:rPr>
+            </w:pPr>
+            <w:r>
+              <w:rPr>
+                <w:rFonts w:eastAsia="Times New Roman" w:cstheme="minorHAnsi"/>
+                <w:b/>
+                <w:bCs/>
+                <w:noProof/>
+                <w:lang w:eastAsia="en-IN"/>
+              </w:rPr>
+              <w:t>EXISTS</w:t>
+            </w:r>
+          </w:p>
+        </w:tc>
+      </w:tr>
+      <w:tr>
+        <w:trPr>
+          <w:trHeight w:val="436"/>
+        </w:trPr>
+        <w:tc>
+          <w:tcPr>
+            <w:tcW w:w="0" w:type="auto"/>
+            <w:hideMark/>
+          </w:tcPr>
+          <w:p>
+            <w:pPr>
+              <w:rPr>
+                <w:rFonts w:eastAsia="Times New Roman" w:cstheme="minorHAnsi"/>
+                <w:noProof/>
+                <w:lang w:eastAsia="en-IN"/>
+              </w:rPr>
+            </w:pPr>
+            <w:r>
+              <w:rPr>
+                <w:rFonts w:eastAsia="Times New Roman" w:cstheme="minorHAnsi"/>
+                <w:noProof/>
+                <w:lang w:eastAsia="en-IN"/>
+              </w:rPr>
+              <w:t>Compares values</w:t>
+            </w:r>
+          </w:p>
+        </w:tc>
+        <w:tc>
+          <w:tcPr>
+            <w:tcW w:w="0" w:type="auto"/>
+            <w:hideMark/>
+          </w:tcPr>
+          <w:p>
+            <w:pPr>
+              <w:rPr>
+                <w:rFonts w:eastAsia="Times New Roman" w:cstheme="minorHAnsi"/>
+                <w:noProof/>
+                <w:lang w:eastAsia="en-IN"/>
+              </w:rPr>
+            </w:pPr>
+            <w:r>
+              <w:rPr>
+                <w:rFonts w:eastAsia="Times New Roman" w:cstheme="minorHAnsi"/>
+                <w:noProof/>
+                <w:lang w:eastAsia="en-IN"/>
+              </w:rPr>
+              <w:t>Checks existence</w:t>
+            </w:r>
+          </w:p>
+        </w:tc>
+      </w:tr>
+      <w:tr>
+        <w:trPr>
+          <w:trHeight w:val="436"/>
+        </w:trPr>
+        <w:tc>
+          <w:tcPr>
+            <w:tcW w:w="0" w:type="auto"/>
+            <w:hideMark/>
+          </w:tcPr>
+          <w:p>
+            <w:pPr>
+              <w:rPr>
+                <w:rFonts w:eastAsia="Times New Roman" w:cstheme="minorHAnsi"/>
+                <w:noProof/>
+                <w:lang w:eastAsia="en-IN"/>
+              </w:rPr>
+            </w:pPr>
+            <w:r>
+              <w:rPr>
+                <w:rFonts w:eastAsia="Times New Roman" w:cstheme="minorHAnsi"/>
+                <w:noProof/>
+                <w:lang w:eastAsia="en-IN"/>
+              </w:rPr>
+              <w:t>Subquery runs fully</w:t>
+            </w:r>
+          </w:p>
+        </w:tc>
+        <w:tc>
+          <w:tcPr>
+            <w:tcW w:w="0" w:type="auto"/>
+            <w:hideMark/>
+          </w:tcPr>
+          <w:p>
+            <w:pPr>
+              <w:rPr>
+                <w:rFonts w:eastAsia="Times New Roman" w:cstheme="minorHAnsi"/>
+                <w:noProof/>
+                <w:lang w:eastAsia="en-IN"/>
+              </w:rPr>
+            </w:pPr>
+            <w:r>
+              <w:rPr>
+                <w:rFonts w:eastAsia="Times New Roman" w:cstheme="minorHAnsi"/>
+                <w:noProof/>
+                <w:lang w:eastAsia="en-IN"/>
+              </w:rPr>
+              <w:t>Stops at first match</w:t>
+            </w:r>
+          </w:p>
+        </w:tc>
+      </w:tr>
+      <w:tr>
+        <w:trPr>
+          <w:trHeight w:val="456"/>
+        </w:trPr>
+        <w:tc>
+          <w:tcPr>
+            <w:tcW w:w="0" w:type="auto"/>
+            <w:hideMark/>
+          </w:tcPr>
+          <w:p>
+            <w:pPr>
+              <w:rPr>
+                <w:rFonts w:eastAsia="Times New Roman" w:cstheme="minorHAnsi"/>
+                <w:noProof/>
+                <w:lang w:eastAsia="en-IN"/>
+              </w:rPr>
+            </w:pPr>
+            <w:r>
+              <w:rPr>
+                <w:rFonts w:eastAsia="Times New Roman" w:cstheme="minorHAnsi"/>
+                <w:noProof/>
+                <w:lang w:eastAsia="en-IN"/>
+              </w:rPr>
+              <w:t>Sensitive to NULLs</w:t>
+            </w:r>
+          </w:p>
+        </w:tc>
+        <w:tc>
+          <w:tcPr>
+            <w:tcW w:w="0" w:type="auto"/>
+            <w:hideMark/>
+          </w:tcPr>
+          <w:p>
+            <w:pPr>
+              <w:rPr>
+                <w:rFonts w:eastAsia="Times New Roman" w:cstheme="minorHAnsi"/>
+                <w:noProof/>
+                <w:lang w:eastAsia="en-IN"/>
+              </w:rPr>
+            </w:pPr>
+            <w:r>
+              <w:rPr>
+                <w:rFonts w:eastAsia="Times New Roman" w:cstheme="minorHAnsi"/>
+                <w:noProof/>
+                <w:lang w:eastAsia="en-IN"/>
+              </w:rPr>
+              <w:t>Safe with NULLs</w:t>
+            </w:r>
+          </w:p>
+        </w:tc>
+      </w:tr>
+      <w:tr>
+        <w:trPr>
+          <w:trHeight w:val="456"/>
+        </w:trPr>
+        <w:tc>
+          <w:tcPr>
+            <w:tcW w:w="0" w:type="auto"/>
+            <w:hideMark/>
+          </w:tcPr>
+          <w:p>
+            <w:pPr>
+              <w:rPr>
+                <w:rFonts w:eastAsia="Times New Roman" w:cstheme="minorHAnsi"/>
+                <w:noProof/>
+                <w:lang w:eastAsia="en-IN"/>
+              </w:rPr>
+            </w:pPr>
+            <w:r>
+              <w:rPr>
+                <w:rFonts w:eastAsia="Times New Roman" w:cstheme="minorHAnsi"/>
+                <w:noProof/>
+                <w:lang w:eastAsia="en-IN"/>
+              </w:rPr>
+              <w:t>Better for small lists</w:t>
+            </w:r>
+          </w:p>
+        </w:tc>
+        <w:tc>
+          <w:tcPr>
+            <w:tcW w:w="0" w:type="auto"/>
+            <w:hideMark/>
+          </w:tcPr>
+          <w:p>
+            <w:pPr>
+              <w:rPr>
+                <w:rFonts w:eastAsia="Times New Roman" w:cstheme="minorHAnsi"/>
+                <w:noProof/>
+                <w:lang w:eastAsia="en-IN"/>
+              </w:rPr>
+            </w:pPr>
+            <w:r>
+              <w:rPr>
+                <w:rFonts w:eastAsia="Times New Roman" w:cstheme="minorHAnsi"/>
+                <w:noProof/>
+                <w:lang w:eastAsia="en-IN"/>
+              </w:rPr>
+              <w:t>Better for large tables</w:t>
+            </w:r>
+          </w:p>
+        </w:tc>
+      </w:tr>
+    </w:tbl>
+    <w:p>
+      <w:pPr>
+        <w:spacing w:after="0" w:line="240" w:lineRule="auto"/>
+        <w:rPr>
+          <w:rFonts w:eastAsia="Times New Roman" w:cstheme="minorHAnsi"/>
+          <w:lang w:eastAsia="en-IN"/>
+        </w:rPr>
+      </w:pPr>
+      <w:r>
+        <w:rPr>
+          <w:rFonts w:eastAsia="Times New Roman" w:cstheme="minorHAnsi"/>
+          <w:lang w:eastAsia="en-IN"/>
+        </w:rPr>
+        <w:pict>
+          <v:rect id="_x0000_i1069" style="width:0;height:1.5pt" o:hralign="center" o:hrstd="t" o:hr="t" fillcolor="#a0a0a0" stroked="f"/>
+        </w:pict>
+      </w:r>
+    </w:p>
+    <w:p>
+      <w:pPr>
+        <w:spacing w:after="0" w:line="240" w:lineRule="auto"/>
+        <w:outlineLvl w:val="1"/>
+        <w:rPr>
+          <w:rFonts w:eastAsia="Times New Roman" w:cstheme="minorHAnsi"/>
+          <w:b/>
+          <w:bCs/>
+          <w:lang w:eastAsia="en-IN"/>
+        </w:rPr>
+      </w:pPr>
+      <w:r>
+        <w:rPr>
+          <w:rFonts w:eastAsia="Times New Roman" w:cstheme="minorHAnsi"/>
+          <w:b/>
+          <w:bCs/>
+          <w:lang w:eastAsia="en-IN"/>
+        </w:rPr>
+        <w:t xml:space="preserve">NULL Trap (Interview </w:t>
+      </w:r>
+      <w:proofErr w:type="spellStart"/>
+      <w:r>
+        <w:rPr>
+          <w:rFonts w:eastAsia="Times New Roman" w:cstheme="minorHAnsi"/>
+          <w:b/>
+          <w:bCs/>
+          <w:lang w:eastAsia="en-IN"/>
+        </w:rPr>
+        <w:t>Favorite</w:t>
+      </w:r>
+      <w:proofErr w:type="spellEnd"/>
+      <w:r>
+        <w:rPr>
+          <w:rFonts w:eastAsia="Times New Roman" w:cstheme="minorHAnsi"/>
+          <w:b/>
+          <w:bCs/>
+          <w:lang w:eastAsia="en-IN"/>
+        </w:rPr>
+        <w:t>)</w:t>
+      </w:r>
+    </w:p>
+    <w:p>
+      <w:pPr>
+        <w:spacing w:after="0" w:line="240" w:lineRule="auto"/>
+        <w:outlineLvl w:val="2"/>
+        <w:rPr>
+          <w:rFonts w:eastAsia="Times New Roman" w:cstheme="minorHAnsi"/>
+          <w:b/>
+          <w:bCs/>
+          <w:lang w:eastAsia="en-IN"/>
+        </w:rPr>
+      </w:pPr>
+      <w:r>
+        <w:rPr>
+          <w:rFonts w:eastAsia="Times New Roman" w:cstheme="minorHAnsi"/>
+          <w:b/>
+          <w:bCs/>
+          <w:lang w:eastAsia="en-IN"/>
+        </w:rPr>
+        <w:t>Problem with IN</w:t>
+      </w:r>
+    </w:p>
+    <w:p>
+      <w:pPr>
+        <w:spacing w:after="0" w:line="240" w:lineRule="auto"/>
+        <w:rPr>
+          <w:rFonts w:eastAsia="Times New Roman" w:cstheme="minorHAnsi"/>
+          <w:lang w:eastAsia="en-IN"/>
+        </w:rPr>
+      </w:pPr>
+      <w:r>
+        <w:rPr>
+          <w:rFonts w:eastAsia="Times New Roman" w:cstheme="minorHAnsi"/>
+          <w:lang w:eastAsia="en-IN"/>
+        </w:rPr>
+        <w:t>If subquery returns NULL:</w:t>
       </w:r>
     </w:p>
     <w:p>
@@ -10333,7 +10141,39 @@
           <w:rFonts w:eastAsia="Times New Roman" w:cstheme="minorHAnsi"/>
           <w:lang w:eastAsia="en-IN"/>
         </w:rPr>
-        <w:t>102</w:t>
+        <w:t xml:space="preserve">SELECT </w:t>
+      </w:r>
+      <w:proofErr w:type="spellStart"/>
+      <w:r>
+        <w:rPr>
+          <w:rFonts w:eastAsia="Times New Roman" w:cstheme="minorHAnsi"/>
+          <w:lang w:eastAsia="en-IN"/>
+        </w:rPr>
+        <w:t>customer_id</w:t>
+      </w:r>
+      <w:proofErr w:type="spellEnd"/>
+      <w:r>
+        <w:rPr>
+          <w:rFonts w:eastAsia="Times New Roman" w:cstheme="minorHAnsi"/>
+          <w:lang w:eastAsia="en-IN"/>
+        </w:rPr>
+        <w:t xml:space="preserve"> FROM orders;</w:t>
+      </w:r>
+    </w:p>
+    <w:p>
+      <w:pPr>
+        <w:spacing w:after="0" w:line="240" w:lineRule="auto"/>
+        <w:rPr>
+          <w:rFonts w:eastAsia="Times New Roman" w:cstheme="minorHAnsi"/>
+          <w:lang w:eastAsia="en-IN"/>
+        </w:rPr>
+      </w:pPr>
+      <w:r>
+        <w:rPr>
+          <w:rFonts w:eastAsia="Times New Roman" w:cstheme="minorHAnsi"/>
+          <w:lang w:eastAsia="en-IN"/>
+        </w:rPr>
+        <w:t>Result:</w:t>
       </w:r>
     </w:p>
     <w:p>
@@ -10367,23 +10207,7 @@
           <w:rFonts w:eastAsia="Times New Roman" w:cstheme="minorHAnsi"/>
           <w:lang w:eastAsia="en-IN"/>
         </w:rPr>
-        <w:t>NULL</w:t>
-      </w:r>
-    </w:p>
-    <w:p>
-      <w:pPr>
-        <w:spacing w:after="0" w:line="240" w:lineRule="auto"/>
-        <w:rPr>
-          <w:rFonts w:eastAsia="Times New Roman" w:cstheme="minorHAnsi"/>
-          <w:lang w:eastAsia="en-IN"/>
-        </w:rPr>
-      </w:pPr>
-      <w:r>
-        <w:rPr>
-          <w:rFonts w:eastAsia="Times New Roman" w:cstheme="minorHAnsi"/>
-          <w:lang w:eastAsia="en-IN"/>
-        </w:rPr>
-        <w:t>Then:</w:t>
+        <w:t>101</w:t>
       </w:r>
     </w:p>
     <w:p>
@@ -10417,112 +10241,8 @@
           <w:rFonts w:eastAsia="Times New Roman" w:cstheme="minorHAnsi"/>
           <w:lang w:eastAsia="en-IN"/>
         </w:rPr>
-        <w:t xml:space="preserve">WHERE </w:t>
-      </w:r>
-      <w:proofErr w:type="spellStart"/>
-      <w:r>
-        <w:rPr>
-          <w:rFonts w:eastAsia="Times New Roman" w:cstheme="minorHAnsi"/>
-          <w:lang w:eastAsia="en-IN"/>
-        </w:rPr>
-        <w:t>customer_id</w:t>
-      </w:r>
-      <w:proofErr w:type="spellEnd"/>
-      <w:r>
-        <w:rPr>
-          <w:rFonts w:eastAsia="Times New Roman" w:cstheme="minorHAnsi"/>
-          <w:lang w:eastAsia="en-IN"/>
-        </w:rPr>
-        <w:t xml:space="preserve"> IN (101, 102, NULL)</w:t>
-      </w:r>
-    </w:p>
-    <w:p>
-      <w:pPr>
-        <w:spacing w:after="0" w:line="240" w:lineRule="auto"/>
-        <w:rPr>
-          <w:rFonts w:eastAsia="Times New Roman" w:cstheme="minorHAnsi"/>
-          <w:lang w:eastAsia="en-IN"/>
-        </w:rPr>
-      </w:pPr>
-      <w:r>
-        <w:rPr>
-          <w:rFonts w:eastAsia="Times New Roman" w:cstheme="minorHAnsi"/>
-          <w:lang w:eastAsia="en-IN"/>
-        </w:rPr>
-        <w:t>Result:</w:t>
-      </w:r>
-    </w:p>
-    <w:p>
-      <w:pPr>
-        <w:numPr>
-          <w:ilvl w:val="0"/>
-          <w:numId w:val="23"/>
-        </w:numPr>
-        <w:spacing w:after="0" w:line="240" w:lineRule="auto"/>
-        <w:rPr>
-          <w:rFonts w:eastAsia="Times New Roman" w:cstheme="minorHAnsi"/>
-          <w:lang w:eastAsia="en-IN"/>
-        </w:rPr>
-      </w:pPr>
-      <w:r>
-        <w:rPr>
-          <w:rFonts w:eastAsia="Times New Roman" w:cstheme="minorHAnsi"/>
-          <w:lang w:eastAsia="en-IN"/>
-        </w:rPr>
-        <w:t xml:space="preserve">No rows returned </w:t>
-      </w:r>
-      <w:r>
-        <w:rPr>
-          <w:rFonts w:ascii="Calibri" w:eastAsia="Times New Roman" w:hAnsi="Calibri" w:cs="Calibri"/>
-          <w:lang w:eastAsia="en-IN"/>
-        </w:rPr>
-        <w:t>❌</w:t>
-      </w:r>
-      <w:r>
-        <w:rPr>
-          <w:rFonts w:eastAsia="Times New Roman" w:cstheme="minorHAnsi"/>
-          <w:lang w:eastAsia="en-IN"/>
-        </w:rPr>
-        <w:t xml:space="preserve"> (unexpected)</w:t>
-      </w:r>
-    </w:p>
-    <w:p>
-      <w:pPr>
-        <w:spacing w:after="0" w:line="240" w:lineRule="auto"/>
-        <w:rPr>
-          <w:rFonts w:eastAsia="Times New Roman" w:cstheme="minorHAnsi"/>
-          <w:lang w:eastAsia="en-IN"/>
-        </w:rPr>
-      </w:pPr>
-      <w:r>
-        <w:rPr>
-          <w:rFonts w:eastAsia="Times New Roman" w:cstheme="minorHAnsi"/>
-          <w:lang w:eastAsia="en-IN"/>
-        </w:rPr>
-        <w:pict>
-          <v:rect id="_x0000_i1070" style="width:0;height:1.5pt" o:hralign="center" o:hrstd="t" o:hr="t" fillcolor="#a0a0a0" stroked="f"/>
-        </w:pict>
-      </w:r>
-    </w:p>
-    <w:p>
-      <w:pPr>
-        <w:spacing w:after="0" w:line="240" w:lineRule="auto"/>
-        <w:outlineLvl w:val="2"/>
-        <w:rPr>
-          <w:rFonts w:eastAsia="Times New Roman" w:cstheme="minorHAnsi"/>
-          <w:b/>
-          <w:bCs/>
-          <w:lang w:eastAsia="en-IN"/>
-        </w:rPr>
-      </w:pPr>
-      <w:r>
-        <w:rPr>
-          <w:rFonts w:eastAsia="Times New Roman" w:cstheme="minorHAnsi"/>
-          <w:b/>
-          <w:bCs/>
-          <w:lang w:eastAsia="en-IN"/>
-        </w:rPr>
-        <w:t>EXISTS handles NULL safely</w:t>
+        <w:lastRenderedPageBreak/>
+        <w:t>102</w:t>
       </w:r>
     </w:p>
     <w:p>
@@ -10556,510 +10276,23 @@
           <w:rFonts w:eastAsia="Times New Roman" w:cstheme="minorHAnsi"/>
           <w:lang w:eastAsia="en-IN"/>
         </w:rPr>
-        <w:t>WHERE EXISTS (...)</w:t>
-      </w:r>
-    </w:p>
-    <w:p>
-      <w:pPr>
-        <w:spacing w:after="0" w:line="240" w:lineRule="auto"/>
-        <w:rPr>
-          <w:rFonts w:eastAsia="Times New Roman" w:cstheme="minorHAnsi"/>
-          <w:lang w:eastAsia="en-IN"/>
-        </w:rPr>
-      </w:pPr>
-      <w:r>
-        <w:rPr>
-          <w:rFonts w:ascii="MS Gothic" w:eastAsia="MS Gothic" w:hAnsi="MS Gothic" w:cs="MS Gothic" w:hint="eastAsia"/>
-          <w:lang w:eastAsia="en-IN"/>
-        </w:rPr>
-        <w:t>✔</w:t>
-      </w:r>
-      <w:r>
-        <w:rPr>
-          <w:rFonts w:eastAsia="Times New Roman" w:cstheme="minorHAnsi"/>
-          <w:lang w:eastAsia="en-IN"/>
-        </w:rPr>
-        <w:t xml:space="preserve"> No NULL issue</w:t>
-      </w:r>
-    </w:p>
-    <w:p>
-      <w:pPr>
-        <w:spacing w:after="0" w:line="240" w:lineRule="auto"/>
-        <w:rPr>
-          <w:rFonts w:eastAsia="Times New Roman" w:cstheme="minorHAnsi"/>
-          <w:lang w:eastAsia="en-IN"/>
-        </w:rPr>
-      </w:pPr>
-      <w:r>
-        <w:rPr>
-          <w:rFonts w:eastAsia="Times New Roman" w:cstheme="minorHAnsi"/>
-          <w:lang w:eastAsia="en-IN"/>
-        </w:rPr>
-        <w:lastRenderedPageBreak/>
-        <w:pict>
-          <v:rect id="_x0000_i1071" style="width:0;height:1.5pt" o:hralign="center" o:hrstd="t" o:hr="t" fillcolor="#a0a0a0" stroked="f"/>
-        </w:pict>
-      </w:r>
-    </w:p>
-    <w:p>
-      <w:pPr>
-        <w:spacing w:after="0" w:line="240" w:lineRule="auto"/>
-        <w:outlineLvl w:val="1"/>
-        <w:rPr>
-          <w:rFonts w:eastAsia="Times New Roman" w:cstheme="minorHAnsi"/>
-          <w:b/>
-          <w:bCs/>
-          <w:lang w:eastAsia="en-IN"/>
-        </w:rPr>
-      </w:pPr>
-      <w:r>
-        <w:rPr>
-          <w:rFonts w:eastAsia="Times New Roman" w:cstheme="minorHAnsi"/>
-          <w:b/>
-          <w:bCs/>
-          <w:lang w:eastAsia="en-IN"/>
-        </w:rPr>
-        <w:t>Interview Rule (Very Important)</w:t>
-      </w:r>
-    </w:p>
-    <w:p>
-      <w:pPr>
-        <w:spacing w:after="0" w:line="240" w:lineRule="auto"/>
-        <w:rPr>
-          <w:rFonts w:eastAsia="Times New Roman" w:cstheme="minorHAnsi"/>
-          <w:lang w:eastAsia="en-IN"/>
-        </w:rPr>
-      </w:pPr>
-      <w:r>
-        <w:rPr>
-          <w:rFonts w:eastAsia="Times New Roman" w:cstheme="minorHAnsi"/>
-          <w:lang w:eastAsia="en-IN"/>
-        </w:rPr>
-        <w:t>If the subquery references the outer query, prefer EXISTS.</w:t>
-      </w:r>
-    </w:p>
-    <w:p>
-      <w:pPr>
-        <w:spacing w:after="0" w:line="240" w:lineRule="auto"/>
-        <w:rPr>
-          <w:rFonts w:eastAsia="Times New Roman" w:cstheme="minorHAnsi"/>
-          <w:lang w:eastAsia="en-IN"/>
-        </w:rPr>
-      </w:pPr>
-      <w:r>
-        <w:rPr>
-          <w:rFonts w:eastAsia="Times New Roman" w:cstheme="minorHAnsi"/>
-          <w:lang w:eastAsia="en-IN"/>
-        </w:rPr>
-        <w:pict>
-          <v:rect id="_x0000_i1072" style="width:0;height:1.5pt" o:hralign="center" o:hrstd="t" o:hr="t" fillcolor="#a0a0a0" stroked="f"/>
-        </w:pict>
-      </w:r>
-    </w:p>
-    <w:p>
-      <w:pPr>
-        <w:spacing w:after="0" w:line="240" w:lineRule="auto"/>
-        <w:outlineLvl w:val="1"/>
-        <w:rPr>
-          <w:rFonts w:eastAsia="Times New Roman" w:cstheme="minorHAnsi"/>
-          <w:b/>
-          <w:bCs/>
-          <w:lang w:eastAsia="en-IN"/>
-        </w:rPr>
-      </w:pPr>
-      <w:r>
-        <w:rPr>
-          <w:rFonts w:eastAsia="Times New Roman" w:cstheme="minorHAnsi"/>
-          <w:b/>
-          <w:bCs/>
-          <w:lang w:eastAsia="en-IN"/>
-        </w:rPr>
-        <w:t>Performance Rule (Beginner Level)</w:t>
-      </w:r>
-    </w:p>
-    <w:p>
-      <w:pPr>
-        <w:numPr>
-          <w:ilvl w:val="0"/>
-          <w:numId w:val="24"/>
-        </w:numPr>
-        <w:spacing w:after="0" w:line="240" w:lineRule="auto"/>
-        <w:rPr>
-          <w:rFonts w:eastAsia="Times New Roman" w:cstheme="minorHAnsi"/>
-          <w:lang w:eastAsia="en-IN"/>
-        </w:rPr>
-      </w:pPr>
-      <w:r>
-        <w:rPr>
-          <w:rFonts w:eastAsia="Times New Roman" w:cstheme="minorHAnsi"/>
-          <w:lang w:eastAsia="en-IN"/>
-        </w:rPr>
-        <w:t>IN</w:t>
-      </w:r>
-      <w:r>
-        <w:rPr>
-          <w:rFonts w:eastAsia="Times New Roman" w:cstheme="minorHAnsi"/>
-          <w:lang w:eastAsia="en-IN"/>
-        </w:rPr>
-        <w:t xml:space="preserve"> is fine for </w:t>
-      </w:r>
-      <w:r>
-        <w:rPr>
-          <w:rFonts w:eastAsia="Times New Roman" w:cstheme="minorHAnsi"/>
-          <w:b/>
-          <w:bCs/>
-          <w:lang w:eastAsia="en-IN"/>
-        </w:rPr>
-        <w:t>small datasets</w:t>
-      </w:r>
-    </w:p>
-    <w:p>
-      <w:pPr>
-        <w:numPr>
-          <w:ilvl w:val="0"/>
-          <w:numId w:val="24"/>
-        </w:numPr>
-        <w:spacing w:after="0" w:line="240" w:lineRule="auto"/>
-        <w:rPr>
-          <w:rFonts w:eastAsia="Times New Roman" w:cstheme="minorHAnsi"/>
-          <w:lang w:eastAsia="en-IN"/>
-        </w:rPr>
-      </w:pPr>
-      <w:r>
-        <w:rPr>
-          <w:rFonts w:eastAsia="Times New Roman" w:cstheme="minorHAnsi"/>
-          <w:lang w:eastAsia="en-IN"/>
-        </w:rPr>
-        <w:t>EXISTS</w:t>
-      </w:r>
-      <w:r>
-        <w:rPr>
-          <w:rFonts w:eastAsia="Times New Roman" w:cstheme="minorHAnsi"/>
-          <w:lang w:eastAsia="en-IN"/>
-        </w:rPr>
-        <w:t xml:space="preserve"> scales better for </w:t>
-      </w:r>
-      <w:r>
-        <w:rPr>
-          <w:rFonts w:eastAsia="Times New Roman" w:cstheme="minorHAnsi"/>
-          <w:b/>
-          <w:bCs/>
-          <w:lang w:eastAsia="en-IN"/>
-        </w:rPr>
-        <w:t>large datasets</w:t>
-      </w:r>
-    </w:p>
-    <w:p>
-      <w:pPr>
-        <w:numPr>
-          <w:ilvl w:val="0"/>
-          <w:numId w:val="24"/>
-        </w:numPr>
-        <w:spacing w:after="0" w:line="240" w:lineRule="auto"/>
-        <w:rPr>
-          <w:rFonts w:eastAsia="Times New Roman" w:cstheme="minorHAnsi"/>
-          <w:lang w:eastAsia="en-IN"/>
-        </w:rPr>
-      </w:pPr>
-      <w:r>
-        <w:rPr>
-          <w:rFonts w:eastAsia="Times New Roman" w:cstheme="minorHAnsi"/>
-          <w:lang w:eastAsia="en-IN"/>
-        </w:rPr>
-        <w:t>Modern optimizers reduce difference, but concept still tested</w:t>
-      </w:r>
-    </w:p>
-    <w:p>
-      <w:pPr>
-        <w:spacing w:after="0" w:line="240" w:lineRule="auto"/>
-        <w:rPr>
-          <w:rFonts w:eastAsia="Times New Roman" w:cstheme="minorHAnsi"/>
-          <w:lang w:eastAsia="en-IN"/>
-        </w:rPr>
-      </w:pPr>
-      <w:r>
-        <w:rPr>
-          <w:rFonts w:eastAsia="Times New Roman" w:cstheme="minorHAnsi"/>
-          <w:lang w:eastAsia="en-IN"/>
-        </w:rPr>
-        <w:pict>
-          <v:rect id="_x0000_i1073" style="width:0;height:1.5pt" o:hralign="center" o:hrstd="t" o:hr="t" fillcolor="#a0a0a0" stroked="f"/>
-        </w:pict>
-      </w:r>
-    </w:p>
-    <w:p>
-      <w:pPr>
-        <w:spacing w:after="0" w:line="240" w:lineRule="auto"/>
-        <w:outlineLvl w:val="1"/>
-        <w:rPr>
-          <w:rFonts w:eastAsia="Times New Roman" w:cstheme="minorHAnsi"/>
-          <w:b/>
-          <w:bCs/>
-          <w:lang w:eastAsia="en-IN"/>
-        </w:rPr>
-      </w:pPr>
-      <w:r>
-        <w:rPr>
-          <w:rFonts w:eastAsia="Times New Roman" w:cstheme="minorHAnsi"/>
-          <w:b/>
-          <w:bCs/>
-          <w:lang w:eastAsia="en-IN"/>
-        </w:rPr>
-        <w:t>Common Beginner Mistakes</w:t>
-      </w:r>
-    </w:p>
-    <w:p>
-      <w:pPr>
-        <w:numPr>
-          <w:ilvl w:val="0"/>
-          <w:numId w:val="25"/>
-        </w:numPr>
-        <w:spacing w:after="0" w:line="240" w:lineRule="auto"/>
-        <w:rPr>
-          <w:rFonts w:eastAsia="Times New Roman" w:cstheme="minorHAnsi"/>
-          <w:lang w:eastAsia="en-IN"/>
-        </w:rPr>
-      </w:pPr>
-      <w:r>
-        <w:rPr>
-          <w:rFonts w:eastAsia="Times New Roman" w:cstheme="minorHAnsi"/>
-          <w:lang w:eastAsia="en-IN"/>
-        </w:rPr>
-        <w:t xml:space="preserve">Using </w:t>
-      </w:r>
-      <w:r>
-        <w:rPr>
-          <w:rFonts w:eastAsia="Times New Roman" w:cstheme="minorHAnsi"/>
-          <w:lang w:eastAsia="en-IN"/>
-        </w:rPr>
-        <w:t>IN</w:t>
-      </w:r>
-      <w:r>
-        <w:rPr>
-          <w:rFonts w:eastAsia="Times New Roman" w:cstheme="minorHAnsi"/>
-          <w:lang w:eastAsia="en-IN"/>
-        </w:rPr>
-        <w:t xml:space="preserve"> when subquery returns many rows</w:t>
-      </w:r>
-    </w:p>
-    <w:p>
-      <w:pPr>
-        <w:numPr>
-          <w:ilvl w:val="0"/>
-          <w:numId w:val="25"/>
-        </w:numPr>
-        <w:spacing w:after="0" w:line="240" w:lineRule="auto"/>
-        <w:rPr>
-          <w:rFonts w:eastAsia="Times New Roman" w:cstheme="minorHAnsi"/>
-          <w:lang w:eastAsia="en-IN"/>
-        </w:rPr>
-      </w:pPr>
-      <w:r>
-        <w:rPr>
-          <w:rFonts w:eastAsia="Times New Roman" w:cstheme="minorHAnsi"/>
-          <w:lang w:eastAsia="en-IN"/>
-        </w:rPr>
-        <w:t>Forgetting correlation condition in EXISTS</w:t>
-      </w:r>
-    </w:p>
-    <w:p>
-      <w:pPr>
-        <w:numPr>
-          <w:ilvl w:val="0"/>
-          <w:numId w:val="25"/>
-        </w:numPr>
-        <w:spacing w:after="0" w:line="240" w:lineRule="auto"/>
-        <w:rPr>
-          <w:rFonts w:eastAsia="Times New Roman" w:cstheme="minorHAnsi"/>
-          <w:lang w:eastAsia="en-IN"/>
-        </w:rPr>
-      </w:pPr>
-      <w:r>
-        <w:rPr>
-          <w:rFonts w:eastAsia="Times New Roman" w:cstheme="minorHAnsi"/>
-          <w:lang w:eastAsia="en-IN"/>
-        </w:rPr>
-        <w:t>Expecting EXISTS to return data</w:t>
-      </w:r>
-    </w:p>
-    <w:p>
-      <w:pPr>
-        <w:numPr>
-          <w:ilvl w:val="0"/>
-          <w:numId w:val="25"/>
-        </w:numPr>
-        <w:spacing w:after="0" w:line="240" w:lineRule="auto"/>
-        <w:rPr>
-          <w:rFonts w:eastAsia="Times New Roman" w:cstheme="minorHAnsi"/>
-          <w:lang w:eastAsia="en-IN"/>
-        </w:rPr>
-      </w:pPr>
-      <w:r>
-        <w:rPr>
-          <w:rFonts w:eastAsia="Times New Roman" w:cstheme="minorHAnsi"/>
-          <w:lang w:eastAsia="en-IN"/>
-        </w:rPr>
-        <w:t>Fear of EXISTS syntax (it’s simpler than it looks)</w:t>
-      </w:r>
-    </w:p>
-    <w:p>
-      <w:pPr>
-        <w:spacing w:after="0" w:line="240" w:lineRule="auto"/>
-        <w:rPr>
-          <w:rFonts w:eastAsia="Times New Roman" w:cstheme="minorHAnsi"/>
-          <w:lang w:eastAsia="en-IN"/>
-        </w:rPr>
-      </w:pPr>
-      <w:r>
-        <w:rPr>
-          <w:rFonts w:eastAsia="Times New Roman" w:cstheme="minorHAnsi"/>
-          <w:lang w:eastAsia="en-IN"/>
-        </w:rPr>
-        <w:pict>
-          <v:rect id="_x0000_i1074" style="width:0;height:1.5pt" o:hralign="center" o:hrstd="t" o:hr="t" fillcolor="#a0a0a0" stroked="f"/>
-        </w:pict>
-      </w:r>
-    </w:p>
-    <w:p>
-      <w:pPr>
-        <w:spacing w:after="0" w:line="240" w:lineRule="auto"/>
-        <w:outlineLvl w:val="1"/>
-        <w:rPr>
-          <w:rFonts w:eastAsia="Times New Roman" w:cstheme="minorHAnsi"/>
-          <w:b/>
-          <w:bCs/>
-          <w:lang w:eastAsia="en-IN"/>
-        </w:rPr>
-      </w:pPr>
-      <w:r>
-        <w:rPr>
-          <w:rFonts w:eastAsia="Times New Roman" w:cstheme="minorHAnsi"/>
-          <w:b/>
-          <w:bCs/>
-          <w:lang w:eastAsia="en-IN"/>
-        </w:rPr>
-        <w:t>Interview One-Line Answer</w:t>
-      </w:r>
-    </w:p>
-    <w:p>
-      <w:pPr>
-        <w:spacing w:after="0" w:line="240" w:lineRule="auto"/>
-        <w:rPr>
-          <w:rFonts w:eastAsia="Times New Roman" w:cstheme="minorHAnsi"/>
-          <w:lang w:eastAsia="en-IN"/>
-        </w:rPr>
-      </w:pPr>
-      <w:r>
-        <w:rPr>
-          <w:rFonts w:eastAsia="Times New Roman" w:cstheme="minorHAnsi"/>
-          <w:lang w:eastAsia="en-IN"/>
-        </w:rPr>
-        <w:t>IN</w:t>
-      </w:r>
-      <w:r>
-        <w:rPr>
-          <w:rFonts w:eastAsia="Times New Roman" w:cstheme="minorHAnsi"/>
-          <w:lang w:eastAsia="en-IN"/>
-        </w:rPr>
-        <w:t xml:space="preserve"> compares a value against a list returned by a subquery, while </w:t>
-      </w:r>
-      <w:r>
-        <w:rPr>
-          <w:rFonts w:eastAsia="Times New Roman" w:cstheme="minorHAnsi"/>
-          <w:lang w:eastAsia="en-IN"/>
-        </w:rPr>
-        <w:t>EXISTS</w:t>
-      </w:r>
-      <w:r>
-        <w:rPr>
-          <w:rFonts w:eastAsia="Times New Roman" w:cstheme="minorHAnsi"/>
-          <w:lang w:eastAsia="en-IN"/>
-        </w:rPr>
-        <w:t xml:space="preserve"> checks whether the subquery returns any row for the current outer query row.</w:t>
-      </w:r>
-    </w:p>
-    <w:p>
-      <w:pPr>
-        <w:spacing w:after="0" w:line="240" w:lineRule="auto"/>
-        <w:rPr>
-          <w:rFonts w:eastAsia="Times New Roman" w:cstheme="minorHAnsi"/>
-          <w:lang w:eastAsia="en-IN"/>
-        </w:rPr>
-      </w:pPr>
-      <w:r>
-        <w:rPr>
-          <w:rFonts w:eastAsia="Times New Roman" w:cstheme="minorHAnsi"/>
-          <w:lang w:eastAsia="en-IN"/>
-        </w:rPr>
-        <w:pict>
-          <v:rect id="_x0000_i1075" style="width:0;height:1.5pt" o:hralign="center" o:hrstd="t" o:hr="t" fillcolor="#a0a0a0" stroked="f"/>
-        </w:pict>
-      </w:r>
-    </w:p>
-    <w:p>
-      <w:pPr>
-        <w:spacing w:after="0" w:line="240" w:lineRule="auto"/>
-        <w:outlineLvl w:val="0"/>
-        <w:rPr>
-          <w:rFonts w:eastAsia="Times New Roman" w:cstheme="minorHAnsi"/>
-          <w:b/>
-          <w:bCs/>
-          <w:kern w:val="36"/>
-          <w:lang w:eastAsia="en-IN"/>
-        </w:rPr>
-      </w:pPr>
-      <w:r>
-        <w:rPr>
-          <w:rFonts w:eastAsia="Times New Roman" w:cstheme="minorHAnsi"/>
-          <w:b/>
-          <w:bCs/>
-          <w:kern w:val="36"/>
-          <w:lang w:eastAsia="en-IN"/>
-        </w:rPr>
-        <w:t xml:space="preserve">Subquery </w:t>
-      </w:r>
-      <w:proofErr w:type="spellStart"/>
-      <w:r>
-        <w:rPr>
-          <w:rFonts w:eastAsia="Times New Roman" w:cstheme="minorHAnsi"/>
-          <w:b/>
-          <w:bCs/>
-          <w:kern w:val="36"/>
-          <w:lang w:eastAsia="en-IN"/>
-        </w:rPr>
-        <w:t>vs</w:t>
-      </w:r>
-      <w:proofErr w:type="spellEnd"/>
-      <w:r>
-        <w:rPr>
-          <w:rFonts w:eastAsia="Times New Roman" w:cstheme="minorHAnsi"/>
-          <w:b/>
-          <w:bCs/>
-          <w:kern w:val="36"/>
-          <w:lang w:eastAsia="en-IN"/>
-        </w:rPr>
-        <w:t xml:space="preserve"> JOIN (Beginner Comparison)</w:t>
-      </w:r>
-    </w:p>
-    <w:p>
-      <w:pPr>
-        <w:spacing w:after="0" w:line="240" w:lineRule="auto"/>
-        <w:outlineLvl w:val="1"/>
-        <w:rPr>
-          <w:rFonts w:eastAsia="Times New Roman" w:cstheme="minorHAnsi"/>
-          <w:b/>
-          <w:bCs/>
-          <w:lang w:eastAsia="en-IN"/>
-        </w:rPr>
-      </w:pPr>
-      <w:r>
-        <w:rPr>
-          <w:rFonts w:eastAsia="Times New Roman" w:cstheme="minorHAnsi"/>
-          <w:b/>
-          <w:bCs/>
-          <w:lang w:eastAsia="en-IN"/>
-        </w:rPr>
-        <w:t>Same Problem Using JOIN</w:t>
+        <w:t>NULL</w:t>
+      </w:r>
+    </w:p>
+    <w:p>
+      <w:pPr>
+        <w:spacing w:after="0" w:line="240" w:lineRule="auto"/>
+        <w:rPr>
+          <w:rFonts w:eastAsia="Times New Roman" w:cstheme="minorHAnsi"/>
+          <w:lang w:eastAsia="en-IN"/>
+        </w:rPr>
+      </w:pPr>
+      <w:r>
+        <w:rPr>
+          <w:rFonts w:eastAsia="Times New Roman" w:cstheme="minorHAnsi"/>
+          <w:lang w:eastAsia="en-IN"/>
+        </w:rPr>
+        <w:t>Then:</w:t>
       </w:r>
     </w:p>
     <w:p>
@@ -11088,15 +10321,104 @@
           <w:lang w:eastAsia="en-IN"/>
         </w:rPr>
       </w:pPr>
-      <w:proofErr w:type="gramStart"/>
-      <w:r>
-        <w:rPr>
-          <w:rFonts w:eastAsia="Times New Roman" w:cstheme="minorHAnsi"/>
-          <w:lang w:eastAsia="en-IN"/>
-        </w:rPr>
-        <w:t>SELECT DISTINCT c.*</w:t>
-      </w:r>
-      <w:proofErr w:type="gramEnd"/>
+      <w:r>
+        <w:rPr>
+          <w:rFonts w:eastAsia="Times New Roman" w:cstheme="minorHAnsi"/>
+          <w:lang w:eastAsia="en-IN"/>
+        </w:rPr>
+        <w:t xml:space="preserve">WHERE </w:t>
+      </w:r>
+      <w:proofErr w:type="spellStart"/>
+      <w:r>
+        <w:rPr>
+          <w:rFonts w:eastAsia="Times New Roman" w:cstheme="minorHAnsi"/>
+          <w:lang w:eastAsia="en-IN"/>
+        </w:rPr>
+        <w:t>customer_id</w:t>
+      </w:r>
+      <w:proofErr w:type="spellEnd"/>
+      <w:r>
+        <w:rPr>
+          <w:rFonts w:eastAsia="Times New Roman" w:cstheme="minorHAnsi"/>
+          <w:lang w:eastAsia="en-IN"/>
+        </w:rPr>
+        <w:t xml:space="preserve"> IN (101, 102, NULL)</w:t>
+      </w:r>
+    </w:p>
+    <w:p>
+      <w:pPr>
+        <w:spacing w:after="0" w:line="240" w:lineRule="auto"/>
+        <w:rPr>
+          <w:rFonts w:eastAsia="Times New Roman" w:cstheme="minorHAnsi"/>
+          <w:lang w:eastAsia="en-IN"/>
+        </w:rPr>
+      </w:pPr>
+      <w:r>
+        <w:rPr>
+          <w:rFonts w:eastAsia="Times New Roman" w:cstheme="minorHAnsi"/>
+          <w:lang w:eastAsia="en-IN"/>
+        </w:rPr>
+        <w:t>Result:</w:t>
+      </w:r>
+    </w:p>
+    <w:p>
+      <w:pPr>
+        <w:numPr>
+          <w:ilvl w:val="0"/>
+          <w:numId w:val="23"/>
+        </w:numPr>
+        <w:spacing w:after="0" w:line="240" w:lineRule="auto"/>
+        <w:rPr>
+          <w:rFonts w:eastAsia="Times New Roman" w:cstheme="minorHAnsi"/>
+          <w:lang w:eastAsia="en-IN"/>
+        </w:rPr>
+      </w:pPr>
+      <w:r>
+        <w:rPr>
+          <w:rFonts w:eastAsia="Times New Roman" w:cstheme="minorHAnsi"/>
+          <w:lang w:eastAsia="en-IN"/>
+        </w:rPr>
+        <w:t>No rows returned  (unexpected)</w:t>
+      </w:r>
+    </w:p>
+    <w:p>
+      <w:pPr>
+        <w:spacing w:after="0" w:line="240" w:lineRule="auto"/>
+        <w:rPr>
+          <w:rFonts w:eastAsia="Times New Roman" w:cstheme="minorHAnsi"/>
+          <w:lang w:eastAsia="en-IN"/>
+        </w:rPr>
+      </w:pPr>
+      <w:r>
+        <w:rPr>
+          <w:rFonts w:eastAsia="Times New Roman" w:cstheme="minorHAnsi"/>
+          <w:lang w:eastAsia="en-IN"/>
+        </w:rPr>
+        <w:pict>
+          <v:rect id="_x0000_i1070" style="width:0;height:1.5pt" o:hralign="center" o:hrstd="t" o:hr="t" fillcolor="#a0a0a0" stroked="f"/>
+        </w:pict>
+      </w:r>
+    </w:p>
+    <w:p>
+      <w:pPr>
+        <w:spacing w:after="0" w:line="240" w:lineRule="auto"/>
+        <w:outlineLvl w:val="2"/>
+        <w:rPr>
+          <w:rFonts w:eastAsia="Times New Roman" w:cstheme="minorHAnsi"/>
+          <w:b/>
+          <w:bCs/>
+          <w:lang w:eastAsia="en-IN"/>
+        </w:rPr>
+      </w:pPr>
+      <w:r>
+        <w:rPr>
+          <w:rFonts w:eastAsia="Times New Roman" w:cstheme="minorHAnsi"/>
+          <w:b/>
+          <w:bCs/>
+          <w:lang w:eastAsia="en-IN"/>
+        </w:rPr>
+        <w:t>EXISTS handles NULL safely</w:t>
+      </w:r>
     </w:p>
     <w:p>
       <w:pPr>
@@ -11129,7 +10451,442 @@
           <w:rFonts w:eastAsia="Times New Roman" w:cstheme="minorHAnsi"/>
           <w:lang w:eastAsia="en-IN"/>
         </w:rPr>
-        <w:t>FROM customers c</w:t>
+        <w:t>WHERE EXISTS (...)</w:t>
+      </w:r>
+    </w:p>
+    <w:p>
+      <w:pPr>
+        <w:spacing w:after="0" w:line="240" w:lineRule="auto"/>
+        <w:rPr>
+          <w:rFonts w:eastAsia="Times New Roman" w:cstheme="minorHAnsi"/>
+          <w:lang w:eastAsia="en-IN"/>
+        </w:rPr>
+      </w:pPr>
+      <w:r>
+        <w:rPr>
+          <w:rFonts w:ascii="MS Gothic" w:eastAsia="MS Gothic" w:hAnsi="MS Gothic" w:cs="MS Gothic" w:hint="eastAsia"/>
+          <w:lang w:eastAsia="en-IN"/>
+        </w:rPr>
+        <w:t>✔</w:t>
+      </w:r>
+      <w:r>
+        <w:rPr>
+          <w:rFonts w:eastAsia="Times New Roman" w:cstheme="minorHAnsi"/>
+          <w:lang w:eastAsia="en-IN"/>
+        </w:rPr>
+        <w:t xml:space="preserve"> No NULL issue</w:t>
+      </w:r>
+    </w:p>
+    <w:p>
+      <w:pPr>
+        <w:spacing w:after="0" w:line="240" w:lineRule="auto"/>
+        <w:rPr>
+          <w:rFonts w:eastAsia="Times New Roman" w:cstheme="minorHAnsi"/>
+          <w:lang w:eastAsia="en-IN"/>
+        </w:rPr>
+      </w:pPr>
+      <w:r>
+        <w:rPr>
+          <w:rFonts w:eastAsia="Times New Roman" w:cstheme="minorHAnsi"/>
+          <w:lang w:eastAsia="en-IN"/>
+        </w:rPr>
+        <w:pict>
+          <v:rect id="_x0000_i1071" style="width:0;height:1.5pt" o:hralign="center" o:hrstd="t" o:hr="t" fillcolor="#a0a0a0" stroked="f"/>
+        </w:pict>
+      </w:r>
+    </w:p>
+    <w:p>
+      <w:pPr>
+        <w:spacing w:after="0" w:line="240" w:lineRule="auto"/>
+        <w:outlineLvl w:val="1"/>
+        <w:rPr>
+          <w:rFonts w:eastAsia="Times New Roman" w:cstheme="minorHAnsi"/>
+          <w:b/>
+          <w:bCs/>
+          <w:lang w:eastAsia="en-IN"/>
+        </w:rPr>
+      </w:pPr>
+      <w:r>
+        <w:rPr>
+          <w:rFonts w:eastAsia="Times New Roman" w:cstheme="minorHAnsi"/>
+          <w:b/>
+          <w:bCs/>
+          <w:lang w:eastAsia="en-IN"/>
+        </w:rPr>
+        <w:t>Interview Rule (Very Important)</w:t>
+      </w:r>
+    </w:p>
+    <w:p>
+      <w:pPr>
+        <w:spacing w:after="0" w:line="240" w:lineRule="auto"/>
+        <w:rPr>
+          <w:rFonts w:eastAsia="Times New Roman" w:cstheme="minorHAnsi"/>
+          <w:lang w:eastAsia="en-IN"/>
+        </w:rPr>
+      </w:pPr>
+      <w:r>
+        <w:rPr>
+          <w:rFonts w:eastAsia="Times New Roman" w:cstheme="minorHAnsi"/>
+          <w:lang w:eastAsia="en-IN"/>
+        </w:rPr>
+        <w:t>If the subquery references the outer query, prefer EXISTS.</w:t>
+      </w:r>
+    </w:p>
+    <w:p>
+      <w:pPr>
+        <w:spacing w:after="0" w:line="240" w:lineRule="auto"/>
+        <w:rPr>
+          <w:rFonts w:eastAsia="Times New Roman" w:cstheme="minorHAnsi"/>
+          <w:lang w:eastAsia="en-IN"/>
+        </w:rPr>
+      </w:pPr>
+      <w:r>
+        <w:rPr>
+          <w:rFonts w:eastAsia="Times New Roman" w:cstheme="minorHAnsi"/>
+          <w:lang w:eastAsia="en-IN"/>
+        </w:rPr>
+        <w:pict>
+          <v:rect id="_x0000_i1072" style="width:0;height:1.5pt" o:hralign="center" o:hrstd="t" o:hr="t" fillcolor="#a0a0a0" stroked="f"/>
+        </w:pict>
+      </w:r>
+    </w:p>
+    <w:p>
+      <w:pPr>
+        <w:spacing w:after="0" w:line="240" w:lineRule="auto"/>
+        <w:outlineLvl w:val="1"/>
+        <w:rPr>
+          <w:rFonts w:eastAsia="Times New Roman" w:cstheme="minorHAnsi"/>
+          <w:b/>
+          <w:bCs/>
+          <w:lang w:eastAsia="en-IN"/>
+        </w:rPr>
+      </w:pPr>
+      <w:r>
+        <w:rPr>
+          <w:rFonts w:eastAsia="Times New Roman" w:cstheme="minorHAnsi"/>
+          <w:b/>
+          <w:bCs/>
+          <w:lang w:eastAsia="en-IN"/>
+        </w:rPr>
+        <w:t>Performance Rule (Beginner Level)</w:t>
+      </w:r>
+    </w:p>
+    <w:p>
+      <w:pPr>
+        <w:numPr>
+          <w:ilvl w:val="0"/>
+          <w:numId w:val="24"/>
+        </w:numPr>
+        <w:spacing w:after="0" w:line="240" w:lineRule="auto"/>
+        <w:rPr>
+          <w:rFonts w:eastAsia="Times New Roman" w:cstheme="minorHAnsi"/>
+          <w:lang w:eastAsia="en-IN"/>
+        </w:rPr>
+      </w:pPr>
+      <w:r>
+        <w:rPr>
+          <w:rFonts w:eastAsia="Times New Roman" w:cstheme="minorHAnsi"/>
+          <w:lang w:eastAsia="en-IN"/>
+        </w:rPr>
+        <w:t xml:space="preserve">IN is fine for </w:t>
+      </w:r>
+      <w:r>
+        <w:rPr>
+          <w:rFonts w:eastAsia="Times New Roman" w:cstheme="minorHAnsi"/>
+          <w:b/>
+          <w:bCs/>
+          <w:lang w:eastAsia="en-IN"/>
+        </w:rPr>
+        <w:t>small datasets</w:t>
+      </w:r>
+    </w:p>
+    <w:p>
+      <w:pPr>
+        <w:numPr>
+          <w:ilvl w:val="0"/>
+          <w:numId w:val="24"/>
+        </w:numPr>
+        <w:spacing w:after="0" w:line="240" w:lineRule="auto"/>
+        <w:rPr>
+          <w:rFonts w:eastAsia="Times New Roman" w:cstheme="minorHAnsi"/>
+          <w:lang w:eastAsia="en-IN"/>
+        </w:rPr>
+      </w:pPr>
+      <w:r>
+        <w:rPr>
+          <w:rFonts w:eastAsia="Times New Roman" w:cstheme="minorHAnsi"/>
+          <w:lang w:eastAsia="en-IN"/>
+        </w:rPr>
+        <w:t xml:space="preserve">EXISTS scales better for </w:t>
+      </w:r>
+      <w:r>
+        <w:rPr>
+          <w:rFonts w:eastAsia="Times New Roman" w:cstheme="minorHAnsi"/>
+          <w:b/>
+          <w:bCs/>
+          <w:lang w:eastAsia="en-IN"/>
+        </w:rPr>
+        <w:t>large datasets</w:t>
+      </w:r>
+    </w:p>
+    <w:p>
+      <w:pPr>
+        <w:numPr>
+          <w:ilvl w:val="0"/>
+          <w:numId w:val="24"/>
+        </w:numPr>
+        <w:spacing w:after="0" w:line="240" w:lineRule="auto"/>
+        <w:rPr>
+          <w:rFonts w:eastAsia="Times New Roman" w:cstheme="minorHAnsi"/>
+          <w:lang w:eastAsia="en-IN"/>
+        </w:rPr>
+      </w:pPr>
+      <w:r>
+        <w:rPr>
+          <w:rFonts w:eastAsia="Times New Roman" w:cstheme="minorHAnsi"/>
+          <w:lang w:eastAsia="en-IN"/>
+        </w:rPr>
+        <w:t>Modern optimizers reduce difference, but concept still tested</w:t>
+      </w:r>
+    </w:p>
+    <w:p>
+      <w:pPr>
+        <w:spacing w:after="0" w:line="240" w:lineRule="auto"/>
+        <w:rPr>
+          <w:rFonts w:eastAsia="Times New Roman" w:cstheme="minorHAnsi"/>
+          <w:lang w:eastAsia="en-IN"/>
+        </w:rPr>
+      </w:pPr>
+      <w:r>
+        <w:rPr>
+          <w:rFonts w:eastAsia="Times New Roman" w:cstheme="minorHAnsi"/>
+          <w:lang w:eastAsia="en-IN"/>
+        </w:rPr>
+        <w:pict>
+          <v:rect id="_x0000_i1073" style="width:0;height:1.5pt" o:hralign="center" o:hrstd="t" o:hr="t" fillcolor="#a0a0a0" stroked="f"/>
+        </w:pict>
+      </w:r>
+    </w:p>
+    <w:p>
+      <w:pPr>
+        <w:spacing w:after="0" w:line="240" w:lineRule="auto"/>
+        <w:outlineLvl w:val="1"/>
+        <w:rPr>
+          <w:rFonts w:eastAsia="Times New Roman" w:cstheme="minorHAnsi"/>
+          <w:b/>
+          <w:bCs/>
+          <w:lang w:eastAsia="en-IN"/>
+        </w:rPr>
+      </w:pPr>
+      <w:r>
+        <w:rPr>
+          <w:rFonts w:eastAsia="Times New Roman" w:cstheme="minorHAnsi"/>
+          <w:b/>
+          <w:bCs/>
+          <w:lang w:eastAsia="en-IN"/>
+        </w:rPr>
+        <w:t>Common Beginner Mistakes</w:t>
+      </w:r>
+    </w:p>
+    <w:p>
+      <w:pPr>
+        <w:numPr>
+          <w:ilvl w:val="0"/>
+          <w:numId w:val="25"/>
+        </w:numPr>
+        <w:spacing w:after="0" w:line="240" w:lineRule="auto"/>
+        <w:rPr>
+          <w:rFonts w:eastAsia="Times New Roman" w:cstheme="minorHAnsi"/>
+          <w:lang w:eastAsia="en-IN"/>
+        </w:rPr>
+      </w:pPr>
+      <w:r>
+        <w:rPr>
+          <w:rFonts w:eastAsia="Times New Roman" w:cstheme="minorHAnsi"/>
+          <w:lang w:eastAsia="en-IN"/>
+        </w:rPr>
+        <w:t>Using IN when subquery returns many rows</w:t>
+      </w:r>
+    </w:p>
+    <w:p>
+      <w:pPr>
+        <w:numPr>
+          <w:ilvl w:val="0"/>
+          <w:numId w:val="25"/>
+        </w:numPr>
+        <w:spacing w:after="0" w:line="240" w:lineRule="auto"/>
+        <w:rPr>
+          <w:rFonts w:eastAsia="Times New Roman" w:cstheme="minorHAnsi"/>
+          <w:lang w:eastAsia="en-IN"/>
+        </w:rPr>
+      </w:pPr>
+      <w:r>
+        <w:rPr>
+          <w:rFonts w:eastAsia="Times New Roman" w:cstheme="minorHAnsi"/>
+          <w:lang w:eastAsia="en-IN"/>
+        </w:rPr>
+        <w:t>Forgetting correlation condition in EXISTS</w:t>
+      </w:r>
+    </w:p>
+    <w:p>
+      <w:pPr>
+        <w:numPr>
+          <w:ilvl w:val="0"/>
+          <w:numId w:val="25"/>
+        </w:numPr>
+        <w:spacing w:after="0" w:line="240" w:lineRule="auto"/>
+        <w:rPr>
+          <w:rFonts w:eastAsia="Times New Roman" w:cstheme="minorHAnsi"/>
+          <w:lang w:eastAsia="en-IN"/>
+        </w:rPr>
+      </w:pPr>
+      <w:r>
+        <w:rPr>
+          <w:rFonts w:eastAsia="Times New Roman" w:cstheme="minorHAnsi"/>
+          <w:lang w:eastAsia="en-IN"/>
+        </w:rPr>
+        <w:t>Expecting EXISTS to return data</w:t>
+      </w:r>
+    </w:p>
+    <w:p>
+      <w:pPr>
+        <w:numPr>
+          <w:ilvl w:val="0"/>
+          <w:numId w:val="25"/>
+        </w:numPr>
+        <w:spacing w:after="0" w:line="240" w:lineRule="auto"/>
+        <w:rPr>
+          <w:rFonts w:eastAsia="Times New Roman" w:cstheme="minorHAnsi"/>
+          <w:lang w:eastAsia="en-IN"/>
+        </w:rPr>
+      </w:pPr>
+      <w:r>
+        <w:rPr>
+          <w:rFonts w:eastAsia="Times New Roman" w:cstheme="minorHAnsi"/>
+          <w:lang w:eastAsia="en-IN"/>
+        </w:rPr>
+        <w:t>Fear of EXISTS syntax (it’s simpler than it looks)</w:t>
+      </w:r>
+    </w:p>
+    <w:p>
+      <w:pPr>
+        <w:spacing w:after="0" w:line="240" w:lineRule="auto"/>
+        <w:rPr>
+          <w:rFonts w:eastAsia="Times New Roman" w:cstheme="minorHAnsi"/>
+          <w:lang w:eastAsia="en-IN"/>
+        </w:rPr>
+      </w:pPr>
+      <w:r>
+        <w:rPr>
+          <w:rFonts w:eastAsia="Times New Roman" w:cstheme="minorHAnsi"/>
+          <w:lang w:eastAsia="en-IN"/>
+        </w:rPr>
+        <w:pict>
+          <v:rect id="_x0000_i1074" style="width:0;height:1.5pt" o:hralign="center" o:hrstd="t" o:hr="t" fillcolor="#a0a0a0" stroked="f"/>
+        </w:pict>
+      </w:r>
+    </w:p>
+    <w:p>
+      <w:pPr>
+        <w:spacing w:after="0" w:line="240" w:lineRule="auto"/>
+        <w:outlineLvl w:val="1"/>
+        <w:rPr>
+          <w:rFonts w:eastAsia="Times New Roman" w:cstheme="minorHAnsi"/>
+          <w:b/>
+          <w:bCs/>
+          <w:lang w:eastAsia="en-IN"/>
+        </w:rPr>
+      </w:pPr>
+      <w:r>
+        <w:rPr>
+          <w:rFonts w:eastAsia="Times New Roman" w:cstheme="minorHAnsi"/>
+          <w:b/>
+          <w:bCs/>
+          <w:lang w:eastAsia="en-IN"/>
+        </w:rPr>
+        <w:t>Interview One-Line Answer</w:t>
+      </w:r>
+    </w:p>
+    <w:p>
+      <w:pPr>
+        <w:spacing w:after="0" w:line="240" w:lineRule="auto"/>
+        <w:rPr>
+          <w:rFonts w:eastAsia="Times New Roman" w:cstheme="minorHAnsi"/>
+          <w:lang w:eastAsia="en-IN"/>
+        </w:rPr>
+      </w:pPr>
+      <w:r>
+        <w:rPr>
+          <w:rFonts w:eastAsia="Times New Roman" w:cstheme="minorHAnsi"/>
+          <w:lang w:eastAsia="en-IN"/>
+        </w:rPr>
+        <w:t>IN compares a value against a list returned by a subquery, while EXISTS checks whether the subquery returns any row for the current outer query row.</w:t>
+      </w:r>
+    </w:p>
+    <w:p>
+      <w:pPr>
+        <w:spacing w:after="0" w:line="240" w:lineRule="auto"/>
+        <w:rPr>
+          <w:rFonts w:eastAsia="Times New Roman" w:cstheme="minorHAnsi"/>
+          <w:lang w:eastAsia="en-IN"/>
+        </w:rPr>
+      </w:pPr>
+      <w:r>
+        <w:rPr>
+          <w:rFonts w:eastAsia="Times New Roman" w:cstheme="minorHAnsi"/>
+          <w:lang w:eastAsia="en-IN"/>
+        </w:rPr>
+        <w:pict>
+          <v:rect id="_x0000_i1075" style="width:0;height:1.5pt" o:hralign="center" o:hrstd="t" o:hr="t" fillcolor="#a0a0a0" stroked="f"/>
+        </w:pict>
+      </w:r>
+    </w:p>
+    <w:p>
+      <w:pPr>
+        <w:spacing w:after="0" w:line="240" w:lineRule="auto"/>
+        <w:outlineLvl w:val="0"/>
+        <w:rPr>
+          <w:rFonts w:eastAsia="Times New Roman" w:cstheme="minorHAnsi"/>
+          <w:b/>
+          <w:bCs/>
+          <w:noProof/>
+          <w:kern w:val="36"/>
+          <w:lang w:eastAsia="en-IN"/>
+        </w:rPr>
+      </w:pPr>
+      <w:r>
+        <w:rPr>
+          <w:rFonts w:eastAsia="Times New Roman" w:cstheme="minorHAnsi"/>
+          <w:b/>
+          <w:bCs/>
+          <w:noProof/>
+          <w:kern w:val="36"/>
+          <w:lang w:eastAsia="en-IN"/>
+        </w:rPr>
+        <w:t>Subquery vs JOIN (Beginner Comparison)</w:t>
+      </w:r>
+    </w:p>
+    <w:p>
+      <w:pPr>
+        <w:spacing w:after="0" w:line="240" w:lineRule="auto"/>
+        <w:outlineLvl w:val="1"/>
+        <w:rPr>
+          <w:rFonts w:eastAsia="Times New Roman" w:cstheme="minorHAnsi"/>
+          <w:b/>
+          <w:bCs/>
+          <w:noProof/>
+          <w:lang w:eastAsia="en-IN"/>
+        </w:rPr>
+      </w:pPr>
+      <w:r>
+        <w:rPr>
+          <w:rFonts w:eastAsia="Times New Roman" w:cstheme="minorHAnsi"/>
+          <w:b/>
+          <w:bCs/>
+          <w:noProof/>
+          <w:lang w:eastAsia="en-IN"/>
+        </w:rPr>
+        <w:t>Same Problem Using JOIN</w:t>
       </w:r>
     </w:p>
     <w:p>
@@ -11155,15 +10912,17 @@
         <w:spacing w:after="0" w:line="240" w:lineRule="auto"/>
         <w:rPr>
           <w:rFonts w:eastAsia="Times New Roman" w:cstheme="minorHAnsi"/>
-          <w:lang w:eastAsia="en-IN"/>
-        </w:rPr>
-      </w:pPr>
-      <w:r>
-        <w:rPr>
-          <w:rFonts w:eastAsia="Times New Roman" w:cstheme="minorHAnsi"/>
-          <w:lang w:eastAsia="en-IN"/>
-        </w:rPr>
-        <w:t>JOIN orders o</w:t>
+          <w:noProof/>
+          <w:lang w:eastAsia="en-IN"/>
+        </w:rPr>
+      </w:pPr>
+      <w:r>
+        <w:rPr>
+          <w:rFonts w:eastAsia="Times New Roman" w:cstheme="minorHAnsi"/>
+          <w:noProof/>
+          <w:lang w:eastAsia="en-IN"/>
+        </w:rPr>
+        <w:t>SELECT DISTINCT c.*</w:t>
       </w:r>
     </w:p>
     <w:p>
@@ -11189,47 +10948,89 @@
         <w:spacing w:after="0" w:line="240" w:lineRule="auto"/>
         <w:rPr>
           <w:rFonts w:eastAsia="Times New Roman" w:cstheme="minorHAnsi"/>
-          <w:lang w:eastAsia="en-IN"/>
-        </w:rPr>
-      </w:pPr>
-      <w:r>
-        <w:rPr>
-          <w:rFonts w:eastAsia="Times New Roman" w:cstheme="minorHAnsi"/>
-          <w:lang w:eastAsia="en-IN"/>
-        </w:rPr>
-        <w:t xml:space="preserve">  ON </w:t>
-      </w:r>
-      <w:proofErr w:type="spellStart"/>
-      <w:r>
-        <w:rPr>
-          <w:rFonts w:eastAsia="Times New Roman" w:cstheme="minorHAnsi"/>
-          <w:lang w:eastAsia="en-IN"/>
-        </w:rPr>
-        <w:t>c.customer_id</w:t>
-      </w:r>
-      <w:proofErr w:type="spellEnd"/>
-      <w:r>
-        <w:rPr>
-          <w:rFonts w:eastAsia="Times New Roman" w:cstheme="minorHAnsi"/>
-          <w:lang w:eastAsia="en-IN"/>
-        </w:rPr>
-        <w:t xml:space="preserve"> = </w:t>
-      </w:r>
-      <w:proofErr w:type="spellStart"/>
-      <w:r>
-        <w:rPr>
-          <w:rFonts w:eastAsia="Times New Roman" w:cstheme="minorHAnsi"/>
-          <w:lang w:eastAsia="en-IN"/>
-        </w:rPr>
-        <w:t>o.customer_id</w:t>
-      </w:r>
-      <w:proofErr w:type="spellEnd"/>
-      <w:r>
-        <w:rPr>
-          <w:rFonts w:eastAsia="Times New Roman" w:cstheme="minorHAnsi"/>
-          <w:lang w:eastAsia="en-IN"/>
-        </w:rPr>
-        <w:t>;</w:t>
+          <w:noProof/>
+          <w:lang w:eastAsia="en-IN"/>
+        </w:rPr>
+      </w:pPr>
+      <w:r>
+        <w:rPr>
+          <w:rFonts w:eastAsia="Times New Roman" w:cstheme="minorHAnsi"/>
+          <w:noProof/>
+          <w:lang w:eastAsia="en-IN"/>
+        </w:rPr>
+        <w:t>FROM customers c</w:t>
+      </w:r>
+    </w:p>
+    <w:p>
+      <w:pPr>
+        <w:tabs>
+          <w:tab w:val="left" w:pos="916"/>
+          <w:tab w:val="left" w:pos="1832"/>
+          <w:tab w:val="left" w:pos="2748"/>
+          <w:tab w:val="left" w:pos="3664"/>
+          <w:tab w:val="left" w:pos="4580"/>
+          <w:tab w:val="left" w:pos="5496"/>
+          <w:tab w:val="left" w:pos="6412"/>
+          <w:tab w:val="left" w:pos="7328"/>
+          <w:tab w:val="left" w:pos="8244"/>
+          <w:tab w:val="left" w:pos="9160"/>
+          <w:tab w:val="left" w:pos="10076"/>
+          <w:tab w:val="left" w:pos="10992"/>
+          <w:tab w:val="left" w:pos="11908"/>
+          <w:tab w:val="left" w:pos="12824"/>
+          <w:tab w:val="left" w:pos="13740"/>
+          <w:tab w:val="left" w:pos="14656"/>
+        </w:tabs>
+        <w:spacing w:after="0" w:line="240" w:lineRule="auto"/>
+        <w:rPr>
+          <w:rFonts w:eastAsia="Times New Roman" w:cstheme="minorHAnsi"/>
+          <w:noProof/>
+          <w:lang w:eastAsia="en-IN"/>
+        </w:rPr>
+      </w:pPr>
+      <w:r>
+        <w:rPr>
+          <w:rFonts w:eastAsia="Times New Roman" w:cstheme="minorHAnsi"/>
+          <w:noProof/>
+          <w:lang w:eastAsia="en-IN"/>
+        </w:rPr>
+        <w:t>JOIN orders o</w:t>
+      </w:r>
+    </w:p>
+    <w:p>
+      <w:pPr>
+        <w:tabs>
+          <w:tab w:val="left" w:pos="916"/>
+          <w:tab w:val="left" w:pos="1832"/>
+          <w:tab w:val="left" w:pos="2748"/>
+          <w:tab w:val="left" w:pos="3664"/>
+          <w:tab w:val="left" w:pos="4580"/>
+          <w:tab w:val="left" w:pos="5496"/>
+          <w:tab w:val="left" w:pos="6412"/>
+          <w:tab w:val="left" w:pos="7328"/>
+          <w:tab w:val="left" w:pos="8244"/>
+          <w:tab w:val="left" w:pos="9160"/>
+          <w:tab w:val="left" w:pos="10076"/>
+          <w:tab w:val="left" w:pos="10992"/>
+          <w:tab w:val="left" w:pos="11908"/>
+          <w:tab w:val="left" w:pos="12824"/>
+          <w:tab w:val="left" w:pos="13740"/>
+          <w:tab w:val="left" w:pos="14656"/>
+        </w:tabs>
+        <w:spacing w:after="0" w:line="240" w:lineRule="auto"/>
+        <w:rPr>
+          <w:rFonts w:eastAsia="Times New Roman" w:cstheme="minorHAnsi"/>
+          <w:noProof/>
+          <w:lang w:eastAsia="en-IN"/>
+        </w:rPr>
+      </w:pPr>
+      <w:r>
+        <w:rPr>
+          <w:rFonts w:eastAsia="Times New Roman" w:cstheme="minorHAnsi"/>
+          <w:noProof/>
+          <w:lang w:eastAsia="en-IN"/>
+        </w:rPr>
+        <w:t xml:space="preserve">  ON c.customer_id = o.customer_id;</w:t>
       </w:r>
     </w:p>
     <w:p>
@@ -11707,6 +11508,7 @@
           <w:kern w:val="36"/>
           <w:lang w:eastAsia="en-IN"/>
         </w:rPr>
+        <w:lastRenderedPageBreak/>
         <w:t xml:space="preserve">What Can Be Used in a Correlated Subquery (Apart from </w:t>
       </w:r>
       <w:r>
@@ -11778,8 +11580,6 @@
         </w:rPr>
         <w:t>The inner query refers to a column from the outer query.</w:t>
       </w:r>
-      <w:bookmarkStart w:id="0" w:name="_GoBack"/>
-      <w:bookmarkEnd w:id="0"/>
     </w:p>
     <w:p>
       <w:pPr>
@@ -11828,7 +11628,6 @@
           <w:rFonts w:eastAsia="Times New Roman" w:cstheme="minorHAnsi"/>
           <w:lang w:eastAsia="en-IN"/>
         </w:rPr>
-        <w:lastRenderedPageBreak/>
         <w:pict>
           <v:rect id="_x0000_i1079" style="width:0;height:1.5pt" o:hralign="center" o:hrstd="t" o:hr="t" fillcolor="#a0a0a0" stroked="f"/>
         </w:pict>
@@ -12647,6 +12446,7 @@
           <w:rFonts w:eastAsia="Times New Roman" w:cstheme="minorHAnsi"/>
           <w:lang w:eastAsia="en-IN"/>
         </w:rPr>
+        <w:lastRenderedPageBreak/>
         <w:t xml:space="preserve">Used when subquery returns </w:t>
       </w:r>
       <w:r>
@@ -12938,7 +12738,6 @@
           <w:rFonts w:eastAsia="Times New Roman" w:cstheme="minorHAnsi"/>
           <w:lang w:eastAsia="en-IN"/>
         </w:rPr>
-        <w:lastRenderedPageBreak/>
         <w:t>);</w:t>
       </w:r>
     </w:p>
@@ -13759,6 +13558,7 @@
           <w:rFonts w:eastAsia="Times New Roman" w:cstheme="minorHAnsi"/>
           <w:lang w:eastAsia="en-IN"/>
         </w:rPr>
+        <w:lastRenderedPageBreak/>
         <w:t xml:space="preserve">    ) AS </w:t>
       </w:r>
       <w:proofErr w:type="spellStart"/>
@@ -13932,7 +13732,6 @@
           <w:rFonts w:eastAsia="Times New Roman" w:cstheme="minorHAnsi"/>
           <w:lang w:eastAsia="en-IN"/>
         </w:rPr>
-        <w:lastRenderedPageBreak/>
         <w:t>SELECT department</w:t>
       </w:r>
     </w:p>
@@ -15070,6 +14869,7 @@
           <w:rFonts w:eastAsia="Times New Roman" w:cstheme="minorHAnsi"/>
           <w:lang w:eastAsia="en-IN"/>
         </w:rPr>
+        <w:lastRenderedPageBreak/>
         <w:pict>
           <v:rect id="_x0000_i1088" style="width:0;height:1.5pt" o:hralign="center" o:hrstd="t" o:hr="t" fillcolor="#a0a0a0" stroked="f"/>
         </w:pict>
